--- a/Especializacion/Evaluaciones/2026-2/Fichas de evaluacion/00 - Indice y agenda de sustentaciones.docx
+++ b/Especializacion/Evaluaciones/2026-2/Fichas de evaluacion/00 - Indice y agenda de sustentaciones.docx
@@ -268,7 +268,443 @@
           <w:color w:val="2B2B2B"/>
           <w:sz w:val="21"/>
         </w:rPr>
-        <w:t>Este archivo es el mapa, no el territorio. Lo que sustenta cada pregunta —el resumen del proyecto, la evidencia por objetivo, las fortalezas, los huecos con página, las preguntas condicionales y los umbrales de nota— está en la ficha de cada grupo, un archivo por grupo en esta misma carpeta.</w:t>
+        <w:t xml:space="preserve">Este archivo es el mapa, no el territorio. Lo que sustenta cada pregunta —el resumen del proyecto, la evidencia por objetivo, las fortalezas, los huecos con página, las preguntas condicionales y los umbrales de nota— está en la ficha de cada grupo, y cada grupo tiene </w:t>
+      </w:r>
+      <w:r>
+        <w:rPr>
+          <w:rFonts w:ascii="Calibri" w:hAnsi="Calibri"/>
+          <w:b/>
+          <w:i/>
+          <w:color w:val="2B2B2B"/>
+          <w:sz w:val="21"/>
+        </w:rPr>
+        <w:t>su propia subcarpeta</w:t>
+      </w:r>
+      <w:r>
+        <w:rPr>
+          <w:rFonts w:ascii="Calibri" w:hAnsi="Calibri"/>
+          <w:b w:val="0"/>
+          <w:i/>
+          <w:color w:val="2B2B2B"/>
+          <w:sz w:val="21"/>
+        </w:rPr>
+        <w:t xml:space="preserve"> en esta carpeta, nombrada por el </w:t>
+      </w:r>
+      <w:r>
+        <w:rPr>
+          <w:rFonts w:ascii="Calibri" w:hAnsi="Calibri"/>
+          <w:b/>
+          <w:i/>
+          <w:color w:val="2B2B2B"/>
+          <w:sz w:val="21"/>
+        </w:rPr>
+        <w:t>orden de sustentación</w:t>
+      </w:r>
+      <w:r>
+        <w:rPr>
+          <w:rFonts w:ascii="Calibri" w:hAnsi="Calibri"/>
+          <w:b w:val="0"/>
+          <w:i/>
+          <w:color w:val="2B2B2B"/>
+          <w:sz w:val="21"/>
+        </w:rPr>
+        <w:t xml:space="preserve">: </w:t>
+      </w:r>
+      <w:r>
+        <w:rPr>
+          <w:rFonts w:ascii="Consolas" w:hAnsi="Consolas"/>
+          <w:i/>
+          <w:color w:val="111111"/>
+          <w:sz w:val="20"/>
+        </w:rPr>
+        <w:t>01 - G-001 - …</w:t>
+      </w:r>
+      <w:r>
+        <w:rPr>
+          <w:rFonts w:ascii="Calibri" w:hAnsi="Calibri"/>
+          <w:b w:val="0"/>
+          <w:i/>
+          <w:color w:val="2B2B2B"/>
+          <w:sz w:val="21"/>
+        </w:rPr>
+        <w:t xml:space="preserve"> hasta </w:t>
+      </w:r>
+      <w:r>
+        <w:rPr>
+          <w:rFonts w:ascii="Consolas" w:hAnsi="Consolas"/>
+          <w:i/>
+          <w:color w:val="111111"/>
+          <w:sz w:val="20"/>
+        </w:rPr>
+        <w:t>13 - G-013 - …</w:t>
+      </w:r>
+      <w:r>
+        <w:rPr>
+          <w:rFonts w:ascii="Calibri" w:hAnsi="Calibri"/>
+          <w:b w:val="0"/>
+          <w:i/>
+          <w:color w:val="2B2B2B"/>
+          <w:sz w:val="21"/>
+        </w:rPr>
+        <w:t>. El orden alfabético del explorador es el orden en que van a sustentar.</w:t>
+      </w:r>
+    </w:p>
+    <w:p>
+      <w:pPr>
+        <w:ind w:left="432"/>
+        <w:shd w:val="clear" w:fill="E8F5EC"/>
+      </w:pPr>
+    </w:p>
+    <w:p>
+      <w:pPr>
+        <w:ind w:left="432"/>
+        <w:shd w:val="clear" w:fill="E8F5EC"/>
+      </w:pPr>
+      <w:r>
+        <w:rPr>
+          <w:rFonts w:ascii="Calibri" w:hAnsi="Calibri"/>
+          <w:b/>
+          <w:i/>
+          <w:color w:val="2B2B2B"/>
+          <w:sz w:val="21"/>
+        </w:rPr>
+        <w:t>Dentro de cada subcarpeta, siempre los mismos cuatro nombres, numerados por el orden en que se usan:</w:t>
+      </w:r>
+    </w:p>
+    <w:p>
+      <w:pPr>
+        <w:ind w:left="432"/>
+        <w:shd w:val="clear" w:fill="E8F5EC"/>
+      </w:pPr>
+    </w:p>
+    <w:p>
+      <w:pPr>
+        <w:ind w:left="432"/>
+        <w:shd w:val="clear" w:fill="E8F5EC"/>
+      </w:pPr>
+      <w:r>
+        <w:rPr>
+          <w:rFonts w:ascii="Calibri" w:hAnsi="Calibri"/>
+          <w:b w:val="0"/>
+          <w:i/>
+          <w:color w:val="2B2B2B"/>
+          <w:sz w:val="21"/>
+        </w:rPr>
+        <w:t>| Archivo | Cuándo | Para qué |</w:t>
+      </w:r>
+    </w:p>
+    <w:p>
+      <w:pPr>
+        <w:ind w:left="432"/>
+        <w:shd w:val="clear" w:fill="E8F5EC"/>
+      </w:pPr>
+      <w:r>
+        <w:rPr>
+          <w:rFonts w:ascii="Calibri" w:hAnsi="Calibri"/>
+          <w:b w:val="0"/>
+          <w:i/>
+          <w:color w:val="2B2B2B"/>
+          <w:sz w:val="21"/>
+        </w:rPr>
+        <w:t>|---|---|---|</w:t>
+      </w:r>
+    </w:p>
+    <w:p>
+      <w:pPr>
+        <w:ind w:left="432"/>
+        <w:shd w:val="clear" w:fill="E8F5EC"/>
+      </w:pPr>
+      <w:r>
+        <w:rPr>
+          <w:rFonts w:ascii="Calibri" w:hAnsi="Calibri"/>
+          <w:b w:val="0"/>
+          <w:i/>
+          <w:color w:val="2B2B2B"/>
+          <w:sz w:val="21"/>
+        </w:rPr>
+        <w:t xml:space="preserve">| </w:t>
+      </w:r>
+      <w:r>
+        <w:rPr>
+          <w:rFonts w:ascii="Consolas" w:hAnsi="Consolas"/>
+          <w:i/>
+          <w:color w:val="111111"/>
+          <w:sz w:val="20"/>
+        </w:rPr>
+        <w:t>1 - Ficha de preparacion.md</w:t>
+      </w:r>
+      <w:r>
+        <w:rPr>
+          <w:rFonts w:ascii="Calibri" w:hAnsi="Calibri"/>
+          <w:b w:val="0"/>
+          <w:i/>
+          <w:color w:val="2B2B2B"/>
+          <w:sz w:val="21"/>
+        </w:rPr>
+        <w:t xml:space="preserve"> / </w:t>
+      </w:r>
+      <w:r>
+        <w:rPr>
+          <w:rFonts w:ascii="Consolas" w:hAnsi="Consolas"/>
+          <w:i/>
+          <w:color w:val="111111"/>
+          <w:sz w:val="20"/>
+        </w:rPr>
+        <w:t>.docx</w:t>
+      </w:r>
+      <w:r>
+        <w:rPr>
+          <w:rFonts w:ascii="Calibri" w:hAnsi="Calibri"/>
+          <w:b w:val="0"/>
+          <w:i/>
+          <w:color w:val="2B2B2B"/>
+          <w:sz w:val="21"/>
+        </w:rPr>
+        <w:t xml:space="preserve"> | los 5 minutos </w:t>
+      </w:r>
+      <w:r>
+        <w:rPr>
+          <w:rFonts w:ascii="Calibri" w:hAnsi="Calibri"/>
+          <w:b/>
+          <w:i/>
+          <w:color w:val="2B2B2B"/>
+          <w:sz w:val="21"/>
+        </w:rPr>
+        <w:t>antes</w:t>
+      </w:r>
+      <w:r>
+        <w:rPr>
+          <w:rFonts w:ascii="Calibri" w:hAnsi="Calibri"/>
+          <w:b w:val="0"/>
+          <w:i/>
+          <w:color w:val="2B2B2B"/>
+          <w:sz w:val="21"/>
+        </w:rPr>
+        <w:t xml:space="preserve"> del turno | las 8 secciones de siempre: resumen, huecos con página, preguntas, umbrales. No se escribe en ella |</w:t>
+      </w:r>
+    </w:p>
+    <w:p>
+      <w:pPr>
+        <w:ind w:left="432"/>
+        <w:shd w:val="clear" w:fill="E8F5EC"/>
+      </w:pPr>
+      <w:r>
+        <w:rPr>
+          <w:rFonts w:ascii="Calibri" w:hAnsi="Calibri"/>
+          <w:b w:val="0"/>
+          <w:i/>
+          <w:color w:val="2B2B2B"/>
+          <w:sz w:val="21"/>
+        </w:rPr>
+        <w:t xml:space="preserve">| </w:t>
+      </w:r>
+      <w:r>
+        <w:rPr>
+          <w:rFonts w:ascii="Consolas" w:hAnsi="Consolas"/>
+          <w:i/>
+          <w:color w:val="111111"/>
+          <w:sz w:val="20"/>
+        </w:rPr>
+        <w:t>2 - Hoja de respuestas.md</w:t>
+      </w:r>
+      <w:r>
+        <w:rPr>
+          <w:rFonts w:ascii="Calibri" w:hAnsi="Calibri"/>
+          <w:b w:val="0"/>
+          <w:i/>
+          <w:color w:val="2B2B2B"/>
+          <w:sz w:val="21"/>
+        </w:rPr>
+        <w:t xml:space="preserve"> / </w:t>
+      </w:r>
+      <w:r>
+        <w:rPr>
+          <w:rFonts w:ascii="Consolas" w:hAnsi="Consolas"/>
+          <w:i/>
+          <w:color w:val="111111"/>
+          <w:sz w:val="20"/>
+        </w:rPr>
+        <w:t>.docx</w:t>
+      </w:r>
+      <w:r>
+        <w:rPr>
+          <w:rFonts w:ascii="Calibri" w:hAnsi="Calibri"/>
+          <w:b w:val="0"/>
+          <w:i/>
+          <w:color w:val="2B2B2B"/>
+          <w:sz w:val="21"/>
+        </w:rPr>
+        <w:t xml:space="preserve"> | </w:t>
+      </w:r>
+      <w:r>
+        <w:rPr>
+          <w:rFonts w:ascii="Calibri" w:hAnsi="Calibri"/>
+          <w:b/>
+          <w:i/>
+          <w:color w:val="2B2B2B"/>
+          <w:sz w:val="21"/>
+        </w:rPr>
+        <w:t>en sala</w:t>
+      </w:r>
+      <w:r>
+        <w:rPr>
+          <w:rFonts w:ascii="Calibri" w:hAnsi="Calibri"/>
+          <w:b w:val="0"/>
+          <w:i/>
+          <w:color w:val="2B2B2B"/>
+          <w:sz w:val="21"/>
+        </w:rPr>
+        <w:t xml:space="preserve">, los 20 minutos | lo único que hay que tener delante: las 3 preguntas de esa ficha ya impresas, con casillas y huecos. </w:t>
+      </w:r>
+      <w:r>
+        <w:rPr>
+          <w:rFonts w:ascii="Calibri" w:hAnsi="Calibri"/>
+          <w:b/>
+          <w:i/>
+          <w:color w:val="2B2B2B"/>
+          <w:sz w:val="21"/>
+        </w:rPr>
+        <w:t>Se llena a mano</w:t>
+      </w:r>
+      <w:r>
+        <w:rPr>
+          <w:rFonts w:ascii="Calibri" w:hAnsi="Calibri"/>
+          <w:b w:val="0"/>
+          <w:i/>
+          <w:color w:val="2B2B2B"/>
+          <w:sz w:val="21"/>
+        </w:rPr>
+        <w:t xml:space="preserve"> |</w:t>
+      </w:r>
+    </w:p>
+    <w:p>
+      <w:pPr>
+        <w:ind w:left="432"/>
+        <w:shd w:val="clear" w:fill="E8F5EC"/>
+      </w:pPr>
+      <w:r>
+        <w:rPr>
+          <w:rFonts w:ascii="Calibri" w:hAnsi="Calibri"/>
+          <w:b w:val="0"/>
+          <w:i/>
+          <w:color w:val="2B2B2B"/>
+          <w:sz w:val="21"/>
+        </w:rPr>
+        <w:t xml:space="preserve">| </w:t>
+      </w:r>
+      <w:r>
+        <w:rPr>
+          <w:rFonts w:ascii="Consolas" w:hAnsi="Consolas"/>
+          <w:i/>
+          <w:color w:val="111111"/>
+          <w:sz w:val="20"/>
+        </w:rPr>
+        <w:t>3 - Transcripcion.md</w:t>
+      </w:r>
+      <w:r>
+        <w:rPr>
+          <w:rFonts w:ascii="Calibri" w:hAnsi="Calibri"/>
+          <w:b w:val="0"/>
+          <w:i/>
+          <w:color w:val="2B2B2B"/>
+          <w:sz w:val="21"/>
+        </w:rPr>
+        <w:t xml:space="preserve"> | </w:t>
+      </w:r>
+      <w:r>
+        <w:rPr>
+          <w:rFonts w:ascii="Calibri" w:hAnsi="Calibri"/>
+          <w:b/>
+          <w:i/>
+          <w:color w:val="2B2B2B"/>
+          <w:sz w:val="21"/>
+        </w:rPr>
+        <w:t>si</w:t>
+      </w:r>
+      <w:r>
+        <w:rPr>
+          <w:rFonts w:ascii="Calibri" w:hAnsi="Calibri"/>
+          <w:b w:val="0"/>
+          <w:i/>
+          <w:color w:val="2B2B2B"/>
+          <w:sz w:val="21"/>
+        </w:rPr>
+        <w:t xml:space="preserve"> llega la transcripción de la llamada | donde se pega. </w:t>
+      </w:r>
+      <w:r>
+        <w:rPr>
+          <w:rFonts w:ascii="Calibri" w:hAnsi="Calibri"/>
+          <w:b/>
+          <w:i/>
+          <w:color w:val="2B2B2B"/>
+          <w:sz w:val="21"/>
+        </w:rPr>
+        <w:t>Fuera de git</w:t>
+      </w:r>
+      <w:r>
+        <w:rPr>
+          <w:rFonts w:ascii="Calibri" w:hAnsi="Calibri"/>
+          <w:b w:val="0"/>
+          <w:i/>
+          <w:color w:val="2B2B2B"/>
+          <w:sz w:val="21"/>
+        </w:rPr>
+        <w:t xml:space="preserve"> (voz y nombres de estudiantes) |</w:t>
+      </w:r>
+    </w:p>
+    <w:p>
+      <w:pPr>
+        <w:ind w:left="432"/>
+        <w:shd w:val="clear" w:fill="E8F5EC"/>
+      </w:pPr>
+      <w:r>
+        <w:rPr>
+          <w:rFonts w:ascii="Calibri" w:hAnsi="Calibri"/>
+          <w:b w:val="0"/>
+          <w:i/>
+          <w:color w:val="2B2B2B"/>
+          <w:sz w:val="21"/>
+        </w:rPr>
+        <w:t xml:space="preserve">| </w:t>
+      </w:r>
+      <w:r>
+        <w:rPr>
+          <w:rFonts w:ascii="Consolas" w:hAnsi="Consolas"/>
+          <w:i/>
+          <w:color w:val="111111"/>
+          <w:sz w:val="20"/>
+        </w:rPr>
+        <w:t>4 - Evaluacion.md</w:t>
+      </w:r>
+      <w:r>
+        <w:rPr>
+          <w:rFonts w:ascii="Calibri" w:hAnsi="Calibri"/>
+          <w:b w:val="0"/>
+          <w:i/>
+          <w:color w:val="2B2B2B"/>
+          <w:sz w:val="21"/>
+        </w:rPr>
+        <w:t xml:space="preserve"> | </w:t>
+      </w:r>
+      <w:r>
+        <w:rPr>
+          <w:rFonts w:ascii="Calibri" w:hAnsi="Calibri"/>
+          <w:b/>
+          <w:i/>
+          <w:color w:val="2B2B2B"/>
+          <w:sz w:val="21"/>
+        </w:rPr>
+        <w:t>después</w:t>
+      </w:r>
+      <w:r>
+        <w:rPr>
+          <w:rFonts w:ascii="Calibri" w:hAnsi="Calibri"/>
+          <w:b w:val="0"/>
+          <w:i/>
+          <w:color w:val="2B2B2B"/>
+          <w:sz w:val="21"/>
+        </w:rPr>
+        <w:t xml:space="preserve"> | la evaluación criterio por criterio con la rúbrica de Proyecto II · ACA 3; la escribe el agente, la nota la pone el jurado |</w:t>
       </w:r>
     </w:p>
     <w:p>
@@ -1342,7 +1778,7 @@
           <w:color w:val="2B2B2B"/>
           <w:sz w:val="22"/>
         </w:rPr>
-        <w:t xml:space="preserve">*Ficha: </w:t>
+        <w:t xml:space="preserve">*Carpeta: </w:t>
       </w:r>
       <w:r>
         <w:rPr>
@@ -1350,7 +1786,7 @@
           <w:color w:val="111111"/>
           <w:sz w:val="21"/>
         </w:rPr>
-        <w:t>26ET2-G-001 - Sistema agropecuario TuFinca con chatbot.md</w:t>
+        <w:t>01 - G-001 - Sistema agropecuario TuFinca con chatbot/</w:t>
       </w:r>
       <w:r>
         <w:rPr>
@@ -1442,7 +1878,7 @@
           <w:color w:val="2B2B2B"/>
           <w:sz w:val="22"/>
         </w:rPr>
-        <w:t xml:space="preserve">*Ficha: </w:t>
+        <w:t xml:space="preserve">*Carpeta: </w:t>
       </w:r>
       <w:r>
         <w:rPr>
@@ -1450,7 +1886,7 @@
           <w:color w:val="111111"/>
           <w:sz w:val="21"/>
         </w:rPr>
-        <w:t>26ET2-G-002 - Plataforma turistica PWA Rivera Huila.md</w:t>
+        <w:t>02 - G-002 - Plataforma turistica PWA Rivera Huila/</w:t>
       </w:r>
       <w:r>
         <w:rPr>
@@ -1562,7 +1998,7 @@
           <w:color w:val="2B2B2B"/>
           <w:sz w:val="22"/>
         </w:rPr>
-        <w:t xml:space="preserve">*Ficha: </w:t>
+        <w:t xml:space="preserve">*Carpeta: </w:t>
       </w:r>
       <w:r>
         <w:rPr>
@@ -1570,7 +2006,7 @@
           <w:color w:val="111111"/>
           <w:sz w:val="21"/>
         </w:rPr>
-        <w:t>26ET2-G-003 - Modernizacion archivo municipal San Francisco.md</w:t>
+        <w:t>03 - G-003 - Modernizacion archivo municipal San Francisco/</w:t>
       </w:r>
       <w:r>
         <w:rPr>
@@ -1681,7 +2117,7 @@
           <w:color w:val="2B2B2B"/>
           <w:sz w:val="22"/>
         </w:rPr>
-        <w:t xml:space="preserve">*Ficha: </w:t>
+        <w:t xml:space="preserve">*Carpeta: </w:t>
       </w:r>
       <w:r>
         <w:rPr>
@@ -1689,7 +2125,7 @@
           <w:color w:val="111111"/>
           <w:sz w:val="21"/>
         </w:rPr>
-        <w:t>26ET2-G-004 - Gestion del cambio en seguridad electronica.md</w:t>
+        <w:t>04 - G-004 - Gestion del cambio en seguridad electronica/</w:t>
       </w:r>
       <w:r>
         <w:rPr>
@@ -1781,7 +2217,7 @@
           <w:color w:val="2B2B2B"/>
           <w:sz w:val="22"/>
         </w:rPr>
-        <w:t xml:space="preserve">*Ficha: </w:t>
+        <w:t xml:space="preserve">*Carpeta: </w:t>
       </w:r>
       <w:r>
         <w:rPr>
@@ -1789,7 +2225,7 @@
           <w:color w:val="111111"/>
           <w:sz w:val="21"/>
         </w:rPr>
-        <w:t>26ET2-G-005 - Prediccion de fallas SCADA-OMS-GIS en CENS.md</w:t>
+        <w:t>05 - G-005 - Prediccion de fallas SCADA-OMS-GIS en CENS/</w:t>
       </w:r>
       <w:r>
         <w:rPr>
@@ -1881,7 +2317,7 @@
           <w:color w:val="2B2B2B"/>
           <w:sz w:val="22"/>
         </w:rPr>
-        <w:t xml:space="preserve">*Ficha: </w:t>
+        <w:t xml:space="preserve">*Carpeta: </w:t>
       </w:r>
       <w:r>
         <w:rPr>
@@ -1889,7 +2325,7 @@
           <w:color w:val="111111"/>
           <w:sz w:val="21"/>
         </w:rPr>
-        <w:t>26ET2-G-006 - Sistema web de licitaciones Agroindustrial Palma.md</w:t>
+        <w:t>06 - G-006 - Sistema web de licitaciones Agroindustrial Palma/</w:t>
       </w:r>
       <w:r>
         <w:rPr>
@@ -1981,7 +2417,7 @@
           <w:color w:val="2B2B2B"/>
           <w:sz w:val="22"/>
         </w:rPr>
-        <w:t xml:space="preserve">*Ficha: </w:t>
+        <w:t xml:space="preserve">*Carpeta: </w:t>
       </w:r>
       <w:r>
         <w:rPr>
@@ -1989,7 +2425,7 @@
           <w:color w:val="111111"/>
           <w:sz w:val="21"/>
         </w:rPr>
-        <w:t>26ET2-G-007 - Diagnostico de madurez digital en pymes.md</w:t>
+        <w:t>07 - G-007 - Diagnostico de madurez digital en pymes/</w:t>
       </w:r>
       <w:r>
         <w:rPr>
@@ -2081,7 +2517,7 @@
           <w:color w:val="2B2B2B"/>
           <w:sz w:val="22"/>
         </w:rPr>
-        <w:t xml:space="preserve">*Ficha: </w:t>
+        <w:t xml:space="preserve">*Carpeta: </w:t>
       </w:r>
       <w:r>
         <w:rPr>
@@ -2089,7 +2525,7 @@
           <w:color w:val="111111"/>
           <w:sz w:val="21"/>
         </w:rPr>
-        <w:t>26ET2-G-008 - Modelo conceptual energia solar rural.md</w:t>
+        <w:t>08 - G-008 - Modelo conceptual energia solar rural/</w:t>
       </w:r>
       <w:r>
         <w:rPr>
@@ -2181,7 +2617,7 @@
           <w:color w:val="2B2B2B"/>
           <w:sz w:val="22"/>
         </w:rPr>
-        <w:t xml:space="preserve">*Ficha: </w:t>
+        <w:t xml:space="preserve">*Carpeta: </w:t>
       </w:r>
       <w:r>
         <w:rPr>
@@ -2189,7 +2625,7 @@
           <w:color w:val="111111"/>
           <w:sz w:val="21"/>
         </w:rPr>
-        <w:t>26ET2-G-009 - Ecosistema digital RRHH con celulas agiles.md</w:t>
+        <w:t>09 - G-009 - Ecosistema digital RRHH con celulas agiles/</w:t>
       </w:r>
       <w:r>
         <w:rPr>
@@ -2824,7 +3260,7 @@
           <w:color w:val="2B2B2B"/>
           <w:sz w:val="22"/>
         </w:rPr>
-        <w:t xml:space="preserve">*Ficha: </w:t>
+        <w:t xml:space="preserve">*Carpeta: </w:t>
       </w:r>
       <w:r>
         <w:rPr>
@@ -2832,7 +3268,7 @@
           <w:color w:val="111111"/>
           <w:sz w:val="21"/>
         </w:rPr>
-        <w:t>26ET2-G-010 - Plataforma preparacion concursos DIAN.md</w:t>
+        <w:t>10 - G-010 - Plataforma preparacion concursos DIAN/</w:t>
       </w:r>
       <w:r>
         <w:rPr>
@@ -2924,7 +3360,7 @@
           <w:color w:val="2B2B2B"/>
           <w:sz w:val="22"/>
         </w:rPr>
-        <w:t xml:space="preserve">*Ficha: </w:t>
+        <w:t xml:space="preserve">*Carpeta: </w:t>
       </w:r>
       <w:r>
         <w:rPr>
@@ -2932,7 +3368,7 @@
           <w:color w:val="111111"/>
           <w:sz w:val="21"/>
         </w:rPr>
-        <w:t>26ET2-G-011 - Intranet CDS para atencion al cliente.md</w:t>
+        <w:t>11 - G-011 - Intranet CDS para atencion al cliente/</w:t>
       </w:r>
       <w:r>
         <w:rPr>
@@ -3060,7 +3496,7 @@
           <w:color w:val="2B2B2B"/>
           <w:sz w:val="22"/>
         </w:rPr>
-        <w:t xml:space="preserve">*Ficha: </w:t>
+        <w:t xml:space="preserve">*Carpeta: </w:t>
       </w:r>
       <w:r>
         <w:rPr>
@@ -3068,7 +3504,7 @@
           <w:color w:val="111111"/>
           <w:sz w:val="21"/>
         </w:rPr>
-        <w:t>26ET2-G-012 - Simulador presupuestal de pauta digital.md</w:t>
+        <w:t>12 - G-012 - Simulador presupuestal de pauta digital/</w:t>
       </w:r>
       <w:r>
         <w:rPr>
@@ -3160,7 +3596,7 @@
           <w:color w:val="2B2B2B"/>
           <w:sz w:val="22"/>
         </w:rPr>
-        <w:t xml:space="preserve">*Ficha: </w:t>
+        <w:t xml:space="preserve">*Carpeta: </w:t>
       </w:r>
       <w:r>
         <w:rPr>
@@ -3168,7 +3604,7 @@
           <w:color w:val="111111"/>
           <w:sz w:val="21"/>
         </w:rPr>
-        <w:t>26ET2-G-013 - Estrategia digital tesoreria cooperativas Bogota.md</w:t>
+        <w:t>13 - G-013 - Estrategia digital tesoreria cooperativas Bogota/</w:t>
       </w:r>
       <w:r>
         <w:rPr>
@@ -7959,7 +8395,47 @@
           <w:color w:val="2B2B2B"/>
           <w:sz w:val="22"/>
         </w:rPr>
-        <w:t>, abrir su ficha y leer solo las secciones 1 y 4: cinco minutos de resumen y los huecos con página.</w:t>
+        <w:t xml:space="preserve">, abrir su subcarpeta y leer de </w:t>
+      </w:r>
+      <w:r>
+        <w:rPr>
+          <w:rFonts w:ascii="Consolas" w:hAnsi="Consolas"/>
+          <w:color w:val="111111"/>
+          <w:sz w:val="21"/>
+        </w:rPr>
+        <w:t>1 - Ficha de preparacion</w:t>
+      </w:r>
+      <w:r>
+        <w:rPr>
+          <w:rFonts w:ascii="Calibri" w:hAnsi="Calibri"/>
+          <w:b w:val="0"/>
+          <w:color w:val="2B2B2B"/>
+          <w:sz w:val="22"/>
+        </w:rPr>
+        <w:t xml:space="preserve"> solo las secciones 1 y 4: cinco minutos de resumen y los huecos con página.</w:t>
+      </w:r>
+    </w:p>
+    <w:p>
+      <w:pPr>
+        <w:pStyle w:val="ListNumber"/>
+      </w:pPr>
+      <w:r>
+        <w:rPr>
+          <w:rFonts w:ascii="Calibri" w:hAnsi="Calibri"/>
+          <w:b/>
+          <w:color w:val="2B2B2B"/>
+          <w:sz w:val="22"/>
+        </w:rPr>
+        <w:t>Al empezar el turno, lo que se tiene delante es `2 - Hoja de respuestas`, no la ficha.</w:t>
+      </w:r>
+      <w:r>
+        <w:rPr>
+          <w:rFonts w:ascii="Calibri" w:hAnsi="Calibri"/>
+          <w:b w:val="0"/>
+          <w:color w:val="2B2B2B"/>
+          <w:sz w:val="22"/>
+        </w:rPr>
+        <w:t xml:space="preserve"> Ahí ya están impresas las tres preguntas de ese grupo, sus condicionales y sus umbrales, con los huecos para escribir: en sala se rellena, no se redacta. La ficha queda al lado, para consultar una página.</w:t>
       </w:r>
     </w:p>
     <w:p>
@@ -7982,7 +8458,7 @@
           <w:color w:val="2B2B2B"/>
           <w:sz w:val="22"/>
         </w:rPr>
-        <w:t xml:space="preserve">, tener a la vista la §6 de la ficha y </w:t>
+        <w:t xml:space="preserve">, marcar en la §A y la §B de esa hoja </w:t>
       </w:r>
       <w:r>
         <w:rPr>
@@ -7991,7 +8467,7 @@
           <w:color w:val="2B2B2B"/>
           <w:sz w:val="22"/>
         </w:rPr>
-        <w:t>marcar lo que sí dijeron</w:t>
+        <w:t>lo que sí dijeron</w:t>
       </w:r>
       <w:r>
         <w:rPr>
@@ -8000,7 +8476,7 @@
           <w:color w:val="2B2B2B"/>
           <w:sz w:val="22"/>
         </w:rPr>
-        <w:t>: cada condicional cumplido cambia la pregunta que voy a hacer.</w:t>
+        <w:t>: cada condicional marcado elige la pregunta que voy a hacer.</w:t>
       </w:r>
     </w:p>
     <w:p>
@@ -8023,7 +8499,7 @@
           <w:color w:val="2B2B2B"/>
           <w:sz w:val="22"/>
         </w:rPr>
-        <w:t>, preguntar en el orden del bloque de esta agenda; si solo cabe una, la 1 (excepción anotada: en G-009, la 1 y la 3).</w:t>
+        <w:t>, leer la pregunta tal cual está escrita en la §C y anotar debajo la frase textual; si solo cabe una, la 1 (excepción anotada: en G-009, la 1 y la 3).</w:t>
       </w:r>
     </w:p>
     <w:p>
@@ -8046,7 +8522,82 @@
           <w:color w:val="2B2B2B"/>
           <w:sz w:val="22"/>
         </w:rPr>
-        <w:t>, poner la nota con los umbrales de la §7 de la ficha, no con la impresión general: si voy a bajar de 4,5, tengo que poder decir la página.</w:t>
+        <w:t>, rodear el rango en la §D con los umbrales de la §7, no con la impresión general: si voy a bajar de 4,5, tengo que poder decir la página.</w:t>
+      </w:r>
+    </w:p>
+    <w:p>
+      <w:pPr>
+        <w:pStyle w:val="ListNumber"/>
+      </w:pPr>
+      <w:r>
+        <w:rPr>
+          <w:rFonts w:ascii="Calibri" w:hAnsi="Calibri"/>
+          <w:b/>
+          <w:color w:val="2B2B2B"/>
+          <w:sz w:val="22"/>
+        </w:rPr>
+        <w:t>Después de la sesión</w:t>
+      </w:r>
+      <w:r>
+        <w:rPr>
+          <w:rFonts w:ascii="Calibri" w:hAnsi="Calibri"/>
+          <w:b w:val="0"/>
+          <w:color w:val="2B2B2B"/>
+          <w:sz w:val="22"/>
+        </w:rPr>
+        <w:t xml:space="preserve">, pegar la transcripción en </w:t>
+      </w:r>
+      <w:r>
+        <w:rPr>
+          <w:rFonts w:ascii="Consolas" w:hAnsi="Consolas"/>
+          <w:color w:val="111111"/>
+          <w:sz w:val="21"/>
+        </w:rPr>
+        <w:t>3 - Transcripcion.md</w:t>
+      </w:r>
+      <w:r>
+        <w:rPr>
+          <w:rFonts w:ascii="Calibri" w:hAnsi="Calibri"/>
+          <w:b w:val="0"/>
+          <w:color w:val="2B2B2B"/>
+          <w:sz w:val="22"/>
+        </w:rPr>
+        <w:t xml:space="preserve"> </w:t>
+      </w:r>
+      <w:r>
+        <w:rPr>
+          <w:rFonts w:ascii="Calibri" w:hAnsi="Calibri"/>
+          <w:b/>
+          <w:color w:val="2B2B2B"/>
+          <w:sz w:val="22"/>
+        </w:rPr>
+        <w:t>si llegó</w:t>
+      </w:r>
+      <w:r>
+        <w:rPr>
+          <w:rFonts w:ascii="Calibri" w:hAnsi="Calibri"/>
+          <w:b w:val="0"/>
+          <w:color w:val="2B2B2B"/>
+          <w:sz w:val="22"/>
+        </w:rPr>
+        <w:t xml:space="preserve"> (lo normal es que no llegue: la sala es de la moderadora) y pasar la hoja escrita a </w:t>
+      </w:r>
+      <w:r>
+        <w:rPr>
+          <w:rFonts w:ascii="Consolas" w:hAnsi="Consolas"/>
+          <w:color w:val="111111"/>
+          <w:sz w:val="21"/>
+        </w:rPr>
+        <w:t>4 - Evaluacion.md</w:t>
+      </w:r>
+      <w:r>
+        <w:rPr>
+          <w:rFonts w:ascii="Calibri" w:hAnsi="Calibri"/>
+          <w:b w:val="0"/>
+          <w:color w:val="2B2B2B"/>
+          <w:sz w:val="22"/>
+        </w:rPr>
+        <w:t>, que es lo único de esos cuatro archivos que se versiona junto con la ficha.</w:t>
       </w:r>
     </w:p>
     <w:p>

--- a/Especializacion/Evaluaciones/2026-2/Fichas de evaluacion/00 - Indice y agenda de sustentaciones.docx
+++ b/Especializacion/Evaluaciones/2026-2/Fichas de evaluacion/00 - Indice y agenda de sustentaciones.docx
@@ -8458,7 +8458,7 @@
           <w:color w:val="2B2B2B"/>
           <w:sz w:val="22"/>
         </w:rPr>
-        <w:t xml:space="preserve">, marcar en la §A y la §B de esa hoja </w:t>
+        <w:t xml:space="preserve">, todo se marca en la primera cara: la §A (qué bloque cubrieron, con un renglón para la frase que importe), las casillas de </w:t>
       </w:r>
       <w:r>
         <w:rPr>
@@ -8467,7 +8467,7 @@
           <w:color w:val="2B2B2B"/>
           <w:sz w:val="22"/>
         </w:rPr>
-        <w:t>lo que sí dijeron</w:t>
+        <w:t>REQUISITOS PARA 4,6+</w:t>
       </w:r>
       <w:r>
         <w:rPr>
@@ -8476,7 +8476,47 @@
           <w:color w:val="2B2B2B"/>
           <w:sz w:val="22"/>
         </w:rPr>
-        <w:t>: cada condicional marcado elige la pregunta que voy a hacer.</w:t>
+        <w:t xml:space="preserve"> —esas condiciones se cumplen mientras hablan, no al final— y la §B, donde cada condicional marcado elige la pregunta que voy a hacer y trae ya la página y, cuando la ficha la tiene, la pregunta literal para leerla tal cual.</w:t>
+      </w:r>
+    </w:p>
+    <w:p>
+      <w:pPr>
+        <w:pStyle w:val="ListNumber"/>
+      </w:pPr>
+      <w:r>
+        <w:rPr>
+          <w:rFonts w:ascii="Calibri" w:hAnsi="Calibri"/>
+          <w:b/>
+          <w:color w:val="2B2B2B"/>
+          <w:sz w:val="22"/>
+        </w:rPr>
+        <w:t>Lo que contesten a un condicional se escribe en el bloque `RESPUESTAS A LOS CONDICIONALES Y A LA RESERVA`</w:t>
+      </w:r>
+      <w:r>
+        <w:rPr>
+          <w:rFonts w:ascii="Calibri" w:hAnsi="Calibri"/>
+          <w:b w:val="0"/>
+          <w:color w:val="2B2B2B"/>
+          <w:sz w:val="22"/>
+        </w:rPr>
+        <w:t xml:space="preserve">, con el número del condicional delante. Es el único sitio donde queda: esas preguntas no tienen </w:t>
+      </w:r>
+      <w:r>
+        <w:rPr>
+          <w:rFonts w:ascii="Consolas" w:hAnsi="Consolas"/>
+          <w:color w:val="111111"/>
+          <w:sz w:val="21"/>
+        </w:rPr>
+        <w:t>Contestó:</w:t>
+      </w:r>
+      <w:r>
+        <w:rPr>
+          <w:rFonts w:ascii="Calibri" w:hAnsi="Calibri"/>
+          <w:b w:val="0"/>
+          <w:color w:val="2B2B2B"/>
+          <w:sz w:val="22"/>
+        </w:rPr>
+        <w:t>.</w:t>
       </w:r>
     </w:p>
     <w:p>
@@ -8499,7 +8539,7 @@
           <w:color w:val="2B2B2B"/>
           <w:sz w:val="22"/>
         </w:rPr>
-        <w:t>, leer la pregunta tal cual está escrita en la §C y anotar debajo la frase textual; si solo cabe una, la 1 (excepción anotada: en G-009, la 1 y la 3).</w:t>
+        <w:t>, leer la pregunta tal cual está escrita en la §C y anotar debajo la frase textual —hay tres renglones por pregunta—; si solo cabe una, la 1 (excepción anotada: en G-009, la 1 y la 3).</w:t>
       </w:r>
     </w:p>
     <w:p>
@@ -8522,7 +8562,25 @@
           <w:color w:val="2B2B2B"/>
           <w:sz w:val="22"/>
         </w:rPr>
-        <w:t>, rodear el rango en la §D con los umbrales de la §7, no con la impresión general: si voy a bajar de 4,5, tengo que poder decir la página.</w:t>
+        <w:t xml:space="preserve">, rodear el rango de cada criterio en la §D con los umbrales de la §7, no con la impresión general, y </w:t>
+      </w:r>
+      <w:r>
+        <w:rPr>
+          <w:rFonts w:ascii="Calibri" w:hAnsi="Calibri"/>
+          <w:b/>
+          <w:color w:val="2B2B2B"/>
+          <w:sz w:val="22"/>
+        </w:rPr>
+        <w:t>escribir la nota única en `NOTA QUE REPORTO`</w:t>
+      </w:r>
+      <w:r>
+        <w:rPr>
+          <w:rFonts w:ascii="Calibri" w:hAnsi="Calibri"/>
+          <w:b w:val="0"/>
+          <w:color w:val="2B2B2B"/>
+          <w:sz w:val="22"/>
+        </w:rPr>
+        <w:t>: es la que queda en el acta. Los cuatro criterios son mi retícula interna; el instructivo no publica ponderación entre ellos. Si esa nota baja de 4,5, tengo que poder decir la página.</w:t>
       </w:r>
     </w:p>
     <w:p>
@@ -8597,7 +8655,7 @@
           <w:color w:val="2B2B2B"/>
           <w:sz w:val="22"/>
         </w:rPr>
-        <w:t>, que es lo único de esos cuatro archivos que se versiona junto con la ficha.</w:t>
+        <w:t>. De los cuatro archivos, el único que no entra a git es la transcripción.</w:t>
       </w:r>
     </w:p>
     <w:p>

--- a/Especializacion/Evaluaciones/2026-2/Fichas de evaluacion/00 - Indice y agenda de sustentaciones.docx
+++ b/Especializacion/Evaluaciones/2026-2/Fichas de evaluacion/00 - Indice y agenda de sustentaciones.docx
@@ -480,7 +480,47 @@
           <w:color w:val="2B2B2B"/>
           <w:sz w:val="21"/>
         </w:rPr>
-        <w:t xml:space="preserve"> del turno | las 8 secciones de siempre: resumen, huecos con página, preguntas, umbrales. No se escribe en ella |</w:t>
+        <w:t xml:space="preserve"> del turno | las 9 secciones de siempre: resumen, coherencia, fortalezas, </w:t>
+      </w:r>
+      <w:r>
+        <w:rPr>
+          <w:rFonts w:ascii="Calibri" w:hAnsi="Calibri"/>
+          <w:b/>
+          <w:i/>
+          <w:color w:val="2B2B2B"/>
+          <w:sz w:val="21"/>
+        </w:rPr>
+        <w:t>huecos del documento</w:t>
+      </w:r>
+      <w:r>
+        <w:rPr>
+          <w:rFonts w:ascii="Calibri" w:hAnsi="Calibri"/>
+          <w:b w:val="0"/>
+          <w:i/>
+          <w:color w:val="2B2B2B"/>
+          <w:sz w:val="21"/>
+        </w:rPr>
+        <w:t xml:space="preserve">, </w:t>
+      </w:r>
+      <w:r>
+        <w:rPr>
+          <w:rFonts w:ascii="Calibri" w:hAnsi="Calibri"/>
+          <w:b/>
+          <w:i/>
+          <w:color w:val="2B2B2B"/>
+          <w:sz w:val="21"/>
+        </w:rPr>
+        <w:t>huecos de las diapositivas</w:t>
+      </w:r>
+      <w:r>
+        <w:rPr>
+          <w:rFonts w:ascii="Calibri" w:hAnsi="Calibri"/>
+          <w:b w:val="0"/>
+          <w:i/>
+          <w:color w:val="2B2B2B"/>
+          <w:sz w:val="21"/>
+        </w:rPr>
+        <w:t>, preguntas antes y después, umbrales, administrativas. No se escribe en ella |</w:t>
       </w:r>
     </w:p>
     <w:p>
@@ -1774,28 +1814,11 @@
       <w:r>
         <w:rPr>
           <w:rFonts w:ascii="Calibri" w:hAnsi="Calibri"/>
-          <w:b w:val="0"/>
+          <w:i/>
           <w:color w:val="2B2B2B"/>
           <w:sz w:val="22"/>
         </w:rPr>
-        <w:t xml:space="preserve">*Carpeta: </w:t>
-      </w:r>
-      <w:r>
-        <w:rPr>
-          <w:rFonts w:ascii="Consolas" w:hAnsi="Consolas"/>
-          <w:color w:val="111111"/>
-          <w:sz w:val="21"/>
-        </w:rPr>
-        <w:t>01 - G-001 - Sistema agropecuario TuFinca con chatbot/</w:t>
-      </w:r>
-      <w:r>
-        <w:rPr>
-          <w:rFonts w:ascii="Calibri" w:hAnsi="Calibri"/>
-          <w:b w:val="0"/>
-          <w:color w:val="2B2B2B"/>
-          <w:sz w:val="22"/>
-        </w:rPr>
-        <w:t>*</w:t>
+        <w:t>Carpeta: `01 - G-001 - Sistema agropecuario TuFinca con chatbot/`</w:t>
       </w:r>
     </w:p>
     <w:p>
@@ -1809,7 +1832,7 @@
           <w:color w:val="2B2B2B"/>
           <w:sz w:val="22"/>
         </w:rPr>
-        <w:t>«¿Los tiempos del procedimiento manual que reportan en la Tabla 26 se midieron antes de implementar el sistema, o los mismos seis operarios reprodujeron el método manual en la misma jornada de pruebas, cuando ya conocían TuFinca?»</w:t>
+        <w:t>«Página 171: el documento dice que la solución se apoya exclusivamente en Blazor Server, ASP.NET Core Web API, Entity Framework Core y SQL Server, y del motor conversacional solo dice lo que hace: interpretar intenciones y extraer entidades. Pero el cuerpo cita a OpenAI, 2021, en las páginas 29, 32 y 36. ¿Qué componente interpreta hoy el lenguaje del usuario? Nómbrelo; y si son reglas y palabras clave propias en C#, dígalo con esas palabras.»</w:t>
       </w:r>
     </w:p>
     <w:p>
@@ -1823,7 +1846,7 @@
           <w:color w:val="2B2B2B"/>
           <w:sz w:val="22"/>
         </w:rPr>
-        <w:t>«El documento nombra la tecnología de todas las capas —Blazor Server, ASP.NET Core, Entity Framework, SQL Server— menos la del motor conversacional, del que solo dice qué hace: ¿con qué se implementó concretamente la interpretación de intenciones y la extracción de entidades?»</w:t>
+        <w:t>«La evidencia del chatbot en las páginas 189 y 190 es solo de consulta: la Figura 82 se titula interacción con consultas y el cierre habla de ejecutar consultas sobre la información registrada. Pero la Tabla 26, página 209, reporta tiempos de registro por chatbot: 2,80, 1,75 y 2,43 minutos. Compartan pantalla y registren una vacunación por el WebChat, y muéstrenla en el detalle del animal. Si hoy no está disponible, díganlo.»</w:t>
       </w:r>
     </w:p>
     <w:p>
@@ -1837,7 +1860,7 @@
           <w:color w:val="2B2B2B"/>
           <w:sz w:val="22"/>
         </w:rPr>
-        <w:t>«El sistema quedó desplegado en Azure y ustedes le recomiendan a la finca dejar los registros en papel en una fecha definida: ¿quién paga y administra ese hosting a partir de hoy, y el sistema sigue en línea?»</w:t>
+        <w:t>«En la Tabla 25, página 202, ITZ-08 es intenciones interpretadas correctamente e ITZ-09 errores de interpretación del chatbot, y son códigos distintos de ITZ-07, exactitud de las respuestas. En las tablas de resultados, páginas 209 a 213, no aparece ningún dato de ITZ-08 ni de ITZ-09. Déme el número de esos dos indicadores; si no se midieron, dígalo con esas palabras.»</w:t>
       </w:r>
     </w:p>
     <w:p>
@@ -1853,7 +1876,7 @@
           <w:color w:val="2B2B2B"/>
           <w:sz w:val="21"/>
         </w:rPr>
-        <w:t>Abren la jornada: si el demo se cae por la plataforma y no por el proyecto, no cargárselo a ellos (ficha §8).</w:t>
+        <w:t>Abren la jornada: si el demo se cae por la plataforma y no por el proyecto, no cargárselo a ellos (ficha §9).</w:t>
       </w:r>
     </w:p>
     <w:p>
@@ -1874,28 +1897,11 @@
       <w:r>
         <w:rPr>
           <w:rFonts w:ascii="Calibri" w:hAnsi="Calibri"/>
-          <w:b w:val="0"/>
+          <w:i/>
           <w:color w:val="2B2B2B"/>
           <w:sz w:val="22"/>
         </w:rPr>
-        <w:t xml:space="preserve">*Carpeta: </w:t>
-      </w:r>
-      <w:r>
-        <w:rPr>
-          <w:rFonts w:ascii="Consolas" w:hAnsi="Consolas"/>
-          <w:color w:val="111111"/>
-          <w:sz w:val="21"/>
-        </w:rPr>
-        <w:t>02 - G-002 - Plataforma turistica PWA Rivera Huila/</w:t>
-      </w:r>
-      <w:r>
-        <w:rPr>
-          <w:rFonts w:ascii="Calibri" w:hAnsi="Calibri"/>
-          <w:b w:val="0"/>
-          <w:color w:val="2B2B2B"/>
-          <w:sz w:val="22"/>
-        </w:rPr>
-        <w:t>*</w:t>
+        <w:t>Carpeta: `02 - G-002 - Plataforma turistica PWA Rivera Huila/`</w:t>
       </w:r>
     </w:p>
     <w:p>
@@ -1909,7 +1915,7 @@
           <w:color w:val="2B2B2B"/>
           <w:sz w:val="22"/>
         </w:rPr>
-        <w:t>«El documento dice, al cerrar el apartado 8.6 —folio 68, página 70 del PDF—, que el módulo de chat se contempla como la siguiente fase de desarrollo, y al cerrar el 8.7 —folio 71, página 73 del PDF— que ya opera sobre el entorno productivo. ¿Cuál de las dos es el estado a hoy? Y si está operando, hágale en vivo una pregunta que esté fuera de alcance, para ver la respuesta que ustedes describen en el folio 69.»</w:t>
+        <w:t>«El capítulo de pruebas mide la latencia de cuatro servicios REST y la Tabla 17, folios 74 y 75, trae filas de catálogo, autenticación, favoritos, comentarios, agenda y publicación: ninguna del chat inteligente. La Tabla 20, folio 77, le asigna como evidencia la Tabla 15 y la Figura 18, que son diseño. Compartan pantalla en riveraturismohuila.com y háganle al asistente la tarea 1 de su Tabla 21, folio 79: a qué hora abren hoy las termales. Si no está en ejecución, díganlo con esas palabras.»</w:t>
       </w:r>
     </w:p>
     <w:p>
@@ -1923,7 +1929,7 @@
           <w:color w:val="2B2B2B"/>
           <w:sz w:val="22"/>
         </w:rPr>
-        <w:t>«El objetivo 4 es evaluar el impacto potencial. Ustedes diseñaron el protocolo de usabilidad de las tablas 21 a 23, pero la columna “Valor obtenido” de la tabla 23 está vacía. ¿Consideran el objetivo cumplido con el diseño del instrumento, y qué impidió aplicarlo si el prototipo estaba en producción desde julio?»</w:t>
+        <w:t>«Su Tabla 8, folio 43, reporta cinco promedios de impacto —visibilidad 5,0, emprendimientos 4,7, flujo 4,3— y su diapositiva 7 los rotula como escala Likert de 1 a 5 con n igual a tres. La ficha técnica del folio 34 sí declara una Likert de cinco niveles, pero ninguna de las 15 preguntas de los folios 35 y 36 es un ítem escalado. Nómbrenme el ítem del que salió el 4,7 de emprendimientos. Si ese promedio no viene de un ítem, díganlo con esas palabras.»</w:t>
       </w:r>
     </w:p>
     <w:p>
@@ -1937,7 +1943,7 @@
           <w:color w:val="2B2B2B"/>
           <w:sz w:val="22"/>
         </w:rPr>
-        <w:t>«El objetivo general habla de fortalecer los emprendimientos productivos, y la tabla 18 registra las pruebas de los perfiles empresario, editor y administrador como “por anexar la captura”. ¿Cuántos empresarios de Rivera tienen hoy una publicación creada por ellos mismos en la plataforma y qué pasó cuando pasó por el flujo de moderación de la Secretaría?»</w:t>
+        <w:t>«El folio 71 dice que las funcionalidades de empresario, editor y administrador están disponibles y que su evidencia se detalla en el capítulo siguiente. En ese capítulo, la Tabla 18, folio 75, marca las filas autenticadas como por anexar la captura, y el folio 74 remite esa evidencia a un anexo separado que no está en el documento ni en el índice. Compartan pantalla, inicien sesión como empresario y creen una publicación. Si esa evidencia no existe todavía, díganlo con esas palabras.»</w:t>
       </w:r>
     </w:p>
     <w:p>
@@ -1994,28 +2000,11 @@
       <w:r>
         <w:rPr>
           <w:rFonts w:ascii="Calibri" w:hAnsi="Calibri"/>
-          <w:b w:val="0"/>
+          <w:i/>
           <w:color w:val="2B2B2B"/>
           <w:sz w:val="22"/>
         </w:rPr>
-        <w:t xml:space="preserve">*Carpeta: </w:t>
-      </w:r>
-      <w:r>
-        <w:rPr>
-          <w:rFonts w:ascii="Consolas" w:hAnsi="Consolas"/>
-          <w:color w:val="111111"/>
-          <w:sz w:val="21"/>
-        </w:rPr>
-        <w:t>03 - G-003 - Modernizacion archivo municipal San Francisco/</w:t>
-      </w:r>
-      <w:r>
-        <w:rPr>
-          <w:rFonts w:ascii="Calibri" w:hAnsi="Calibri"/>
-          <w:b w:val="0"/>
-          <w:color w:val="2B2B2B"/>
-          <w:sz w:val="22"/>
-        </w:rPr>
-        <w:t>*</w:t>
+        <w:t>Carpeta: `03 - G-003 - Modernizacion archivo municipal San Francisco/`</w:t>
       </w:r>
     </w:p>
     <w:p>
@@ -2029,7 +2018,7 @@
           <w:color w:val="2B2B2B"/>
           <w:sz w:val="22"/>
         </w:rPr>
-        <w:t>«Su Tabla 14 distingue con mucho cuidado lo implementado y probado de lo que está solo representado en la interfaz, y ubica el cifrado AES-256 y el hash SHA-256 en el segundo grupo. La diapositiva 10 concluye, en cambio, que se verificó la integridad con cifrado AES-256. ¿Me pueden precisar qué quedó implementado y probado en el prototipo y qué está representado a nivel de interfaz?»</w:t>
+        <w:t>«La diapositiva 10 concluye que se verificó la integridad con cifrado AES-256, y su página 134 sostiene que el diseño de ese cifrado resolvió la obligación de confidencialidad de la Ley 1581, blindando jurídicamente a la Secretaría. Su Tabla 14, en la página 105, lo deja como representado en prototipo, con integración real proyectada. Una sola cosa: ¿existe hoy un respaldo del prototipo efectivamente cifrado, sí o no? Si es diseño y no operación, dígalo con esas palabras.»</w:t>
       </w:r>
     </w:p>
     <w:p>
@@ -2043,7 +2032,7 @@
           <w:color w:val="2B2B2B"/>
           <w:sz w:val="22"/>
         </w:rPr>
-        <w:t>«El documento precisa tres veces que el FUID se aplicó sobre una muestra y no sobre el censo de la vigencia 2024, mientras la diapositiva 4 dice muestra de tipo censal. ¿Cuántos expedientes o cuántos folios quedaron efectivamente inventariados, y con qué criterio se escogieron?»</w:t>
+        <w:t>«Su página 27 afirma en pasado que se realizaron sesiones de capacitación para el personal de la Secretaría, y enumera diez temas. Pero sus cuatro entrevistas, aplicadas el 24 de junio de 2026, todavía preguntan si el funcionario estaría dispuesto a recibir capacitación. Una sola cosa: ¿qué fecha tuvo esa capacitación y quién asistió? Si quedó planeada y no dictada, dígalo y lo registramos así.»</w:t>
       </w:r>
     </w:p>
     <w:p>
@@ -2057,7 +2046,7 @@
           <w:color w:val="2B2B2B"/>
           <w:sz w:val="22"/>
         </w:rPr>
-        <w:t>«Su cuarto objetivo es verificar el prototipo en un entorno institucional controlado. La verificación documentada se hizo sobre un portátil personal, en localhost, y la implementación institucional aparece como proyectada. ¿Algún funcionario de la Secretaría usó el prototipo, y con qué datos: expedientes reales de 2024 o datos de prueba?»</w:t>
+        <w:t>«Su página 71 define el enfoque cuantitativo por medir volúmenes documentales en metros lineales y cantidad de folios, y presenta el FUID como el instrumento para cuantificar la muestra. En las 169 páginas, metros lineales y folios no vuelven a aparecer. ¿Cuántos expedientes, folios o metros lineales cubrió la muestra representativa de las páginas 78 y 86? Denos el número; si no se cuantificó, dígalo con esas palabras.»</w:t>
       </w:r>
     </w:p>
     <w:p>
@@ -2113,28 +2102,11 @@
       <w:r>
         <w:rPr>
           <w:rFonts w:ascii="Calibri" w:hAnsi="Calibri"/>
-          <w:b w:val="0"/>
+          <w:i/>
           <w:color w:val="2B2B2B"/>
           <w:sz w:val="22"/>
         </w:rPr>
-        <w:t xml:space="preserve">*Carpeta: </w:t>
-      </w:r>
-      <w:r>
-        <w:rPr>
-          <w:rFonts w:ascii="Consolas" w:hAnsi="Consolas"/>
-          <w:color w:val="111111"/>
-          <w:sz w:val="21"/>
-        </w:rPr>
-        <w:t>04 - G-004 - Gestion del cambio en seguridad electronica/</w:t>
-      </w:r>
-      <w:r>
-        <w:rPr>
-          <w:rFonts w:ascii="Calibri" w:hAnsi="Calibri"/>
-          <w:b w:val="0"/>
-          <w:color w:val="2B2B2B"/>
-          <w:sz w:val="22"/>
-        </w:rPr>
-        <w:t>*</w:t>
+        <w:t>Carpeta: `04 - G-004 - Gestion del cambio en seguridad electronica/`</w:t>
       </w:r>
     </w:p>
     <w:p>
@@ -2148,7 +2120,7 @@
           <w:color w:val="2B2B2B"/>
           <w:sz w:val="22"/>
         </w:rPr>
-        <w:t>«Su objetivo general es *determinar la incidencia*. En la página 98 el modelo OLS les da p = 0,000 y un beta de 0,5746, y en la 99 un R² de 0,076, y lo presentan como incidencia positiva probada. En la página 102, con los mismos mil registros, el modelo les da R² = 0,003 y p = 0,063, y ustedes mismos escriben que carece de significancia estadística. ¿Cuál de los dos responde el objetivo general, y qué cambió entre uno y otro?»</w:t>
+        <w:t>«En la página 82 dicen que contrastaron las preguntas 3 y 7 frente a la pregunta 10 con el coeficiente de Pearson. Sus diapositivas 23 y 24 lo traen resuelto: 0,159 y 0,189. Ninguno de esos dos valores aparece en las 140 páginas; la página 101 reporta un Spearman de 0,052. Díganme en qué página del trabajo escrito quedó ese Pearson. Si se calculó después de la entrega, díganlo con esas palabras.»</w:t>
       </w:r>
     </w:p>
     <w:p>
@@ -2162,7 +2134,7 @@
           <w:color w:val="2B2B2B"/>
           <w:sz w:val="22"/>
         </w:rPr>
-        <w:t>«Necesito entender el denominador: en la página 42 los mil usuarios del Nivel Central son el 33 % del total de la entidad; en la página 48 los mil registros son el 33 % de la población contactada; y en la página 74 hablan de “los 1.000 funcionarios del Nivel Central”. ¿Cuántas personas trabajan en Nivel Central, a cuántas se les envió el formulario y cuántas respondieron?»</w:t>
+        <w:t>«En la página 107, la fila de Formación y comunicación de la Tabla 9 dice que a mayor antigüedad la percepción es más favorable, y da tres cifras de la pregunta 3: 55,75%, 29,18% y 15,07%. Suman exactamente 100. Díganme qué mide ese porcentaje: ¿cuántos funcionarios hay en cada rango de antigüedad, o qué tan favorable respondió cada rango? Si es lo primero, díganlo con esas palabras.»</w:t>
       </w:r>
     </w:p>
     <w:p>
@@ -2176,7 +2148,7 @@
           <w:color w:val="2B2B2B"/>
           <w:sz w:val="22"/>
         </w:rPr>
-        <w:t>«En la página 102 la capacitación es la variable de impacto casi nulo, con beta de 0,008, y en la página 101 ustedes concluyen que la gente usa los sistemas por obligatoriedad y no por la gestión. Su Línea I apuesta justamente por más capacitación, con laboratorios de simulación. ¿Por qué esa apuesta, y con qué indicador sabrían en 2027 que funcionó?»</w:t>
+        <w:t>«La página 116 anuncia, para la Línea I, indicadores de cobertura, desarrollo y resultado, y enseguida arranca el apartado 11.4 sin ninguna tabla. Las Líneas II y III sí tienen la suya, Tabla 10 en la 119 y Tabla 11 en la 126. Nómbrenme el indicador de cobertura de los laboratorios de simulación. Si esa tabla no quedó en el documento, díganlo con esas palabras.»</w:t>
       </w:r>
     </w:p>
     <w:p>
@@ -2213,28 +2185,11 @@
       <w:r>
         <w:rPr>
           <w:rFonts w:ascii="Calibri" w:hAnsi="Calibri"/>
-          <w:b w:val="0"/>
+          <w:i/>
           <w:color w:val="2B2B2B"/>
           <w:sz w:val="22"/>
         </w:rPr>
-        <w:t xml:space="preserve">*Carpeta: </w:t>
-      </w:r>
-      <w:r>
-        <w:rPr>
-          <w:rFonts w:ascii="Consolas" w:hAnsi="Consolas"/>
-          <w:color w:val="111111"/>
-          <w:sz w:val="21"/>
-        </w:rPr>
-        <w:t>05 - G-005 - Prediccion de fallas SCADA-OMS-GIS en CENS/</w:t>
-      </w:r>
-      <w:r>
-        <w:rPr>
-          <w:rFonts w:ascii="Calibri" w:hAnsi="Calibri"/>
-          <w:b w:val="0"/>
-          <w:color w:val="2B2B2B"/>
-          <w:sz w:val="22"/>
-        </w:rPr>
-        <w:t>*</w:t>
+        <w:t>Carpeta: `05 - G-005 - Prediccion de fallas SCADA-OMS-GIS en CENS/`</w:t>
       </w:r>
     </w:p>
     <w:p>
@@ -2248,7 +2203,7 @@
           <w:color w:val="2B2B2B"/>
           <w:sz w:val="22"/>
         </w:rPr>
-        <w:t>«El documento dice con claridad que no hubo acceso a los sistemas productivos de CENS y que todo el análisis se hizo sobre un conjunto sintético —lo dicen en la página 14 y lo repiten en la 112—, pero en las diapositivas 7 y 10 la población aparece como 87.500 eventos históricos y 600.000 usuarios de CENS sin ese matiz: cuéntenme cómo generaron ese conjunto y qué de lo que concluyen sigue en pie sabiendo que los patrones que el modelo aprendió los pusieron ustedes al generar los datos.»</w:t>
+        <w:t>«El título y el objetivo general de la página 25 venden la integración SCADA-OMS-GIS. Pero la Tabla 9, página 68, marca las seis variables de SCADA como excluidas por data leakage, y en la Figura 13, página 101, ninguna de las quince variables del resumen SHAP viene de SCADA. Nómbrenme una variable de SCADA que entre al modelo final. Si no entra ninguna, díganlo con esas palabras.»</w:t>
       </w:r>
     </w:p>
     <w:p>
@@ -2262,7 +2217,7 @@
           <w:color w:val="2B2B2B"/>
           <w:sz w:val="22"/>
         </w:rPr>
-        <w:t>«Ustedes fijaron como resultados esperados un AUC superior a 0,75 y un recall mínimo del 70 % —página 28—, y lo que obtuvieron fue un AUC de 0,616 con XGBoost y un recall máximo de 0,297 con Random Forest: ¿por qué esa comparación no aparece en las conclusiones y qué lectura técnica hacen de esa distancia?»</w:t>
+        <w:t>«Las páginas 49 y 51 fijan la clase positiva del panel en aproximadamente el 18%. Pero las dos particiones de la página 96 suman 7.413.024 filas y los positivos son a lo sumo los 83.900 eventos de la página 47: eso da 1,13%. Denme una sola cifra: ¿qué porcentaje de filas positivas tenía el panel con que entrenaron? Si el 18% fue un supuesto de diseño y no una medición, díganlo así.»</w:t>
       </w:r>
     </w:p>
     <w:p>
@@ -2276,7 +2231,7 @@
           <w:color w:val="2B2B2B"/>
           <w:sz w:val="22"/>
         </w:rPr>
-        <w:t>«En la página 71 y en la diapositiva 13 hablan de un prototipo funcional en Streamlit que integra el modelo y SHAP, pero entre las dieciséis figuras del documento no hay ni una captura del tablero: ¿está corriendo hoy, y pueden describirme qué se ve en pantalla cuando se consulta el activo ACT-012907?»</w:t>
+        <w:t>«La página 66 afirma que los instrumentos fueron sometidos a un proceso de validación técnica interna mediante revisión por juicio de expertos de las áreas de Operación del Sistema, Gestión de Activos y Analítica de Datos de CENS. La página 12 dice que no fue posible acceder a los sistemas productivos de CENS. Díganme cuántos expertos fueron y en qué fecha. Si fue una conversación informal y sin acta, díganlo con esas palabras.»</w:t>
       </w:r>
     </w:p>
     <w:p>
@@ -2313,28 +2268,11 @@
       <w:r>
         <w:rPr>
           <w:rFonts w:ascii="Calibri" w:hAnsi="Calibri"/>
-          <w:b w:val="0"/>
+          <w:i/>
           <w:color w:val="2B2B2B"/>
           <w:sz w:val="22"/>
         </w:rPr>
-        <w:t xml:space="preserve">*Carpeta: </w:t>
-      </w:r>
-      <w:r>
-        <w:rPr>
-          <w:rFonts w:ascii="Consolas" w:hAnsi="Consolas"/>
-          <w:color w:val="111111"/>
-          <w:sz w:val="21"/>
-        </w:rPr>
-        <w:t>06 - G-006 - Sistema web de licitaciones Agroindustrial Palma/</w:t>
-      </w:r>
-      <w:r>
-        <w:rPr>
-          <w:rFonts w:ascii="Calibri" w:hAnsi="Calibri"/>
-          <w:b w:val="0"/>
-          <w:color w:val="2B2B2B"/>
-          <w:sz w:val="22"/>
-        </w:rPr>
-        <w:t>*</w:t>
+        <w:t>Carpeta: `06 - G-006 - Sistema web de licitaciones Agroindustrial Palma/`</w:t>
       </w:r>
     </w:p>
     <w:p>
@@ -2348,7 +2286,7 @@
           <w:color w:val="2B2B2B"/>
           <w:sz w:val="22"/>
         </w:rPr>
-        <w:t>«Su cuarto objetivo pide medición comparativa de madurez digital, y en la página 76 declaran un instrumento de cinco dimensiones —automatización, integración, analítica, seguridad y gobernanza— en escala de 1 a 5, antes y después. Lo que reportan en la página 235 es la matriz ADKAR de adopción. ¿Con qué instrumento, cuándo y a quiénes midieron el 35 % de línea base?»</w:t>
+        <w:t>«Su Tabla 38 documenta el procedimiento que lista todas las calificaciones y el puntaje total, y devuelve cinco: precio, tiempo de entrega, plazo de pago, capacidad financiera y valor agregado. No existe CalifMarca; Marca solo viaja como MarcaOfertada, y en su tabla de pesos vale 20%. ¿Dónde entra ese 20% en el PuntajeTotal? Muéstrenmelo en pantalla o en el procedimiento. Si Marca no se califica hoy, díganlo con esas palabras.»</w:t>
       </w:r>
     </w:p>
     <w:p>
@@ -2362,7 +2300,7 @@
           <w:color w:val="2B2B2B"/>
           <w:sz w:val="22"/>
         </w:rPr>
-        <w:t>«El valor del proyecto está en el motor multicriterio que genera el ranking, y ustedes conservaron la decisión final en la Dirección Administrativa. En las 10 licitaciones ya ejecutadas, ¿en cuántas se adjudicó al proveedor sugerido por el sistema, y qué pasó en las que no?»</w:t>
+        <w:t>«Su Tabla 19, en las páginas 97 a 99, cronometra consolidar ofertas en 6 a 8 horas, comparar precios en 3 y la evaluación multicriterio en 2: once a trece horas. El párrafo que cierra esa observación declara 32 horas, y el Cuadro Comparativo de KPIs las cobra dos veces, en dos indicadores de 32. ¿Qué actividades cronometradas suman esas 32 horas? Dennos la lista. Si es una estimación de los funcionarios y no una medición, díganlo con esas palabras.»</w:t>
       </w:r>
     </w:p>
     <w:p>
@@ -2376,7 +2314,7 @@
           <w:color w:val="2B2B2B"/>
           <w:sz w:val="22"/>
         </w:rPr>
-        <w:t>«La página 100 dice que consolidación y evaluación, juntas, tomaban unas 32 horas. La Tabla 55 de la página 233 abre dos indicadores y le asigna 32 horas a cada uno, los dos con una reducción del 98,4 %. ¿Son dos bloques distintos de tiempo o es el mismo bloque contado dos veces?»</w:t>
+        <w:t>«La página 76 declara un instrumento de madurez digital: cinco dimensiones, escala 1 a 5, evaluación antes y después. El gráfico del Índice de Madurez Digital dice que el 88% se obtuvo después del UAT con los seis funcionarios. ¿Qué instrumento y en qué fecha produjeron la línea base del 35%? Si es una valoración del equipo y no una medición aplicada, díganlo con esas palabras.»</w:t>
       </w:r>
     </w:p>
     <w:p>
@@ -2413,28 +2351,11 @@
       <w:r>
         <w:rPr>
           <w:rFonts w:ascii="Calibri" w:hAnsi="Calibri"/>
-          <w:b w:val="0"/>
+          <w:i/>
           <w:color w:val="2B2B2B"/>
           <w:sz w:val="22"/>
         </w:rPr>
-        <w:t xml:space="preserve">*Carpeta: </w:t>
-      </w:r>
-      <w:r>
-        <w:rPr>
-          <w:rFonts w:ascii="Consolas" w:hAnsi="Consolas"/>
-          <w:color w:val="111111"/>
-          <w:sz w:val="21"/>
-        </w:rPr>
-        <w:t>07 - G-007 - Diagnostico de madurez digital en pymes/</w:t>
-      </w:r>
-      <w:r>
-        <w:rPr>
-          <w:rFonts w:ascii="Calibri" w:hAnsi="Calibri"/>
-          <w:b w:val="0"/>
-          <w:color w:val="2B2B2B"/>
-          <w:sz w:val="22"/>
-        </w:rPr>
-        <w:t>*</w:t>
+        <w:t>Carpeta: `07 - G-007 - Diagnostico de madurez digital en pymes/`</w:t>
       </w:r>
     </w:p>
     <w:p>
@@ -2448,7 +2369,7 @@
           <w:color w:val="2B2B2B"/>
           <w:sz w:val="22"/>
         </w:rPr>
-        <w:t>«En la tabla 13 de la página 84, y también en su diapositiva 16, la correlación entre madurez digital y competitividad aparece como “001”. ¿Cuál es el coeficiente que obtuvieron, con qué prueba lo calcularon —Pearson o Spearman— y sobre qué par de variables?»</w:t>
+        <w:t>«En la página 78 el índice de madurez ponderado da 71 por ciento, y la Tabla 8 de esa misma página asigna 100, 67 y 33 puntos de madurez a los niveles avanzado, intermedio e inicial-intermedio. Con esos tres números el 71 sale exacto; con el promedio de la página 81, 2,54 sobre 4, sale 63,5. Dígame de dónde salen esos tres puntajes. Si el 71 pondera etiquetas de nivel y no respuestas, dígalo con esas palabras.»</w:t>
       </w:r>
     </w:p>
     <w:p>
@@ -2462,7 +2383,7 @@
           <w:color w:val="2B2B2B"/>
           <w:sz w:val="22"/>
         </w:rPr>
-        <w:t>«El índice de competitividad digital que reportan empresa por empresa en la tabla 12 de la página 83, ¿con qué ítems y con qué fórmula se calcula, si el cuestionario de la página 34 solo pregunta por dimensiones de madurez digital?»</w:t>
+        <w:t>«Lyrical Records aparece como Avanzado, con 3,80, en la Tabla 12 de la página 83 y en los puntajes de la página 47; en la Tabla 14, en su fila de la página 86, aparece como Intermedio. Es la única de las trece avanzadas que cambia, y por eso la Tabla 14 da doce. Dígame cuál de los dos niveles es el de esa empresa y con qué puntaje. Si fue un error al transcribir, basta decirlo.»</w:t>
       </w:r>
     </w:p>
     <w:p>
@@ -2476,7 +2397,7 @@
           <w:color w:val="2B2B2B"/>
           <w:sz w:val="22"/>
         </w:rPr>
-        <w:t>«En la página 79 su tabla de validación certifica “OK” la distribución de 12 avanzado, 10 intermedio y 8 inicial-intermedio; en la página 80, la tabla 10 reporta 13 avanzado, 1 intermedio, 6 básico y 10 inicial para las mismas 30 empresas. ¿Cuál de las dos clasifica el modelo que entregan, y con qué escala: 0 a 3 o 1 a 4?»</w:t>
+        <w:t>«La Tabla 1, página 30, declara veinte pymes piloto y, en la fase Reflexionar, datos de veinte pymes más diez entrevistas. La página 33 habla de pruebas piloto con treinta empresas, y en la página 76 las entrevistas quedan en condicional. Dígame cuántas de esas diez entrevistas se realizaron y con qué cargos. Si no se hizo ninguna, dígalo con esas palabras.»</w:t>
       </w:r>
     </w:p>
     <w:p>
@@ -2513,28 +2434,11 @@
       <w:r>
         <w:rPr>
           <w:rFonts w:ascii="Calibri" w:hAnsi="Calibri"/>
-          <w:b w:val="0"/>
+          <w:i/>
           <w:color w:val="2B2B2B"/>
           <w:sz w:val="22"/>
         </w:rPr>
-        <w:t xml:space="preserve">*Carpeta: </w:t>
-      </w:r>
-      <w:r>
-        <w:rPr>
-          <w:rFonts w:ascii="Consolas" w:hAnsi="Consolas"/>
-          <w:color w:val="111111"/>
-          <w:sz w:val="21"/>
-        </w:rPr>
-        <w:t>08 - G-008 - Modelo conceptual energia solar rural/</w:t>
-      </w:r>
-      <w:r>
-        <w:rPr>
-          <w:rFonts w:ascii="Calibri" w:hAnsi="Calibri"/>
-          <w:b w:val="0"/>
-          <w:color w:val="2B2B2B"/>
-          <w:sz w:val="22"/>
-        </w:rPr>
-        <w:t>*</w:t>
+        <w:t>Carpeta: `08 - G-008 - Modelo conceptual energia solar rural/`</w:t>
       </w:r>
     </w:p>
     <w:p>
@@ -2548,7 +2452,7 @@
           <w:color w:val="2B2B2B"/>
           <w:sz w:val="22"/>
         </w:rPr>
-        <w:t>«En el documento el corpus son 35 fuentes (p. 40), en su diapositiva de metodología dicen 52, y en la matriz de las pp. 44 y 45 la IEA 2022 está registrada dos veces, como D06 y como D16 —igual que Deloitte, McKinsey y Verhoef—. ¿Cuántas fuentes distintas analizaron realmente y cómo controlaron la duplicación?»</w:t>
+        <w:t>«Página 44, matriz de caracterización: D06 es el informe de la IEA de 2022, etiquetado OE2. Página 50, matriz de análisis: D06 es un planteamiento del BID, etiquetado OE1. Con las dos páginas en pantalla, díganme qué documento del corpus es D06. Si hubo dos numeraciones que no se reconciliaron, díganlo con esas palabras.»</w:t>
       </w:r>
     </w:p>
     <w:p>
@@ -2562,7 +2466,7 @@
           <w:color w:val="2B2B2B"/>
           <w:sz w:val="22"/>
         </w:rPr>
-        <w:t>«El título y el objetivo general están anclados al Valle del Cauca, pero en la matriz de caracterización (pp. 43-48) ninguna de las fuentes tiene alcance Valle del Cauca, y los documentos de la Gobernación, la CVC y el DANE están en las referencias y no en el corpus. ¿Qué parte del modelo es específica del Valle del Cauca y qué parte sería idéntica para cualquier zona rural del país?»</w:t>
+        <w:t>«Página 77, debajo de la Figura 2: el documento afirma que la inclusión de documentos nacionales y regionales permitió contextualizar el análisis, particularmente, al contexto del Valle del Cauca. En la matriz de las páginas 43 a 48 la palabra Valle no aparece ni una vez. Díganme el código, entre D01 y D35, de una fuente cuyo alcance sea el Valle del Cauca. Si no hay ninguna, díganlo así.»</w:t>
       </w:r>
     </w:p>
     <w:p>
@@ -2576,7 +2480,7 @@
           <w:color w:val="2B2B2B"/>
           <w:sz w:val="22"/>
         </w:rPr>
-        <w:t>«En su diapositiva de resultados aparecen tres porcentajes: 87 %, 81 % y 76 %. ¿Cómo se calcularon y sobre cuántas fuentes, considerando que la p. 42 del documento dice que la codificación en Excel no se usó como procedimiento de análisis estadístico?»</w:t>
+        <w:t>«En su diapositiva 8 reportan 87%, 81% y 76%. Esos tres valores no están en ninguna de las 129 páginas del trabajo: los porcentajes que sí trae el documento, en las Figuras 2, 4, 5, 6 y 7, son otros. Díganme, para uno cualquiera de los tres, la página y la tabla de donde sale ese número. Si el dato no está en el trabajo, díganlo con esas palabras.»</w:t>
       </w:r>
     </w:p>
     <w:p>
@@ -2613,28 +2517,11 @@
       <w:r>
         <w:rPr>
           <w:rFonts w:ascii="Calibri" w:hAnsi="Calibri"/>
-          <w:b w:val="0"/>
+          <w:i/>
           <w:color w:val="2B2B2B"/>
           <w:sz w:val="22"/>
         </w:rPr>
-        <w:t xml:space="preserve">*Carpeta: </w:t>
-      </w:r>
-      <w:r>
-        <w:rPr>
-          <w:rFonts w:ascii="Consolas" w:hAnsi="Consolas"/>
-          <w:color w:val="111111"/>
-          <w:sz w:val="21"/>
-        </w:rPr>
-        <w:t>09 - G-009 - Ecosistema digital RRHH con celulas agiles/</w:t>
-      </w:r>
-      <w:r>
-        <w:rPr>
-          <w:rFonts w:ascii="Calibri" w:hAnsi="Calibri"/>
-          <w:b w:val="0"/>
-          <w:color w:val="2B2B2B"/>
-          <w:sz w:val="22"/>
-        </w:rPr>
-        <w:t>*</w:t>
+        <w:t>Carpeta: `09 - G-009 - Ecosistema digital RRHH con celulas agiles/`</w:t>
       </w:r>
     </w:p>
     <w:p>
@@ -2648,7 +2535,7 @@
           <w:color w:val="2B2B2B"/>
           <w:sz w:val="22"/>
         </w:rPr>
-        <w:t>«En el diseño metodológico, la fase 2 registra como actividad la conformación de cuatro células ágiles de cinco a siete miembros, con Scrum/Kanban y sprints quincenales (p. 48); pero al cerrar el capítulo el modelo se plantea como guía para una futura implementación (p. 88). ¿Esas cuatro células se conformaron con personas de la empresa y alcanzaron a correr algún sprint, o el segundo objetivo se cerró en el nivel de diseño?»</w:t>
+        <w:t>«La fase 2 programa la conformación de cuatro células ágiles de cinco a siete miembros (p. 48), y el modelo pone en cada célula un especialista en herramientas low-code (pp. 82-83). Pero la p. 19 diagnostica carencia de competencias digitales en el área, la Tabla 15 registra quince personas de Recursos Humanos (p. 99) y el presupuesto solo paga dos estudiantes y el asesor (p. 115). ¿Qué cargo ocupa hoy cada uno de esos cuatro especialistas, o quedó como supuesto del diseño?»</w:t>
       </w:r>
     </w:p>
     <w:p>
@@ -2662,7 +2549,7 @@
           <w:color w:val="2B2B2B"/>
           <w:sz w:val="22"/>
         </w:rPr>
-        <w:t>«En la Tabla 14 los dieciséis indicadores llevan como línea base la palabra “Diagnóstico inicial” (pp. 93-97). Denme un número: ¿cuánto es hoy el tiempo promedio de cubrimiento de una vacante en esa empresa, y de dónde sale ese dato?»</w:t>
+        <w:t>«La fase 1 tenía como entregable un informe de línea base (p. 47), y las páginas 58, 98 y 103 afirman que los resultados constituyeron esa línea base. Pero la columna Línea base de la Tabla 14 dice Diagnóstico inicial en los dieciséis indicadores, sin un solo número (pp. 93-97). Denme el valor de línea base de un indicador, el que quieran, y de dónde sale. Si no se midió, dígannoslo con esas palabras.»</w:t>
       </w:r>
     </w:p>
     <w:p>
@@ -2676,7 +2563,7 @@
           <w:color w:val="2B2B2B"/>
           <w:sz w:val="22"/>
         </w:rPr>
-        <w:t>«Las figuras 11 a 14 muestran interfaces del ecosistema (pp. 89-91) y ustedes aclaran que los datos del tablero son ilustrativos (p. 97). ¿Esas pantallas son aplicaciones construidas en Power Apps que se pueden abrir en un entorno, o son maquetas del diseño funcional? Y si están construidas, ¿sobre qué listas de SharePoint corren?»</w:t>
+        <w:t>«El estudio aplicó 150 encuestas y 25 entrevistas en la empresa (p. 45). Busqué en las 126 páginas las palabras consentimiento, ética, anonimato y habeas: ningún resultado, y entre los anexos no hay carta de autorización de la empresa (pp. 113-126). Díganme qué documento autorizó aplicar los instrumentos a esos 175 participantes y quién lo firmó. Si no hubo ninguno, dígannoslo con esas palabras.»</w:t>
       </w:r>
     </w:p>
     <w:p>
@@ -3256,28 +3143,11 @@
       <w:r>
         <w:rPr>
           <w:rFonts w:ascii="Calibri" w:hAnsi="Calibri"/>
-          <w:b w:val="0"/>
+          <w:i/>
           <w:color w:val="2B2B2B"/>
           <w:sz w:val="22"/>
         </w:rPr>
-        <w:t xml:space="preserve">*Carpeta: </w:t>
-      </w:r>
-      <w:r>
-        <w:rPr>
-          <w:rFonts w:ascii="Consolas" w:hAnsi="Consolas"/>
-          <w:color w:val="111111"/>
-          <w:sz w:val="21"/>
-        </w:rPr>
-        <w:t>10 - G-010 - Plataforma preparacion concursos DIAN/</w:t>
-      </w:r>
-      <w:r>
-        <w:rPr>
-          <w:rFonts w:ascii="Calibri" w:hAnsi="Calibri"/>
-          <w:b w:val="0"/>
-          <w:color w:val="2B2B2B"/>
-          <w:sz w:val="22"/>
-        </w:rPr>
-        <w:t>*</w:t>
+        <w:t>Carpeta: `10 - G-010 - Plataforma preparacion concursos DIAN/`</w:t>
       </w:r>
     </w:p>
     <w:p>
@@ -3291,7 +3161,7 @@
           <w:color w:val="2B2B2B"/>
           <w:sz w:val="22"/>
         </w:rPr>
-        <w:t>«¿Cuál de las dos arquitecturas es la que ustedes construyeron y por qué el documento no registra el cambio?» — los objetivos comprometen Glide Apps/AppSheet, Google Sheets y Looker Studio (pp. 15-16, 26-27) y los resultados describen Power Pages, Microsoft Forms, Excel y Power BI (pp. 38, 50-51).</w:t>
+        <w:t>«Página 57: la barra de direcciones dice “dian.colombia.noulo”. Dígannos ahora, en voz alta y letra por letra, la URL con la que un aspirante entra hoy al prototipo. Si no hay URL, díganlo con esas palabras: “la plataforma no está desplegada”.»</w:t>
       </w:r>
     </w:p>
     <w:p>
@@ -3305,7 +3175,7 @@
           <w:color w:val="2B2B2B"/>
           <w:sz w:val="22"/>
         </w:rPr>
-        <w:t>«En el objetivo 4 aparecen 10 personas (p. 42) y luego 100 funcionarios de la DIAN (pp. 52, 59, 65): ¿cuántos usuarios probaron realmente el prototipo, quiénes eran y cómo consiguieron ese acceso?»</w:t>
+        <w:t>«El Gráfico 11 de la página 67 pregunta por “su confianza para presentar el examen real”. Un funcionario de carrera ya lo presentó. ¿Los 100 que respondieron eran funcionarios o aspirantes? Una sola palabra.»</w:t>
       </w:r>
     </w:p>
     <w:p>
@@ -3319,7 +3189,7 @@
           <w:color w:val="2B2B2B"/>
           <w:sz w:val="22"/>
         </w:rPr>
-        <w:t>«Su pregunta de investigación es cómo influye la plataforma en el *rendimiento* (p. 14) y la metodología anuncia medir “rendimiento inicial y final” (p. 28), pero el diseño es no experimental transeccional (p. 30) y todos los datos reportados son de percepción (pp. 53-73): ¿tienen puntajes del mismo usuario en dos momentos y, si no, cómo debería leerse la conclusión de la p. 74?»</w:t>
+        <w:t>«Denos dos números del Excel de respuestas: el puntaje del primer simulacro y el del último simulacro de una misma persona. No de la Ilustración 3, del archivo. Si el Excel no guarda dos intentos por persona, díganlo.»</w:t>
       </w:r>
     </w:p>
     <w:p>
@@ -3340,6 +3210,22 @@
     </w:p>
     <w:p>
       <w:pPr>
+        <w:ind w:left="432"/>
+        <w:shd w:val="clear" w:fill="E8F5EC"/>
+      </w:pPr>
+      <w:r>
+        <w:rPr>
+          <w:rFonts w:ascii="Calibri" w:hAnsi="Calibri"/>
+          <w:b w:val="0"/>
+          <w:i/>
+          <w:color w:val="2B2B2B"/>
+          <w:sz w:val="21"/>
+        </w:rPr>
+        <w:t>La 3 va después de la 1: si la plataforma no está desplegada, el archivo de respuestas tampoco existe. Las dos arquitecturas —Glide frente a Power Pages— bajan al banco de reserva (reserva 4), y al citarlas se nombra el objetivo específico, nunca el apartado «9.3», que titula dos apartados distintos.</w:t>
+      </w:r>
+    </w:p>
+    <w:p>
+      <w:pPr>
         <w:spacing w:before="140" w:after="60"/>
       </w:pPr>
       <w:r>
@@ -3356,28 +3242,11 @@
       <w:r>
         <w:rPr>
           <w:rFonts w:ascii="Calibri" w:hAnsi="Calibri"/>
-          <w:b w:val="0"/>
+          <w:i/>
           <w:color w:val="2B2B2B"/>
           <w:sz w:val="22"/>
         </w:rPr>
-        <w:t xml:space="preserve">*Carpeta: </w:t>
-      </w:r>
-      <w:r>
-        <w:rPr>
-          <w:rFonts w:ascii="Consolas" w:hAnsi="Consolas"/>
-          <w:color w:val="111111"/>
-          <w:sz w:val="21"/>
-        </w:rPr>
-        <w:t>11 - G-011 - Intranet CDS para atencion al cliente/</w:t>
-      </w:r>
-      <w:r>
-        <w:rPr>
-          <w:rFonts w:ascii="Calibri" w:hAnsi="Calibri"/>
-          <w:b w:val="0"/>
-          <w:color w:val="2B2B2B"/>
-          <w:sz w:val="22"/>
-        </w:rPr>
-        <w:t>*</w:t>
+        <w:t>Carpeta: `11 - G-011 - Intranet CDS para atencion al cliente/`</w:t>
       </w:r>
     </w:p>
     <w:p>
@@ -3427,7 +3296,7 @@
           <w:color w:val="2B2B2B"/>
           <w:sz w:val="22"/>
         </w:rPr>
-        <w:t>«Su objetivo general dice “diseñar e implementar”. Cuéntenos en qué estado está hoy la intranet en el Centro de Servicios: ¿está en operación, desde qué fecha y quiénes la usan?»</w:t>
+        <w:t>«El objetivo general que quedó inscrito en el cronograma dice “diseñar e implementar”. Comparta pantalla, por favor, y ábrame la intranet ahora. Si no la puede abrir aquí, dígame la URL o el nombre del servidor donde está instalada; y si no está instalada en ninguna parte, dígalo con esas palabras.»</w:t>
       </w:r>
     </w:p>
     <w:p>
@@ -3441,7 +3310,7 @@
           <w:color w:val="2B2B2B"/>
           <w:sz w:val="22"/>
         </w:rPr>
-        <w:t>«El título promete optimizar la atención al cliente y el objetivo trabaja sobre la higienización de bases de datos. ¿Qué indicador midió antes y después de la intranet, y cuánto cambió?»</w:t>
+        <w:t>«Su objetivo general dice “estandarizar, automatizar y optimizar el proceso”, y el título promete “optimizar la atención al cliente”. ¿Cuántos minutos tarda hoy un operador del CDS en higienizar y validar una base de un cliente? Aproximado y de memoria me sirve, pero deme el número. Si nunca se midió, dígalo con esas palabras.»</w:t>
       </w:r>
     </w:p>
     <w:p>
@@ -3455,7 +3324,7 @@
           <w:color w:val="2B2B2B"/>
           <w:sz w:val="22"/>
         </w:rPr>
-        <w:t>«La intranet recibe bases de datos de clientes para validar pólizas: ¿con qué autorización de la empresa trabajó esos datos y cómo protegió los datos personales en el proyecto y en el documento?»</w:t>
+        <w:t>«Nombre y cargo: ¿quién en la empresa autorizó el uso de las bases de datos enviadas por los clientes, y en qué mes se dio esa autorización? Si el permiso fue verbal, o si nadie lo dio, dígalo así.»</w:t>
       </w:r>
     </w:p>
     <w:p>
@@ -3476,6 +3345,22 @@
     </w:p>
     <w:p>
       <w:pPr>
+        <w:ind w:left="432"/>
+        <w:shd w:val="clear" w:fill="E8F5EC"/>
+      </w:pPr>
+      <w:r>
+        <w:rPr>
+          <w:rFonts w:ascii="Calibri" w:hAnsi="Calibri"/>
+          <w:b w:val="0"/>
+          <w:i/>
+          <w:color w:val="2B2B2B"/>
+          <w:sz w:val="21"/>
+        </w:rPr>
+        <w:t>Ninguna de las tres cita el documento, y ninguna se contesta con un relato: piden pantalla, número y nombre. Las tres dejan una salida honesta —«no está instalada», «nunca se midió», «fue verbal»— para que pueda declarar el límite sin que nadie la acuse.</w:t>
+      </w:r>
+    </w:p>
+    <w:p>
+      <w:pPr>
         <w:spacing w:before="140" w:after="60"/>
       </w:pPr>
       <w:r>
@@ -3492,28 +3377,11 @@
       <w:r>
         <w:rPr>
           <w:rFonts w:ascii="Calibri" w:hAnsi="Calibri"/>
-          <w:b w:val="0"/>
+          <w:i/>
           <w:color w:val="2B2B2B"/>
           <w:sz w:val="22"/>
         </w:rPr>
-        <w:t xml:space="preserve">*Carpeta: </w:t>
-      </w:r>
-      <w:r>
-        <w:rPr>
-          <w:rFonts w:ascii="Consolas" w:hAnsi="Consolas"/>
-          <w:color w:val="111111"/>
-          <w:sz w:val="21"/>
-        </w:rPr>
-        <w:t>12 - G-012 - Simulador presupuestal de pauta digital/</w:t>
-      </w:r>
-      <w:r>
-        <w:rPr>
-          <w:rFonts w:ascii="Calibri" w:hAnsi="Calibri"/>
-          <w:b w:val="0"/>
-          <w:color w:val="2B2B2B"/>
-          <w:sz w:val="22"/>
-        </w:rPr>
-        <w:t>*</w:t>
+        <w:t>Carpeta: `12 - G-012 - Simulador presupuestal de pauta digital/`</w:t>
       </w:r>
     </w:p>
     <w:p>
@@ -3527,7 +3395,7 @@
           <w:color w:val="2B2B2B"/>
           <w:sz w:val="22"/>
         </w:rPr>
-        <w:t>«En su Tabla 10 la distribución recomendada sube el promedio de clics de 6.902 a 10.441, pero el intervalo p10-p90 se abre de 5.484–8.384 a 7.064–14.228, y ustedes mismos escriben que la función objetivo no penaliza el riesgo. Si un director de agencia les pide una recomendación con ese resultado en la mano, ¿le entregan la distribución que maximiza el promedio o la que protege el p10, y con qué argumento?»</w:t>
+        <w:t>«La fila “ranking” de la tabla de arquitectura de datos del folio 40 ordena las distribuciones por clics promedio, y el párrafo que cierra el apartado 8.3, en el folio 53, dice que la función objetivo no penaliza el riesgo: el promedio sube de 6.902 a 10.441 clics mientras el intervalo p10-p90 se abre de 5.484–8.384 a 7.064–14.228. Si un director de agencia les pide hoy una recomendación, ¿entregan la que maximiza el promedio o la que protege el p10? Elijan una.»</w:t>
       </w:r>
     </w:p>
     <w:p>
@@ -3541,7 +3409,7 @@
           <w:color w:val="2B2B2B"/>
           <w:sz w:val="22"/>
         </w:rPr>
-        <w:t>«Con CPC y tarifa constante, los clics crecen proporcionalmente a la inversión, y su Tabla 13 muestra que con 500, 1.000 o 3.000 distribuciones candidatas el óptimo es el mismo 88 % en TikTok. ¿Qué aporta entonces evaluar 5.000 distribuciones, y qué tendría que incorporar el modelo para que la recomendación no fuera siempre “todo a la plataforma más barata con el 5 % mínimo en las otras”?»</w:t>
+        <w:t>«Con tres plataformas y su restricción w_p ≥ 0,05 de la Tabla 7, página 45, ¿cuál es el porcentaje máximo que su modelo permite darle a TikTok? Dígame el número.»</w:t>
       </w:r>
     </w:p>
     <w:p>
@@ -3555,7 +3423,7 @@
           <w:color w:val="2B2B2B"/>
           <w:sz w:val="22"/>
         </w:rPr>
-        <w:t>«La nota de su Tabla 7 y el paso 5 de su manual dicen que la validación documentada usó clics como función objetivo; su presentación anuncia tres casos con objetivos de alcance, clics y visualizaciones, con presupuestos que no aparecen en el documento. ¿Ejecutaron el simulador maximizando alcance y visualizaciones, y dónde quedó registrada esa corrida?»</w:t>
+        <w:t>«Su objetivo 4 nombra la eficiencia presupuestal como indicador a analizar. Los tableros de las Figuras 5 y 8, folios 48 y 50, la muestran, pero con otros parámetros —Meta a CPM 2.000 y TikTok a CPC 1.500, frente a los 18.000 y 14.000 de la Figura 4— y el capítulo 8 no trae ninguna figura. ¿Cuánto vale la eficiencia presupuestal en el caso de la Tabla 10, los diez millones repartidos 40/30/30, en el escenario ingresado y en el recomendado? Dígannos los dos números.»</w:t>
       </w:r>
     </w:p>
     <w:p>
@@ -3571,7 +3439,23 @@
           <w:color w:val="2B2B2B"/>
           <w:sz w:val="21"/>
         </w:rPr>
-        <w:t>Son cuatro integrantes: pedir que responda quien no expuso.</w:t>
+        <w:t>Son cuatro integrantes: pedir que responda quien no expuso. La 2 es la de dominio individual y se contesta en veinte segundos: el número es 90 %.</w:t>
+      </w:r>
+    </w:p>
+    <w:p>
+      <w:pPr>
+        <w:ind w:left="432"/>
+        <w:shd w:val="clear" w:fill="E8F5EC"/>
+      </w:pPr>
+      <w:r>
+        <w:rPr>
+          <w:rFonts w:ascii="Calibri" w:hAnsi="Calibri"/>
+          <w:b w:val="0"/>
+          <w:i/>
+          <w:color w:val="2B2B2B"/>
+          <w:sz w:val="21"/>
+        </w:rPr>
+        <w:t>Nunca decir «Tabla 5» por la tabla del folio 40 —ese número es del diccionario de datos— ni atribuirle a la Tabla 10 el intervalo p10-p90, que está en el párrafo de cierre del 8.3.</w:t>
       </w:r>
     </w:p>
     <w:p>
@@ -3592,28 +3476,11 @@
       <w:r>
         <w:rPr>
           <w:rFonts w:ascii="Calibri" w:hAnsi="Calibri"/>
-          <w:b w:val="0"/>
+          <w:i/>
           <w:color w:val="2B2B2B"/>
           <w:sz w:val="22"/>
         </w:rPr>
-        <w:t xml:space="preserve">*Carpeta: </w:t>
-      </w:r>
-      <w:r>
-        <w:rPr>
-          <w:rFonts w:ascii="Consolas" w:hAnsi="Consolas"/>
-          <w:color w:val="111111"/>
-          <w:sz w:val="21"/>
-        </w:rPr>
-        <w:t>13 - G-013 - Estrategia digital tesoreria cooperativas Bogota/</w:t>
-      </w:r>
-      <w:r>
-        <w:rPr>
-          <w:rFonts w:ascii="Calibri" w:hAnsi="Calibri"/>
-          <w:b w:val="0"/>
-          <w:color w:val="2B2B2B"/>
-          <w:sz w:val="22"/>
-        </w:rPr>
-        <w:t>*</w:t>
+        <w:t>Carpeta: `13 - G-013 - Estrategia digital tesoreria cooperativas Bogota/`</w:t>
       </w:r>
     </w:p>
     <w:p>
@@ -3627,7 +3494,7 @@
           <w:color w:val="2B2B2B"/>
           <w:sz w:val="22"/>
         </w:rPr>
-        <w:t>«Su tercer objetivo específico, en la página 16, es desarrollar un prototipo funcional del MACM en un entorno de simulación y validarlo con pruebas funcionales e indicadores. El panel de la página 62 reporta 94,2 % de conciliación autónoma y 12 casos por auditar: ¿sobre cuántos registros y sobre qué archivo de datos simulados se calculó ese 94,2 %, y dónde está el informe de pruebas que usted anuncia como entregable en la página 42?»</w:t>
+        <w:t>«La página 64 dice que se “reprodujo el comportamiento esperado”. Para el acta necesito saber cuál de las dos cosas es el 94,2 % del panel de la imagen inferior de la página 62: ¿un resultado medido sobre un archivo de movimientos, o una cifra ilustrativa de la maqueta de interfaz? Si es lo primero, cuántos movimientos traía el archivo.»</w:t>
       </w:r>
     </w:p>
     <w:p>
@@ -3641,7 +3508,7 @@
           <w:color w:val="2B2B2B"/>
           <w:sz w:val="22"/>
         </w:rPr>
-        <w:t>«La metodología, en la página 33, anuncia seis participantes: dos directivos, tres funcionarios de tesorería y un responsable de TI, con entrevistas semiestructuradas; los resultados de la página 45 reportan una encuesta con n igual a 10, seis auxiliares y cuatro analistas; y el anexo trae tres encuestas diligenciadas de Control Operativo, Contabilidad y Cartera. ¿Cuántas encuestas se aplicaron finalmente, a qué áreas, y qué pasó con las entrevistas a directivos y a TI?»</w:t>
+        <w:t>«La página 45 caracteriza los diez encuestados y las tres encuestas escaneadas del anexo traen escritas a mano las áreas Control operativo, CONTABILIDAD y Cartera. De esos diez encuestados, ¿cuántos pertenecen al área de Tesorería? Dígame el número.»</w:t>
       </w:r>
     </w:p>
     <w:p>
@@ -3655,7 +3522,7 @@
           <w:color w:val="2B2B2B"/>
           <w:sz w:val="22"/>
         </w:rPr>
-        <w:t>«El título y el objetivo general hablan de las cooperativas financieras de la ciudad de Bogotá, pero el diseño es un estudio de caso único en una sola cooperativa, con diez encuestas de un área. ¿Qué parte de su estrategia es transferible a otra cooperativa de Bogotá y qué parte solo funciona en la entidad que estudió?»</w:t>
+        <w:t>«El título de la portada y el objetivo general de la página 16 hablan de las cooperativas financieras de la ciudad de Bogotá. ¿En cuántas cooperativas de Bogotá aplicó usted el instrumento? Dígame el número.»</w:t>
       </w:r>
     </w:p>
     <w:p>
@@ -3672,6 +3539,42 @@
           <w:sz w:val="21"/>
         </w:rPr>
         <w:t>Trabajo individual y cierre de la jornada: acordar antes con la Dirección el reparto (yo tomo el objetivo 3 y la muestra) para no repetir preguntas.</w:t>
+      </w:r>
+    </w:p>
+    <w:p>
+      <w:pPr>
+        <w:ind w:left="432"/>
+        <w:shd w:val="clear" w:fill="E8F5EC"/>
+      </w:pPr>
+      <w:r>
+        <w:rPr>
+          <w:rFonts w:ascii="Calibri" w:hAnsi="Calibri"/>
+          <w:b w:val="0"/>
+          <w:i/>
+          <w:color w:val="2B2B2B"/>
+          <w:sz w:val="21"/>
+        </w:rPr>
+        <w:t xml:space="preserve">Las tres piden una sola cosa cada una y aguantan que solo haya tiempo para la primera. El panel del 94,2 % es la imagen </w:t>
+      </w:r>
+      <w:r>
+        <w:rPr>
+          <w:rFonts w:ascii="Calibri" w:hAnsi="Calibri"/>
+          <w:b/>
+          <w:i/>
+          <w:color w:val="2B2B2B"/>
+          <w:sz w:val="21"/>
+        </w:rPr>
+        <w:t>inferior</w:t>
+      </w:r>
+      <w:r>
+        <w:rPr>
+          <w:rFonts w:ascii="Calibri" w:hAnsi="Calibri"/>
+          <w:b w:val="0"/>
+          <w:i/>
+          <w:color w:val="2B2B2B"/>
+          <w:sz w:val="21"/>
+        </w:rPr>
+        <w:t xml:space="preserve"> de la p. 62 —la superior es la banda FASE 01-04— y el título está en la portada, no en la p. 16.</w:t>
       </w:r>
     </w:p>
     <w:p>
@@ -3927,7 +3830,7 @@
                 <w:color w:val="FFFFFF"/>
                 <w:sz w:val="21"/>
               </w:rPr>
-              <w:t>Rango anticipado (§7)</w:t>
+              <w:t>Rango anticipado (§8)</w:t>
             </w:r>
           </w:p>
         </w:tc>
@@ -5875,7 +5778,7 @@
                 <w:color w:val="2B2B2B"/>
                 <w:sz w:val="20"/>
               </w:rPr>
-              <w:t xml:space="preserve"> si sustenta bien (ver advertencia de §7 de su ficha)</w:t>
+              <w:t xml:space="preserve"> si sustenta bien (ver advertencia de §8 de su ficha)</w:t>
             </w:r>
           </w:p>
         </w:tc>
@@ -6378,7 +6281,3462 @@
           <w:color w:val="2B2B2B"/>
           <w:sz w:val="22"/>
         </w:rPr>
-        <w:t>: es la lectura a priori del documento. La nota la pongo en sala contra los umbrales de la §7 de cada ficha, y solo ahí.</w:t>
+        <w:t>: es la lectura a priori del documento. La nota la pongo en sala contra los umbrales de la §8 de cada ficha, y solo ahí.</w:t>
+      </w:r>
+    </w:p>
+    <w:p>
+      <w:pPr>
+        <w:spacing w:before="200" w:after="60"/>
+      </w:pPr>
+      <w:r>
+        <w:rPr>
+          <w:rFonts w:ascii="Calibri" w:hAnsi="Calibri"/>
+          <w:b/>
+          <w:color w:val="007433"/>
+          <w:sz w:val="32"/>
+        </w:rPr>
+        <w:t>2.1 El formulario oficial del jurado — las 5 respuestas, grupo por grupo</w:t>
+      </w:r>
+    </w:p>
+    <w:p>
+      <w:pPr>
+        <w:ind w:left="432"/>
+        <w:shd w:val="clear" w:fill="E8F5EC"/>
+      </w:pPr>
+      <w:r>
+        <w:rPr>
+          <w:rFonts w:ascii="Calibri" w:hAnsi="Calibri"/>
+          <w:b/>
+          <w:i/>
+          <w:color w:val="2B2B2B"/>
+          <w:sz w:val="21"/>
+        </w:rPr>
+        <w:t>Es otro instrumento, no la rúbrica del ACA 3.</w:t>
+      </w:r>
+      <w:r>
+        <w:rPr>
+          <w:rFonts w:ascii="Calibri" w:hAnsi="Calibri"/>
+          <w:b w:val="0"/>
+          <w:i/>
+          <w:color w:val="2B2B2B"/>
+          <w:sz w:val="21"/>
+        </w:rPr>
+        <w:t xml:space="preserve"> La Dirección pide al jurado cinco preguntas con</w:t>
+      </w:r>
+    </w:p>
+    <w:p>
+      <w:pPr>
+        <w:ind w:left="432"/>
+        <w:shd w:val="clear" w:fill="E8F5EC"/>
+      </w:pPr>
+      <w:r>
+        <w:rPr>
+          <w:rFonts w:ascii="Calibri" w:hAnsi="Calibri"/>
+          <w:b w:val="0"/>
+          <w:i/>
+          <w:color w:val="2B2B2B"/>
+          <w:sz w:val="21"/>
+        </w:rPr>
+        <w:t xml:space="preserve">opciones </w:t>
+      </w:r>
+      <w:r>
+        <w:rPr>
+          <w:rFonts w:ascii="Calibri" w:hAnsi="Calibri"/>
+          <w:b/>
+          <w:i/>
+          <w:color w:val="2B2B2B"/>
+          <w:sz w:val="21"/>
+        </w:rPr>
+        <w:t>1 2 3 4 5</w:t>
+      </w:r>
+      <w:r>
+        <w:rPr>
+          <w:rFonts w:ascii="Calibri" w:hAnsi="Calibri"/>
+          <w:b w:val="0"/>
+          <w:i/>
+          <w:color w:val="2B2B2B"/>
+          <w:sz w:val="21"/>
+        </w:rPr>
+        <w:t xml:space="preserve">, y </w:t>
+      </w:r>
+      <w:r>
+        <w:rPr>
+          <w:rFonts w:ascii="Calibri" w:hAnsi="Calibri"/>
+          <w:b/>
+          <w:i/>
+          <w:color w:val="2B2B2B"/>
+          <w:sz w:val="21"/>
+        </w:rPr>
+        <w:t>ninguna de las cinco califica la sustentación oral</w:t>
+      </w:r>
+      <w:r>
+        <w:rPr>
+          <w:rFonts w:ascii="Calibri" w:hAnsi="Calibri"/>
+          <w:b w:val="0"/>
+          <w:i/>
+          <w:color w:val="2B2B2B"/>
+          <w:sz w:val="21"/>
+        </w:rPr>
+        <w:t>: las cinco se</w:t>
+      </w:r>
+    </w:p>
+    <w:p>
+      <w:pPr>
+        <w:ind w:left="432"/>
+        <w:shd w:val="clear" w:fill="E8F5EC"/>
+      </w:pPr>
+      <w:r>
+        <w:rPr>
+          <w:rFonts w:ascii="Calibri" w:hAnsi="Calibri"/>
+          <w:b w:val="0"/>
+          <w:i/>
+          <w:color w:val="2B2B2B"/>
+          <w:sz w:val="21"/>
+        </w:rPr>
+        <w:t>responden con el documento. Por eso están precargadas. Esta tabla es solo la vista de conjunto;</w:t>
+      </w:r>
+    </w:p>
+    <w:p>
+      <w:pPr>
+        <w:ind w:left="432"/>
+        <w:shd w:val="clear" w:fill="E8F5EC"/>
+      </w:pPr>
+      <w:r>
+        <w:rPr>
+          <w:rFonts w:ascii="Calibri" w:hAnsi="Calibri"/>
+          <w:b w:val="0"/>
+          <w:i/>
+          <w:color w:val="2B2B2B"/>
+          <w:sz w:val="21"/>
+        </w:rPr>
+        <w:t>el formulario de cada grupo vive en tres sitios, y los tres salen del mismo dato:</w:t>
+      </w:r>
+    </w:p>
+    <w:p>
+      <w:pPr>
+        <w:ind w:left="432"/>
+        <w:shd w:val="clear" w:fill="E8F5EC"/>
+      </w:pPr>
+      <w:r>
+        <w:rPr>
+          <w:rFonts w:ascii="Calibri" w:hAnsi="Calibri"/>
+          <w:b/>
+          <w:i/>
+          <w:color w:val="2B2B2B"/>
+          <w:sz w:val="21"/>
+        </w:rPr>
+        <w:t>§8.1 de `1 - Ficha de preparacion`</w:t>
+      </w:r>
+      <w:r>
+        <w:rPr>
+          <w:rFonts w:ascii="Calibri" w:hAnsi="Calibri"/>
+          <w:b w:val="0"/>
+          <w:i/>
+          <w:color w:val="2B2B2B"/>
+          <w:sz w:val="21"/>
+        </w:rPr>
+        <w:t xml:space="preserve"> para leer antes de entrar (casilla + página que la sostiene</w:t>
+      </w:r>
+    </w:p>
+    <w:p>
+      <w:pPr>
+        <w:ind w:left="432"/>
+        <w:shd w:val="clear" w:fill="E8F5EC"/>
+      </w:pPr>
+      <w:r>
+        <w:rPr>
+          <w:rFonts w:ascii="Calibri" w:hAnsi="Calibri"/>
+          <w:b w:val="0"/>
+          <w:i/>
+          <w:color w:val="2B2B2B"/>
+          <w:sz w:val="21"/>
+        </w:rPr>
+        <w:t xml:space="preserve">+ qué la subiría o bajaría), </w:t>
+      </w:r>
+      <w:r>
+        <w:rPr>
+          <w:rFonts w:ascii="Calibri" w:hAnsi="Calibri"/>
+          <w:b/>
+          <w:i/>
+          <w:color w:val="2B2B2B"/>
+          <w:sz w:val="21"/>
+        </w:rPr>
+        <w:t>§E de `2 - Hoja de respuestas`</w:t>
+      </w:r>
+      <w:r>
+        <w:rPr>
+          <w:rFonts w:ascii="Calibri" w:hAnsi="Calibri"/>
+          <w:b w:val="0"/>
+          <w:i/>
+          <w:color w:val="2B2B2B"/>
+          <w:sz w:val="21"/>
+        </w:rPr>
+        <w:t xml:space="preserve"> para rodear en sala, y</w:t>
+      </w:r>
+    </w:p>
+    <w:p>
+      <w:pPr>
+        <w:ind w:left="432"/>
+        <w:shd w:val="clear" w:fill="E8F5EC"/>
+      </w:pPr>
+      <w:r>
+        <w:rPr>
+          <w:rFonts w:ascii="Calibri" w:hAnsi="Calibri"/>
+          <w:b/>
+          <w:i/>
+          <w:color w:val="2B2B2B"/>
+          <w:sz w:val="21"/>
+        </w:rPr>
+        <w:t>§3 de `4 - Evaluacion.md`</w:t>
+      </w:r>
+      <w:r>
+        <w:rPr>
+          <w:rFonts w:ascii="Calibri" w:hAnsi="Calibri"/>
+          <w:b w:val="0"/>
+          <w:i/>
+          <w:color w:val="2B2B2B"/>
+          <w:sz w:val="21"/>
+        </w:rPr>
+        <w:t xml:space="preserve"> para el sustento completo al cerrar.</w:t>
+      </w:r>
+    </w:p>
+    <w:p>
+      <w:pPr>
+        <w:ind w:left="432"/>
+        <w:shd w:val="clear" w:fill="E8F5EC"/>
+      </w:pPr>
+    </w:p>
+    <w:p>
+      <w:pPr>
+        <w:ind w:left="432"/>
+        <w:shd w:val="clear" w:fill="E8F5EC"/>
+      </w:pPr>
+      <w:r>
+        <w:rPr>
+          <w:rFonts w:ascii="Calibri" w:hAnsi="Calibri"/>
+          <w:b w:val="0"/>
+          <w:i/>
+          <w:color w:val="2B2B2B"/>
+          <w:sz w:val="21"/>
+        </w:rPr>
+        <w:t xml:space="preserve">⚠️ </w:t>
+      </w:r>
+      <w:r>
+        <w:rPr>
+          <w:rFonts w:ascii="Calibri" w:hAnsi="Calibri"/>
+          <w:b/>
+          <w:i/>
+          <w:color w:val="2B2B2B"/>
+          <w:sz w:val="21"/>
+        </w:rPr>
+        <w:t>Este 1–5 no es la nota 0,1–5,0 del acta</w:t>
+      </w:r>
+      <w:r>
+        <w:rPr>
+          <w:rFonts w:ascii="Calibri" w:hAnsi="Calibri"/>
+          <w:b w:val="0"/>
+          <w:i/>
+          <w:color w:val="2B2B2B"/>
+          <w:sz w:val="21"/>
+        </w:rPr>
+        <w:t xml:space="preserve"> (75 % metodólogo + 25 % jurados; meritoria ≥ 4,6 sin</w:t>
+      </w:r>
+    </w:p>
+    <w:p>
+      <w:pPr>
+        <w:ind w:left="432"/>
+        <w:shd w:val="clear" w:fill="E8F5EC"/>
+      </w:pPr>
+      <w:r>
+        <w:rPr>
+          <w:rFonts w:ascii="Calibri" w:hAnsi="Calibri"/>
+          <w:b w:val="0"/>
+          <w:i/>
+          <w:color w:val="2B2B2B"/>
+          <w:sz w:val="21"/>
+        </w:rPr>
+        <w:t xml:space="preserve">ninguna individual por debajo de 4,5). Es un ordinal de calidad </w:t>
+      </w:r>
+      <w:r>
+        <w:rPr>
+          <w:rFonts w:ascii="Calibri" w:hAnsi="Calibri"/>
+          <w:b/>
+          <w:i/>
+          <w:color w:val="2B2B2B"/>
+          <w:sz w:val="21"/>
+        </w:rPr>
+        <w:t>documental</w:t>
+      </w:r>
+      <w:r>
+        <w:rPr>
+          <w:rFonts w:ascii="Calibri" w:hAnsi="Calibri"/>
+          <w:b w:val="0"/>
+          <w:i/>
+          <w:color w:val="2B2B2B"/>
+          <w:sz w:val="21"/>
+        </w:rPr>
+        <w:t xml:space="preserve">: </w:t>
+      </w:r>
+      <w:r>
+        <w:rPr>
+          <w:rFonts w:ascii="Calibri" w:hAnsi="Calibri"/>
+          <w:b/>
+          <w:i/>
+          <w:color w:val="2B2B2B"/>
+          <w:sz w:val="21"/>
+        </w:rPr>
+        <w:t>5</w:t>
+      </w:r>
+      <w:r>
+        <w:rPr>
+          <w:rFonts w:ascii="Calibri" w:hAnsi="Calibri"/>
+          <w:b w:val="0"/>
+          <w:i/>
+          <w:color w:val="2B2B2B"/>
+          <w:sz w:val="21"/>
+        </w:rPr>
+        <w:t xml:space="preserve"> sobresaliente ·</w:t>
+      </w:r>
+    </w:p>
+    <w:p>
+      <w:pPr>
+        <w:ind w:left="432"/>
+        <w:shd w:val="clear" w:fill="E8F5EC"/>
+      </w:pPr>
+      <w:r>
+        <w:rPr>
+          <w:rFonts w:ascii="Calibri" w:hAnsi="Calibri"/>
+          <w:b/>
+          <w:i/>
+          <w:color w:val="2B2B2B"/>
+          <w:sz w:val="21"/>
+        </w:rPr>
+        <w:t>4</w:t>
+      </w:r>
+      <w:r>
+        <w:rPr>
+          <w:rFonts w:ascii="Calibri" w:hAnsi="Calibri"/>
+          <w:b w:val="0"/>
+          <w:i/>
+          <w:color w:val="2B2B2B"/>
+          <w:sz w:val="21"/>
+        </w:rPr>
+        <w:t xml:space="preserve"> sólido con reparos menores · </w:t>
+      </w:r>
+      <w:r>
+        <w:rPr>
+          <w:rFonts w:ascii="Calibri" w:hAnsi="Calibri"/>
+          <w:b/>
+          <w:i/>
+          <w:color w:val="2B2B2B"/>
+          <w:sz w:val="21"/>
+        </w:rPr>
+        <w:t>3</w:t>
+      </w:r>
+      <w:r>
+        <w:rPr>
+          <w:rFonts w:ascii="Calibri" w:hAnsi="Calibri"/>
+          <w:b w:val="0"/>
+          <w:i/>
+          <w:color w:val="2B2B2B"/>
+          <w:sz w:val="21"/>
+        </w:rPr>
+        <w:t xml:space="preserve"> aceptable con un reparo de fondo · </w:t>
+      </w:r>
+      <w:r>
+        <w:rPr>
+          <w:rFonts w:ascii="Calibri" w:hAnsi="Calibri"/>
+          <w:b/>
+          <w:i/>
+          <w:color w:val="2B2B2B"/>
+          <w:sz w:val="21"/>
+        </w:rPr>
+        <w:t>2</w:t>
+      </w:r>
+      <w:r>
+        <w:rPr>
+          <w:rFonts w:ascii="Calibri" w:hAnsi="Calibri"/>
+          <w:b w:val="0"/>
+          <w:i/>
+          <w:color w:val="2B2B2B"/>
+          <w:sz w:val="21"/>
+        </w:rPr>
+        <w:t xml:space="preserve"> deficiente: hay</w:t>
+      </w:r>
+    </w:p>
+    <w:p>
+      <w:pPr>
+        <w:ind w:left="432"/>
+        <w:shd w:val="clear" w:fill="E8F5EC"/>
+      </w:pPr>
+      <w:r>
+        <w:rPr>
+          <w:rFonts w:ascii="Calibri" w:hAnsi="Calibri"/>
+          <w:b w:val="0"/>
+          <w:i/>
+          <w:color w:val="2B2B2B"/>
+          <w:sz w:val="21"/>
+        </w:rPr>
+        <w:t xml:space="preserve">material pero se contradice · </w:t>
+      </w:r>
+      <w:r>
+        <w:rPr>
+          <w:rFonts w:ascii="Calibri" w:hAnsi="Calibri"/>
+          <w:b/>
+          <w:i/>
+          <w:color w:val="2B2B2B"/>
+          <w:sz w:val="21"/>
+        </w:rPr>
+        <w:t>1</w:t>
+      </w:r>
+      <w:r>
+        <w:rPr>
+          <w:rFonts w:ascii="Calibri" w:hAnsi="Calibri"/>
+          <w:b w:val="0"/>
+          <w:i/>
+          <w:color w:val="2B2B2B"/>
+          <w:sz w:val="21"/>
+        </w:rPr>
+        <w:t xml:space="preserve"> sin base verificable. La suma sobre 25 </w:t>
+      </w:r>
+      <w:r>
+        <w:rPr>
+          <w:rFonts w:ascii="Calibri" w:hAnsi="Calibri"/>
+          <w:b/>
+          <w:i/>
+          <w:color w:val="2B2B2B"/>
+          <w:sz w:val="21"/>
+        </w:rPr>
+        <w:t>no se convierte</w:t>
+      </w:r>
+      <w:r>
+        <w:rPr>
+          <w:rFonts w:ascii="Calibri" w:hAnsi="Calibri"/>
+          <w:b w:val="0"/>
+          <w:i/>
+          <w:color w:val="2B2B2B"/>
+          <w:sz w:val="21"/>
+        </w:rPr>
+        <w:t xml:space="preserve"> a la</w:t>
+      </w:r>
+    </w:p>
+    <w:p>
+      <w:pPr>
+        <w:ind w:left="432"/>
+        <w:shd w:val="clear" w:fill="E8F5EC"/>
+      </w:pPr>
+      <w:r>
+        <w:rPr>
+          <w:rFonts w:ascii="Calibri" w:hAnsi="Calibri"/>
+          <w:b w:val="0"/>
+          <w:i/>
+          <w:color w:val="2B2B2B"/>
+          <w:sz w:val="21"/>
+        </w:rPr>
+        <w:t>escala del acta; sirve para ordenar, no para calificar.</w:t>
+      </w:r>
+    </w:p>
+    <w:tbl>
+      <w:tblPr>
+        <w:tblStyle w:val="TableGrid"/>
+        <w:tblW w:type="auto" w:w="0"/>
+        <w:tblLook w:firstColumn="1" w:firstRow="1" w:lastColumn="0" w:lastRow="0" w:noHBand="0" w:noVBand="1" w:val="04A0"/>
+      </w:tblPr>
+      <w:tblGrid>
+        <w:gridCol w:w="979"/>
+        <w:gridCol w:w="979"/>
+        <w:gridCol w:w="979"/>
+        <w:gridCol w:w="979"/>
+        <w:gridCol w:w="979"/>
+        <w:gridCol w:w="979"/>
+        <w:gridCol w:w="979"/>
+        <w:gridCol w:w="979"/>
+        <w:gridCol w:w="979"/>
+        <w:gridCol w:w="979"/>
+      </w:tblGrid>
+      <w:tr>
+        <w:tc>
+          <w:tcPr>
+            <w:tcW w:type="dxa" w:w="979"/>
+            <w:shd w:val="clear" w:fill="0C2340"/>
+            <w:shd w:val="clear" w:fill="0C2340"/>
+          </w:tcPr>
+          <w:p>
+            <w:r>
+              <w:rPr>
+                <w:rFonts w:ascii="Calibri" w:hAnsi="Calibri"/>
+                <w:b/>
+                <w:color w:val="FFFFFF"/>
+              </w:rPr>
+            </w:r>
+            <w:r>
+              <w:rPr>
+                <w:rFonts w:ascii="Calibri" w:hAnsi="Calibri"/>
+                <w:b/>
+                <w:color w:val="FFFFFF"/>
+                <w:sz w:val="21"/>
+              </w:rPr>
+              <w:t>#</w:t>
+            </w:r>
+          </w:p>
+        </w:tc>
+        <w:tc>
+          <w:tcPr>
+            <w:tcW w:type="dxa" w:w="979"/>
+            <w:shd w:val="clear" w:fill="0C2340"/>
+            <w:shd w:val="clear" w:fill="0C2340"/>
+          </w:tcPr>
+          <w:p>
+            <w:r>
+              <w:rPr>
+                <w:rFonts w:ascii="Calibri" w:hAnsi="Calibri"/>
+                <w:b/>
+                <w:color w:val="FFFFFF"/>
+              </w:rPr>
+            </w:r>
+            <w:r>
+              <w:rPr>
+                <w:rFonts w:ascii="Calibri" w:hAnsi="Calibri"/>
+                <w:b/>
+                <w:color w:val="FFFFFF"/>
+                <w:sz w:val="21"/>
+              </w:rPr>
+              <w:t>Grupo</w:t>
+            </w:r>
+          </w:p>
+        </w:tc>
+        <w:tc>
+          <w:tcPr>
+            <w:tcW w:type="dxa" w:w="979"/>
+            <w:shd w:val="clear" w:fill="0C2340"/>
+            <w:shd w:val="clear" w:fill="0C2340"/>
+          </w:tcPr>
+          <w:p>
+            <w:r>
+              <w:rPr>
+                <w:rFonts w:ascii="Calibri" w:hAnsi="Calibri"/>
+                <w:b/>
+                <w:color w:val="FFFFFF"/>
+              </w:rPr>
+            </w:r>
+            <w:r>
+              <w:rPr>
+                <w:rFonts w:ascii="Calibri" w:hAnsi="Calibri"/>
+                <w:b/>
+                <w:color w:val="FFFFFF"/>
+                <w:sz w:val="21"/>
+              </w:rPr>
+              <w:t>Título corto</w:t>
+            </w:r>
+          </w:p>
+        </w:tc>
+        <w:tc>
+          <w:tcPr>
+            <w:tcW w:type="dxa" w:w="979"/>
+            <w:shd w:val="clear" w:fill="0C2340"/>
+            <w:shd w:val="clear" w:fill="0C2340"/>
+          </w:tcPr>
+          <w:p>
+            <w:r>
+              <w:rPr>
+                <w:rFonts w:ascii="Calibri" w:hAnsi="Calibri"/>
+                <w:b/>
+                <w:color w:val="FFFFFF"/>
+              </w:rPr>
+            </w:r>
+            <w:r>
+              <w:rPr>
+                <w:rFonts w:ascii="Calibri" w:hAnsi="Calibri"/>
+                <w:b/>
+                <w:color w:val="FFFFFF"/>
+                <w:sz w:val="21"/>
+              </w:rPr>
+              <w:t>1 · Problema y objetivos</w:t>
+            </w:r>
+          </w:p>
+        </w:tc>
+        <w:tc>
+          <w:tcPr>
+            <w:tcW w:type="dxa" w:w="979"/>
+            <w:shd w:val="clear" w:fill="0C2340"/>
+            <w:shd w:val="clear" w:fill="0C2340"/>
+          </w:tcPr>
+          <w:p>
+            <w:r>
+              <w:rPr>
+                <w:rFonts w:ascii="Calibri" w:hAnsi="Calibri"/>
+                <w:b/>
+                <w:color w:val="FFFFFF"/>
+              </w:rPr>
+            </w:r>
+            <w:r>
+              <w:rPr>
+                <w:rFonts w:ascii="Calibri" w:hAnsi="Calibri"/>
+                <w:b/>
+                <w:color w:val="FFFFFF"/>
+                <w:sz w:val="21"/>
+              </w:rPr>
+              <w:t>2 · Marco teórico</w:t>
+            </w:r>
+          </w:p>
+        </w:tc>
+        <w:tc>
+          <w:tcPr>
+            <w:tcW w:type="dxa" w:w="979"/>
+            <w:shd w:val="clear" w:fill="0C2340"/>
+            <w:shd w:val="clear" w:fill="0C2340"/>
+          </w:tcPr>
+          <w:p>
+            <w:r>
+              <w:rPr>
+                <w:rFonts w:ascii="Calibri" w:hAnsi="Calibri"/>
+                <w:b/>
+                <w:color w:val="FFFFFF"/>
+              </w:rPr>
+            </w:r>
+            <w:r>
+              <w:rPr>
+                <w:rFonts w:ascii="Calibri" w:hAnsi="Calibri"/>
+                <w:b/>
+                <w:color w:val="FFFFFF"/>
+                <w:sz w:val="21"/>
+              </w:rPr>
+              <w:t>3 · Metodología y muestra</w:t>
+            </w:r>
+          </w:p>
+        </w:tc>
+        <w:tc>
+          <w:tcPr>
+            <w:tcW w:type="dxa" w:w="979"/>
+            <w:shd w:val="clear" w:fill="0C2340"/>
+            <w:shd w:val="clear" w:fill="0C2340"/>
+          </w:tcPr>
+          <w:p>
+            <w:r>
+              <w:rPr>
+                <w:rFonts w:ascii="Calibri" w:hAnsi="Calibri"/>
+                <w:b/>
+                <w:color w:val="FFFFFF"/>
+              </w:rPr>
+            </w:r>
+            <w:r>
+              <w:rPr>
+                <w:rFonts w:ascii="Calibri" w:hAnsi="Calibri"/>
+                <w:b/>
+                <w:color w:val="FFFFFF"/>
+                <w:sz w:val="21"/>
+              </w:rPr>
+              <w:t>4 · Resultados</w:t>
+            </w:r>
+          </w:p>
+        </w:tc>
+        <w:tc>
+          <w:tcPr>
+            <w:tcW w:type="dxa" w:w="979"/>
+            <w:shd w:val="clear" w:fill="0C2340"/>
+            <w:shd w:val="clear" w:fill="0C2340"/>
+          </w:tcPr>
+          <w:p>
+            <w:r>
+              <w:rPr>
+                <w:rFonts w:ascii="Calibri" w:hAnsi="Calibri"/>
+                <w:b/>
+                <w:color w:val="FFFFFF"/>
+              </w:rPr>
+            </w:r>
+            <w:r>
+              <w:rPr>
+                <w:rFonts w:ascii="Calibri" w:hAnsi="Calibri"/>
+                <w:b/>
+                <w:color w:val="FFFFFF"/>
+                <w:sz w:val="21"/>
+              </w:rPr>
+              <w:t>5 · Pertinencia</w:t>
+            </w:r>
+          </w:p>
+        </w:tc>
+        <w:tc>
+          <w:tcPr>
+            <w:tcW w:type="dxa" w:w="979"/>
+            <w:shd w:val="clear" w:fill="0C2340"/>
+            <w:shd w:val="clear" w:fill="0C2340"/>
+          </w:tcPr>
+          <w:p>
+            <w:r>
+              <w:rPr>
+                <w:rFonts w:ascii="Calibri" w:hAnsi="Calibri"/>
+                <w:b/>
+                <w:color w:val="FFFFFF"/>
+              </w:rPr>
+            </w:r>
+            <w:r>
+              <w:rPr>
+                <w:rFonts w:ascii="Calibri" w:hAnsi="Calibri"/>
+                <w:b/>
+                <w:color w:val="FFFFFF"/>
+                <w:sz w:val="21"/>
+              </w:rPr>
+              <w:t>Σ/25</w:t>
+            </w:r>
+          </w:p>
+        </w:tc>
+        <w:tc>
+          <w:tcPr>
+            <w:tcW w:type="dxa" w:w="979"/>
+            <w:shd w:val="clear" w:fill="0C2340"/>
+            <w:shd w:val="clear" w:fill="0C2340"/>
+          </w:tcPr>
+          <w:p>
+            <w:r>
+              <w:rPr>
+                <w:rFonts w:ascii="Calibri" w:hAnsi="Calibri"/>
+                <w:b/>
+                <w:color w:val="FFFFFF"/>
+              </w:rPr>
+            </w:r>
+            <w:r>
+              <w:rPr>
+                <w:rFonts w:ascii="Calibri" w:hAnsi="Calibri"/>
+                <w:b/>
+                <w:color w:val="FFFFFF"/>
+                <w:sz w:val="21"/>
+              </w:rPr>
+              <w:t>Lo que decide la casilla más baja</w:t>
+            </w:r>
+          </w:p>
+        </w:tc>
+      </w:tr>
+      <w:tr>
+        <w:tc>
+          <w:tcPr>
+            <w:tcW w:type="dxa" w:w="979"/>
+          </w:tcPr>
+          <w:p>
+            <w:r/>
+            <w:r>
+              <w:rPr>
+                <w:rFonts w:ascii="Calibri" w:hAnsi="Calibri"/>
+                <w:b w:val="0"/>
+                <w:color w:val="2B2B2B"/>
+                <w:sz w:val="20"/>
+              </w:rPr>
+              <w:t>1</w:t>
+            </w:r>
+          </w:p>
+        </w:tc>
+        <w:tc>
+          <w:tcPr>
+            <w:tcW w:type="dxa" w:w="979"/>
+          </w:tcPr>
+          <w:p>
+            <w:r/>
+            <w:r>
+              <w:rPr>
+                <w:rFonts w:ascii="Calibri" w:hAnsi="Calibri"/>
+                <w:b/>
+                <w:color w:val="2B2B2B"/>
+                <w:sz w:val="20"/>
+              </w:rPr>
+              <w:t>G-001</w:t>
+            </w:r>
+          </w:p>
+        </w:tc>
+        <w:tc>
+          <w:tcPr>
+            <w:tcW w:type="dxa" w:w="979"/>
+          </w:tcPr>
+          <w:p>
+            <w:r/>
+            <w:r>
+              <w:rPr>
+                <w:rFonts w:ascii="Calibri" w:hAnsi="Calibri"/>
+                <w:b w:val="0"/>
+                <w:color w:val="2B2B2B"/>
+                <w:sz w:val="20"/>
+              </w:rPr>
+              <w:t>TuFinca: módulo pecuario y chatbot</w:t>
+            </w:r>
+          </w:p>
+        </w:tc>
+        <w:tc>
+          <w:tcPr>
+            <w:tcW w:type="dxa" w:w="979"/>
+          </w:tcPr>
+          <w:p>
+            <w:r/>
+            <w:r>
+              <w:rPr>
+                <w:rFonts w:ascii="Calibri" w:hAnsi="Calibri"/>
+                <w:b/>
+                <w:color w:val="2B2B2B"/>
+                <w:sz w:val="20"/>
+              </w:rPr>
+              <w:t>5</w:t>
+            </w:r>
+          </w:p>
+        </w:tc>
+        <w:tc>
+          <w:tcPr>
+            <w:tcW w:type="dxa" w:w="979"/>
+          </w:tcPr>
+          <w:p>
+            <w:r/>
+            <w:r>
+              <w:rPr>
+                <w:rFonts w:ascii="Calibri" w:hAnsi="Calibri"/>
+                <w:b/>
+                <w:color w:val="2B2B2B"/>
+                <w:sz w:val="20"/>
+              </w:rPr>
+              <w:t>4</w:t>
+            </w:r>
+          </w:p>
+        </w:tc>
+        <w:tc>
+          <w:tcPr>
+            <w:tcW w:type="dxa" w:w="979"/>
+          </w:tcPr>
+          <w:p>
+            <w:r/>
+            <w:r>
+              <w:rPr>
+                <w:rFonts w:ascii="Calibri" w:hAnsi="Calibri"/>
+                <w:b/>
+                <w:color w:val="2B2B2B"/>
+                <w:sz w:val="20"/>
+              </w:rPr>
+              <w:t>4</w:t>
+            </w:r>
+          </w:p>
+        </w:tc>
+        <w:tc>
+          <w:tcPr>
+            <w:tcW w:type="dxa" w:w="979"/>
+          </w:tcPr>
+          <w:p>
+            <w:r/>
+            <w:r>
+              <w:rPr>
+                <w:rFonts w:ascii="Calibri" w:hAnsi="Calibri"/>
+                <w:b/>
+                <w:color w:val="2B2B2B"/>
+                <w:sz w:val="20"/>
+              </w:rPr>
+              <w:t>5</w:t>
+            </w:r>
+          </w:p>
+        </w:tc>
+        <w:tc>
+          <w:tcPr>
+            <w:tcW w:type="dxa" w:w="979"/>
+          </w:tcPr>
+          <w:p>
+            <w:r/>
+            <w:r>
+              <w:rPr>
+                <w:rFonts w:ascii="Calibri" w:hAnsi="Calibri"/>
+                <w:b/>
+                <w:color w:val="2B2B2B"/>
+                <w:sz w:val="20"/>
+              </w:rPr>
+              <w:t>5</w:t>
+            </w:r>
+          </w:p>
+        </w:tc>
+        <w:tc>
+          <w:tcPr>
+            <w:tcW w:type="dxa" w:w="979"/>
+          </w:tcPr>
+          <w:p>
+            <w:r/>
+            <w:r>
+              <w:rPr>
+                <w:rFonts w:ascii="Calibri" w:hAnsi="Calibri"/>
+                <w:b/>
+                <w:color w:val="2B2B2B"/>
+                <w:sz w:val="20"/>
+              </w:rPr>
+              <w:t>23</w:t>
+            </w:r>
+          </w:p>
+        </w:tc>
+        <w:tc>
+          <w:tcPr>
+            <w:tcW w:type="dxa" w:w="979"/>
+          </w:tcPr>
+          <w:p>
+            <w:r/>
+            <w:r>
+              <w:rPr>
+                <w:rFonts w:ascii="Calibri" w:hAnsi="Calibri"/>
+                <w:b w:val="0"/>
+                <w:color w:val="2B2B2B"/>
+                <w:sz w:val="20"/>
+              </w:rPr>
+              <w:t>El único con los cuatro objetivos cerrados y conteos crudos verificables (p. 213); frena el motor conversacional sin tecnología nombrada (p. 171)</w:t>
+            </w:r>
+          </w:p>
+        </w:tc>
+      </w:tr>
+      <w:tr>
+        <w:tc>
+          <w:tcPr>
+            <w:tcW w:type="dxa" w:w="979"/>
+            <w:shd w:val="clear" w:fill="F5F7F5"/>
+            <w:shd w:val="clear" w:fill="F5F7F5"/>
+          </w:tcPr>
+          <w:p>
+            <w:r/>
+            <w:r>
+              <w:rPr>
+                <w:rFonts w:ascii="Calibri" w:hAnsi="Calibri"/>
+                <w:b w:val="0"/>
+                <w:color w:val="2B2B2B"/>
+                <w:sz w:val="20"/>
+              </w:rPr>
+              <w:t>2</w:t>
+            </w:r>
+          </w:p>
+        </w:tc>
+        <w:tc>
+          <w:tcPr>
+            <w:tcW w:type="dxa" w:w="979"/>
+            <w:shd w:val="clear" w:fill="F5F7F5"/>
+            <w:shd w:val="clear" w:fill="F5F7F5"/>
+          </w:tcPr>
+          <w:p>
+            <w:r/>
+            <w:r>
+              <w:rPr>
+                <w:rFonts w:ascii="Calibri" w:hAnsi="Calibri"/>
+                <w:b/>
+                <w:color w:val="2B2B2B"/>
+                <w:sz w:val="20"/>
+              </w:rPr>
+              <w:t>G-002</w:t>
+            </w:r>
+          </w:p>
+        </w:tc>
+        <w:tc>
+          <w:tcPr>
+            <w:tcW w:type="dxa" w:w="979"/>
+            <w:shd w:val="clear" w:fill="F5F7F5"/>
+            <w:shd w:val="clear" w:fill="F5F7F5"/>
+          </w:tcPr>
+          <w:p>
+            <w:r/>
+            <w:r>
+              <w:rPr>
+                <w:rFonts w:ascii="Calibri" w:hAnsi="Calibri"/>
+                <w:b w:val="0"/>
+                <w:color w:val="2B2B2B"/>
+                <w:sz w:val="20"/>
+              </w:rPr>
+              <w:t>PWA turística de Rivera (Huila)</w:t>
+            </w:r>
+          </w:p>
+        </w:tc>
+        <w:tc>
+          <w:tcPr>
+            <w:tcW w:type="dxa" w:w="979"/>
+            <w:shd w:val="clear" w:fill="F5F7F5"/>
+            <w:shd w:val="clear" w:fill="F5F7F5"/>
+          </w:tcPr>
+          <w:p>
+            <w:r/>
+            <w:r>
+              <w:rPr>
+                <w:rFonts w:ascii="Calibri" w:hAnsi="Calibri"/>
+                <w:b/>
+                <w:color w:val="2B2B2B"/>
+                <w:sz w:val="20"/>
+              </w:rPr>
+              <w:t>4</w:t>
+            </w:r>
+          </w:p>
+        </w:tc>
+        <w:tc>
+          <w:tcPr>
+            <w:tcW w:type="dxa" w:w="979"/>
+            <w:shd w:val="clear" w:fill="F5F7F5"/>
+            <w:shd w:val="clear" w:fill="F5F7F5"/>
+          </w:tcPr>
+          <w:p>
+            <w:r/>
+            <w:r>
+              <w:rPr>
+                <w:rFonts w:ascii="Calibri" w:hAnsi="Calibri"/>
+                <w:b/>
+                <w:color w:val="2B2B2B"/>
+                <w:sz w:val="20"/>
+              </w:rPr>
+              <w:t>2</w:t>
+            </w:r>
+          </w:p>
+        </w:tc>
+        <w:tc>
+          <w:tcPr>
+            <w:tcW w:type="dxa" w:w="979"/>
+            <w:shd w:val="clear" w:fill="F5F7F5"/>
+            <w:shd w:val="clear" w:fill="F5F7F5"/>
+          </w:tcPr>
+          <w:p>
+            <w:r/>
+            <w:r>
+              <w:rPr>
+                <w:rFonts w:ascii="Calibri" w:hAnsi="Calibri"/>
+                <w:b/>
+                <w:color w:val="2B2B2B"/>
+                <w:sz w:val="20"/>
+              </w:rPr>
+              <w:t>3</w:t>
+            </w:r>
+          </w:p>
+        </w:tc>
+        <w:tc>
+          <w:tcPr>
+            <w:tcW w:type="dxa" w:w="979"/>
+            <w:shd w:val="clear" w:fill="F5F7F5"/>
+            <w:shd w:val="clear" w:fill="F5F7F5"/>
+          </w:tcPr>
+          <w:p>
+            <w:r/>
+            <w:r>
+              <w:rPr>
+                <w:rFonts w:ascii="Calibri" w:hAnsi="Calibri"/>
+                <w:b/>
+                <w:color w:val="2B2B2B"/>
+                <w:sz w:val="20"/>
+              </w:rPr>
+              <w:t>3</w:t>
+            </w:r>
+          </w:p>
+        </w:tc>
+        <w:tc>
+          <w:tcPr>
+            <w:tcW w:type="dxa" w:w="979"/>
+            <w:shd w:val="clear" w:fill="F5F7F5"/>
+            <w:shd w:val="clear" w:fill="F5F7F5"/>
+          </w:tcPr>
+          <w:p>
+            <w:r/>
+            <w:r>
+              <w:rPr>
+                <w:rFonts w:ascii="Calibri" w:hAnsi="Calibri"/>
+                <w:b/>
+                <w:color w:val="2B2B2B"/>
+                <w:sz w:val="20"/>
+              </w:rPr>
+              <w:t>4</w:t>
+            </w:r>
+          </w:p>
+        </w:tc>
+        <w:tc>
+          <w:tcPr>
+            <w:tcW w:type="dxa" w:w="979"/>
+            <w:shd w:val="clear" w:fill="F5F7F5"/>
+            <w:shd w:val="clear" w:fill="F5F7F5"/>
+          </w:tcPr>
+          <w:p>
+            <w:r/>
+            <w:r>
+              <w:rPr>
+                <w:rFonts w:ascii="Calibri" w:hAnsi="Calibri"/>
+                <w:b/>
+                <w:color w:val="2B2B2B"/>
+                <w:sz w:val="20"/>
+              </w:rPr>
+              <w:t>16</w:t>
+            </w:r>
+          </w:p>
+        </w:tc>
+        <w:tc>
+          <w:tcPr>
+            <w:tcW w:type="dxa" w:w="979"/>
+            <w:shd w:val="clear" w:fill="F5F7F5"/>
+            <w:shd w:val="clear" w:fill="F5F7F5"/>
+          </w:tcPr>
+          <w:p>
+            <w:r/>
+            <w:r>
+              <w:rPr>
+                <w:rFonts w:ascii="Calibri" w:hAnsi="Calibri"/>
+                <w:b w:val="0"/>
+                <w:color w:val="2B2B2B"/>
+                <w:sz w:val="20"/>
+              </w:rPr>
+              <w:t>Producto público y verificado (p. 74) sobre 10 referencias, ninguna posterior a 2021 y ninguna sobre PWA (p. 86)</w:t>
+            </w:r>
+          </w:p>
+        </w:tc>
+      </w:tr>
+      <w:tr>
+        <w:tc>
+          <w:tcPr>
+            <w:tcW w:type="dxa" w:w="979"/>
+          </w:tcPr>
+          <w:p>
+            <w:r/>
+            <w:r>
+              <w:rPr>
+                <w:rFonts w:ascii="Calibri" w:hAnsi="Calibri"/>
+                <w:b w:val="0"/>
+                <w:color w:val="2B2B2B"/>
+                <w:sz w:val="20"/>
+              </w:rPr>
+              <w:t>3</w:t>
+            </w:r>
+          </w:p>
+        </w:tc>
+        <w:tc>
+          <w:tcPr>
+            <w:tcW w:type="dxa" w:w="979"/>
+          </w:tcPr>
+          <w:p>
+            <w:r/>
+            <w:r>
+              <w:rPr>
+                <w:rFonts w:ascii="Calibri" w:hAnsi="Calibri"/>
+                <w:b/>
+                <w:color w:val="2B2B2B"/>
+                <w:sz w:val="20"/>
+              </w:rPr>
+              <w:t>G-003</w:t>
+            </w:r>
+          </w:p>
+        </w:tc>
+        <w:tc>
+          <w:tcPr>
+            <w:tcW w:type="dxa" w:w="979"/>
+          </w:tcPr>
+          <w:p>
+            <w:r/>
+            <w:r>
+              <w:rPr>
+                <w:rFonts w:ascii="Calibri" w:hAnsi="Calibri"/>
+                <w:b w:val="0"/>
+                <w:color w:val="2B2B2B"/>
+                <w:sz w:val="20"/>
+              </w:rPr>
+              <w:t>Archivo municipal de San Francisco</w:t>
+            </w:r>
+          </w:p>
+        </w:tc>
+        <w:tc>
+          <w:tcPr>
+            <w:tcW w:type="dxa" w:w="979"/>
+          </w:tcPr>
+          <w:p>
+            <w:r/>
+            <w:r>
+              <w:rPr>
+                <w:rFonts w:ascii="Calibri" w:hAnsi="Calibri"/>
+                <w:b/>
+                <w:color w:val="2B2B2B"/>
+                <w:sz w:val="20"/>
+              </w:rPr>
+              <w:t>3</w:t>
+            </w:r>
+          </w:p>
+        </w:tc>
+        <w:tc>
+          <w:tcPr>
+            <w:tcW w:type="dxa" w:w="979"/>
+          </w:tcPr>
+          <w:p>
+            <w:r/>
+            <w:r>
+              <w:rPr>
+                <w:rFonts w:ascii="Calibri" w:hAnsi="Calibri"/>
+                <w:b/>
+                <w:color w:val="2B2B2B"/>
+                <w:sz w:val="20"/>
+              </w:rPr>
+              <w:t>2</w:t>
+            </w:r>
+          </w:p>
+        </w:tc>
+        <w:tc>
+          <w:tcPr>
+            <w:tcW w:type="dxa" w:w="979"/>
+          </w:tcPr>
+          <w:p>
+            <w:r/>
+            <w:r>
+              <w:rPr>
+                <w:rFonts w:ascii="Calibri" w:hAnsi="Calibri"/>
+                <w:b/>
+                <w:color w:val="2B2B2B"/>
+                <w:sz w:val="20"/>
+              </w:rPr>
+              <w:t>2</w:t>
+            </w:r>
+          </w:p>
+        </w:tc>
+        <w:tc>
+          <w:tcPr>
+            <w:tcW w:type="dxa" w:w="979"/>
+          </w:tcPr>
+          <w:p>
+            <w:r/>
+            <w:r>
+              <w:rPr>
+                <w:rFonts w:ascii="Calibri" w:hAnsi="Calibri"/>
+                <w:b/>
+                <w:color w:val="2B2B2B"/>
+                <w:sz w:val="20"/>
+              </w:rPr>
+              <w:t>3</w:t>
+            </w:r>
+          </w:p>
+        </w:tc>
+        <w:tc>
+          <w:tcPr>
+            <w:tcW w:type="dxa" w:w="979"/>
+          </w:tcPr>
+          <w:p>
+            <w:r/>
+            <w:r>
+              <w:rPr>
+                <w:rFonts w:ascii="Calibri" w:hAnsi="Calibri"/>
+                <w:b/>
+                <w:color w:val="2B2B2B"/>
+                <w:sz w:val="20"/>
+              </w:rPr>
+              <w:t>4</w:t>
+            </w:r>
+          </w:p>
+        </w:tc>
+        <w:tc>
+          <w:tcPr>
+            <w:tcW w:type="dxa" w:w="979"/>
+          </w:tcPr>
+          <w:p>
+            <w:r/>
+            <w:r>
+              <w:rPr>
+                <w:rFonts w:ascii="Calibri" w:hAnsi="Calibri"/>
+                <w:b/>
+                <w:color w:val="2B2B2B"/>
+                <w:sz w:val="20"/>
+              </w:rPr>
+              <w:t>14</w:t>
+            </w:r>
+          </w:p>
+        </w:tc>
+        <w:tc>
+          <w:tcPr>
+            <w:tcW w:type="dxa" w:w="979"/>
+          </w:tcPr>
+          <w:p>
+            <w:r/>
+            <w:r>
+              <w:rPr>
+                <w:rFonts w:ascii="Calibri" w:hAnsi="Calibri"/>
+                <w:b w:val="0"/>
+                <w:color w:val="2B2B2B"/>
+                <w:sz w:val="20"/>
+              </w:rPr>
+              <w:t>La Tabla 14 (pp. 104-105) es lo más honesto del cohorte; la muestra no se cuantifica en 169 páginas y la bibliografía llega con «[por verificar]»</w:t>
+            </w:r>
+          </w:p>
+        </w:tc>
+      </w:tr>
+      <w:tr>
+        <w:tc>
+          <w:tcPr>
+            <w:tcW w:type="dxa" w:w="979"/>
+            <w:shd w:val="clear" w:fill="F5F7F5"/>
+            <w:shd w:val="clear" w:fill="F5F7F5"/>
+          </w:tcPr>
+          <w:p>
+            <w:r/>
+            <w:r>
+              <w:rPr>
+                <w:rFonts w:ascii="Calibri" w:hAnsi="Calibri"/>
+                <w:b w:val="0"/>
+                <w:color w:val="2B2B2B"/>
+                <w:sz w:val="20"/>
+              </w:rPr>
+              <w:t>4</w:t>
+            </w:r>
+          </w:p>
+        </w:tc>
+        <w:tc>
+          <w:tcPr>
+            <w:tcW w:type="dxa" w:w="979"/>
+            <w:shd w:val="clear" w:fill="F5F7F5"/>
+            <w:shd w:val="clear" w:fill="F5F7F5"/>
+          </w:tcPr>
+          <w:p>
+            <w:r/>
+            <w:r>
+              <w:rPr>
+                <w:rFonts w:ascii="Calibri" w:hAnsi="Calibri"/>
+                <w:b/>
+                <w:color w:val="2B2B2B"/>
+                <w:sz w:val="20"/>
+              </w:rPr>
+              <w:t>G-004</w:t>
+            </w:r>
+          </w:p>
+        </w:tc>
+        <w:tc>
+          <w:tcPr>
+            <w:tcW w:type="dxa" w:w="979"/>
+            <w:shd w:val="clear" w:fill="F5F7F5"/>
+            <w:shd w:val="clear" w:fill="F5F7F5"/>
+          </w:tcPr>
+          <w:p>
+            <w:r/>
+            <w:r>
+              <w:rPr>
+                <w:rFonts w:ascii="Calibri" w:hAnsi="Calibri"/>
+                <w:b w:val="0"/>
+                <w:color w:val="2B2B2B"/>
+                <w:sz w:val="20"/>
+              </w:rPr>
+              <w:t>Gestión del cambio en seguridad electrónica</w:t>
+            </w:r>
+          </w:p>
+        </w:tc>
+        <w:tc>
+          <w:tcPr>
+            <w:tcW w:type="dxa" w:w="979"/>
+            <w:shd w:val="clear" w:fill="F5F7F5"/>
+            <w:shd w:val="clear" w:fill="F5F7F5"/>
+          </w:tcPr>
+          <w:p>
+            <w:r/>
+            <w:r>
+              <w:rPr>
+                <w:rFonts w:ascii="Calibri" w:hAnsi="Calibri"/>
+                <w:b/>
+                <w:color w:val="2B2B2B"/>
+                <w:sz w:val="20"/>
+              </w:rPr>
+              <w:t>3</w:t>
+            </w:r>
+          </w:p>
+        </w:tc>
+        <w:tc>
+          <w:tcPr>
+            <w:tcW w:type="dxa" w:w="979"/>
+            <w:shd w:val="clear" w:fill="F5F7F5"/>
+            <w:shd w:val="clear" w:fill="F5F7F5"/>
+          </w:tcPr>
+          <w:p>
+            <w:r/>
+            <w:r>
+              <w:rPr>
+                <w:rFonts w:ascii="Calibri" w:hAnsi="Calibri"/>
+                <w:b/>
+                <w:color w:val="2B2B2B"/>
+                <w:sz w:val="20"/>
+              </w:rPr>
+              <w:t>3</w:t>
+            </w:r>
+          </w:p>
+        </w:tc>
+        <w:tc>
+          <w:tcPr>
+            <w:tcW w:type="dxa" w:w="979"/>
+            <w:shd w:val="clear" w:fill="F5F7F5"/>
+            <w:shd w:val="clear" w:fill="F5F7F5"/>
+          </w:tcPr>
+          <w:p>
+            <w:r/>
+            <w:r>
+              <w:rPr>
+                <w:rFonts w:ascii="Calibri" w:hAnsi="Calibri"/>
+                <w:b/>
+                <w:color w:val="2B2B2B"/>
+                <w:sz w:val="20"/>
+              </w:rPr>
+              <w:t>3</w:t>
+            </w:r>
+          </w:p>
+        </w:tc>
+        <w:tc>
+          <w:tcPr>
+            <w:tcW w:type="dxa" w:w="979"/>
+            <w:shd w:val="clear" w:fill="F5F7F5"/>
+            <w:shd w:val="clear" w:fill="F5F7F5"/>
+          </w:tcPr>
+          <w:p>
+            <w:r/>
+            <w:r>
+              <w:rPr>
+                <w:rFonts w:ascii="Calibri" w:hAnsi="Calibri"/>
+                <w:b/>
+                <w:color w:val="2B2B2B"/>
+                <w:sz w:val="20"/>
+              </w:rPr>
+              <w:t>2</w:t>
+            </w:r>
+          </w:p>
+        </w:tc>
+        <w:tc>
+          <w:tcPr>
+            <w:tcW w:type="dxa" w:w="979"/>
+            <w:shd w:val="clear" w:fill="F5F7F5"/>
+            <w:shd w:val="clear" w:fill="F5F7F5"/>
+          </w:tcPr>
+          <w:p>
+            <w:r/>
+            <w:r>
+              <w:rPr>
+                <w:rFonts w:ascii="Calibri" w:hAnsi="Calibri"/>
+                <w:b/>
+                <w:color w:val="2B2B2B"/>
+                <w:sz w:val="20"/>
+              </w:rPr>
+              <w:t>4</w:t>
+            </w:r>
+          </w:p>
+        </w:tc>
+        <w:tc>
+          <w:tcPr>
+            <w:tcW w:type="dxa" w:w="979"/>
+            <w:shd w:val="clear" w:fill="F5F7F5"/>
+            <w:shd w:val="clear" w:fill="F5F7F5"/>
+          </w:tcPr>
+          <w:p>
+            <w:r/>
+            <w:r>
+              <w:rPr>
+                <w:rFonts w:ascii="Calibri" w:hAnsi="Calibri"/>
+                <w:b/>
+                <w:color w:val="2B2B2B"/>
+                <w:sz w:val="20"/>
+              </w:rPr>
+              <w:t>15</w:t>
+            </w:r>
+          </w:p>
+        </w:tc>
+        <w:tc>
+          <w:tcPr>
+            <w:tcW w:type="dxa" w:w="979"/>
+            <w:shd w:val="clear" w:fill="F5F7F5"/>
+            <w:shd w:val="clear" w:fill="F5F7F5"/>
+          </w:tcPr>
+          <w:p>
+            <w:r/>
+            <w:r>
+              <w:rPr>
+                <w:rFonts w:ascii="Calibri" w:hAnsi="Calibri"/>
+                <w:b w:val="0"/>
+                <w:color w:val="2B2B2B"/>
+                <w:sz w:val="20"/>
+              </w:rPr>
+              <w:t>Alfa de Cronbach 0,924 (pp. 75-77) y dos modelos OLS incompatibles sobre el mismo objetivo (p. 98 frente a pp. 101-102)</w:t>
+            </w:r>
+          </w:p>
+        </w:tc>
+      </w:tr>
+      <w:tr>
+        <w:tc>
+          <w:tcPr>
+            <w:tcW w:type="dxa" w:w="979"/>
+          </w:tcPr>
+          <w:p>
+            <w:r/>
+            <w:r>
+              <w:rPr>
+                <w:rFonts w:ascii="Calibri" w:hAnsi="Calibri"/>
+                <w:b w:val="0"/>
+                <w:color w:val="2B2B2B"/>
+                <w:sz w:val="20"/>
+              </w:rPr>
+              <w:t>5</w:t>
+            </w:r>
+          </w:p>
+        </w:tc>
+        <w:tc>
+          <w:tcPr>
+            <w:tcW w:type="dxa" w:w="979"/>
+          </w:tcPr>
+          <w:p>
+            <w:r/>
+            <w:r>
+              <w:rPr>
+                <w:rFonts w:ascii="Calibri" w:hAnsi="Calibri"/>
+                <w:b/>
+                <w:color w:val="2B2B2B"/>
+                <w:sz w:val="20"/>
+              </w:rPr>
+              <w:t>G-005</w:t>
+            </w:r>
+          </w:p>
+        </w:tc>
+        <w:tc>
+          <w:tcPr>
+            <w:tcW w:type="dxa" w:w="979"/>
+          </w:tcPr>
+          <w:p>
+            <w:r/>
+            <w:r>
+              <w:rPr>
+                <w:rFonts w:ascii="Calibri" w:hAnsi="Calibri"/>
+                <w:b w:val="0"/>
+                <w:color w:val="2B2B2B"/>
+                <w:sz w:val="20"/>
+              </w:rPr>
+              <w:t>Predicción de fallas SCADA-OMS-GIS</w:t>
+            </w:r>
+          </w:p>
+        </w:tc>
+        <w:tc>
+          <w:tcPr>
+            <w:tcW w:type="dxa" w:w="979"/>
+          </w:tcPr>
+          <w:p>
+            <w:r/>
+            <w:r>
+              <w:rPr>
+                <w:rFonts w:ascii="Calibri" w:hAnsi="Calibri"/>
+                <w:b/>
+                <w:color w:val="2B2B2B"/>
+                <w:sz w:val="20"/>
+              </w:rPr>
+              <w:t>4</w:t>
+            </w:r>
+          </w:p>
+        </w:tc>
+        <w:tc>
+          <w:tcPr>
+            <w:tcW w:type="dxa" w:w="979"/>
+          </w:tcPr>
+          <w:p>
+            <w:r/>
+            <w:r>
+              <w:rPr>
+                <w:rFonts w:ascii="Calibri" w:hAnsi="Calibri"/>
+                <w:b/>
+                <w:color w:val="2B2B2B"/>
+                <w:sz w:val="20"/>
+              </w:rPr>
+              <w:t>3</w:t>
+            </w:r>
+          </w:p>
+        </w:tc>
+        <w:tc>
+          <w:tcPr>
+            <w:tcW w:type="dxa" w:w="979"/>
+          </w:tcPr>
+          <w:p>
+            <w:r/>
+            <w:r>
+              <w:rPr>
+                <w:rFonts w:ascii="Calibri" w:hAnsi="Calibri"/>
+                <w:b/>
+                <w:color w:val="2B2B2B"/>
+                <w:sz w:val="20"/>
+              </w:rPr>
+              <w:t>3</w:t>
+            </w:r>
+          </w:p>
+        </w:tc>
+        <w:tc>
+          <w:tcPr>
+            <w:tcW w:type="dxa" w:w="979"/>
+          </w:tcPr>
+          <w:p>
+            <w:r/>
+            <w:r>
+              <w:rPr>
+                <w:rFonts w:ascii="Calibri" w:hAnsi="Calibri"/>
+                <w:b/>
+                <w:color w:val="2B2B2B"/>
+                <w:sz w:val="20"/>
+              </w:rPr>
+              <w:t>3</w:t>
+            </w:r>
+          </w:p>
+        </w:tc>
+        <w:tc>
+          <w:tcPr>
+            <w:tcW w:type="dxa" w:w="979"/>
+          </w:tcPr>
+          <w:p>
+            <w:r/>
+            <w:r>
+              <w:rPr>
+                <w:rFonts w:ascii="Calibri" w:hAnsi="Calibri"/>
+                <w:b/>
+                <w:color w:val="2B2B2B"/>
+                <w:sz w:val="20"/>
+              </w:rPr>
+              <w:t>4</w:t>
+            </w:r>
+          </w:p>
+        </w:tc>
+        <w:tc>
+          <w:tcPr>
+            <w:tcW w:type="dxa" w:w="979"/>
+          </w:tcPr>
+          <w:p>
+            <w:r/>
+            <w:r>
+              <w:rPr>
+                <w:rFonts w:ascii="Calibri" w:hAnsi="Calibri"/>
+                <w:b/>
+                <w:color w:val="2B2B2B"/>
+                <w:sz w:val="20"/>
+              </w:rPr>
+              <w:t>17</w:t>
+            </w:r>
+          </w:p>
+        </w:tc>
+        <w:tc>
+          <w:tcPr>
+            <w:tcW w:type="dxa" w:w="979"/>
+          </w:tcPr>
+          <w:p>
+            <w:r/>
+            <w:r>
+              <w:rPr>
+                <w:rFonts w:ascii="Calibri" w:hAnsi="Calibri"/>
+                <w:b w:val="0"/>
+                <w:color w:val="2B2B2B"/>
+                <w:sz w:val="20"/>
+              </w:rPr>
+              <w:t>Panel activo-semana y exclusión por fuga bien hechos (pp. 48-49); las metas propias de la p. 28 no se alcanzan ni se confrontan</w:t>
+            </w:r>
+          </w:p>
+        </w:tc>
+      </w:tr>
+      <w:tr>
+        <w:tc>
+          <w:tcPr>
+            <w:tcW w:type="dxa" w:w="979"/>
+            <w:shd w:val="clear" w:fill="F5F7F5"/>
+            <w:shd w:val="clear" w:fill="F5F7F5"/>
+          </w:tcPr>
+          <w:p>
+            <w:r/>
+            <w:r>
+              <w:rPr>
+                <w:rFonts w:ascii="Calibri" w:hAnsi="Calibri"/>
+                <w:b w:val="0"/>
+                <w:color w:val="2B2B2B"/>
+                <w:sz w:val="20"/>
+              </w:rPr>
+              <w:t>6</w:t>
+            </w:r>
+          </w:p>
+        </w:tc>
+        <w:tc>
+          <w:tcPr>
+            <w:tcW w:type="dxa" w:w="979"/>
+            <w:shd w:val="clear" w:fill="F5F7F5"/>
+            <w:shd w:val="clear" w:fill="F5F7F5"/>
+          </w:tcPr>
+          <w:p>
+            <w:r/>
+            <w:r>
+              <w:rPr>
+                <w:rFonts w:ascii="Calibri" w:hAnsi="Calibri"/>
+                <w:b/>
+                <w:color w:val="2B2B2B"/>
+                <w:sz w:val="20"/>
+              </w:rPr>
+              <w:t>G-006</w:t>
+            </w:r>
+          </w:p>
+        </w:tc>
+        <w:tc>
+          <w:tcPr>
+            <w:tcW w:type="dxa" w:w="979"/>
+            <w:shd w:val="clear" w:fill="F5F7F5"/>
+            <w:shd w:val="clear" w:fill="F5F7F5"/>
+          </w:tcPr>
+          <w:p>
+            <w:r/>
+            <w:r>
+              <w:rPr>
+                <w:rFonts w:ascii="Calibri" w:hAnsi="Calibri"/>
+                <w:b w:val="0"/>
+                <w:color w:val="2B2B2B"/>
+                <w:sz w:val="20"/>
+              </w:rPr>
+              <w:t>Sistema web de licitaciones</w:t>
+            </w:r>
+          </w:p>
+        </w:tc>
+        <w:tc>
+          <w:tcPr>
+            <w:tcW w:type="dxa" w:w="979"/>
+            <w:shd w:val="clear" w:fill="F5F7F5"/>
+            <w:shd w:val="clear" w:fill="F5F7F5"/>
+          </w:tcPr>
+          <w:p>
+            <w:r/>
+            <w:r>
+              <w:rPr>
+                <w:rFonts w:ascii="Calibri" w:hAnsi="Calibri"/>
+                <w:b/>
+                <w:color w:val="2B2B2B"/>
+                <w:sz w:val="20"/>
+              </w:rPr>
+              <w:t>4</w:t>
+            </w:r>
+          </w:p>
+        </w:tc>
+        <w:tc>
+          <w:tcPr>
+            <w:tcW w:type="dxa" w:w="979"/>
+            <w:shd w:val="clear" w:fill="F5F7F5"/>
+            <w:shd w:val="clear" w:fill="F5F7F5"/>
+          </w:tcPr>
+          <w:p>
+            <w:r/>
+            <w:r>
+              <w:rPr>
+                <w:rFonts w:ascii="Calibri" w:hAnsi="Calibri"/>
+                <w:b/>
+                <w:color w:val="2B2B2B"/>
+                <w:sz w:val="20"/>
+              </w:rPr>
+              <w:t>3</w:t>
+            </w:r>
+          </w:p>
+        </w:tc>
+        <w:tc>
+          <w:tcPr>
+            <w:tcW w:type="dxa" w:w="979"/>
+            <w:shd w:val="clear" w:fill="F5F7F5"/>
+            <w:shd w:val="clear" w:fill="F5F7F5"/>
+          </w:tcPr>
+          <w:p>
+            <w:r/>
+            <w:r>
+              <w:rPr>
+                <w:rFonts w:ascii="Calibri" w:hAnsi="Calibri"/>
+                <w:b/>
+                <w:color w:val="2B2B2B"/>
+                <w:sz w:val="20"/>
+              </w:rPr>
+              <w:t>3</w:t>
+            </w:r>
+          </w:p>
+        </w:tc>
+        <w:tc>
+          <w:tcPr>
+            <w:tcW w:type="dxa" w:w="979"/>
+            <w:shd w:val="clear" w:fill="F5F7F5"/>
+            <w:shd w:val="clear" w:fill="F5F7F5"/>
+          </w:tcPr>
+          <w:p>
+            <w:r/>
+            <w:r>
+              <w:rPr>
+                <w:rFonts w:ascii="Calibri" w:hAnsi="Calibri"/>
+                <w:b/>
+                <w:color w:val="2B2B2B"/>
+                <w:sz w:val="20"/>
+              </w:rPr>
+              <w:t>4</w:t>
+            </w:r>
+          </w:p>
+        </w:tc>
+        <w:tc>
+          <w:tcPr>
+            <w:tcW w:type="dxa" w:w="979"/>
+            <w:shd w:val="clear" w:fill="F5F7F5"/>
+            <w:shd w:val="clear" w:fill="F5F7F5"/>
+          </w:tcPr>
+          <w:p>
+            <w:r/>
+            <w:r>
+              <w:rPr>
+                <w:rFonts w:ascii="Calibri" w:hAnsi="Calibri"/>
+                <w:b/>
+                <w:color w:val="2B2B2B"/>
+                <w:sz w:val="20"/>
+              </w:rPr>
+              <w:t>5</w:t>
+            </w:r>
+          </w:p>
+        </w:tc>
+        <w:tc>
+          <w:tcPr>
+            <w:tcW w:type="dxa" w:w="979"/>
+            <w:shd w:val="clear" w:fill="F5F7F5"/>
+            <w:shd w:val="clear" w:fill="F5F7F5"/>
+          </w:tcPr>
+          <w:p>
+            <w:r/>
+            <w:r>
+              <w:rPr>
+                <w:rFonts w:ascii="Calibri" w:hAnsi="Calibri"/>
+                <w:b/>
+                <w:color w:val="2B2B2B"/>
+                <w:sz w:val="20"/>
+              </w:rPr>
+              <w:t>19</w:t>
+            </w:r>
+          </w:p>
+        </w:tc>
+        <w:tc>
+          <w:tcPr>
+            <w:tcW w:type="dxa" w:w="979"/>
+            <w:shd w:val="clear" w:fill="F5F7F5"/>
+            <w:shd w:val="clear" w:fill="F5F7F5"/>
+          </w:tcPr>
+          <w:p>
+            <w:r/>
+            <w:r>
+              <w:rPr>
+                <w:rFonts w:ascii="Calibri" w:hAnsi="Calibri"/>
+                <w:b w:val="0"/>
+                <w:color w:val="2B2B2B"/>
+                <w:sz w:val="20"/>
+              </w:rPr>
+              <w:t>En producción desde el 1/6/2026 con 10 licitaciones (p. 181); la madurez se midió con ADKAR y no con el instrumento declarado (pp. 76, 235)</w:t>
+            </w:r>
+          </w:p>
+        </w:tc>
+      </w:tr>
+      <w:tr>
+        <w:tc>
+          <w:tcPr>
+            <w:tcW w:type="dxa" w:w="979"/>
+          </w:tcPr>
+          <w:p>
+            <w:r/>
+            <w:r>
+              <w:rPr>
+                <w:rFonts w:ascii="Calibri" w:hAnsi="Calibri"/>
+                <w:b w:val="0"/>
+                <w:color w:val="2B2B2B"/>
+                <w:sz w:val="20"/>
+              </w:rPr>
+              <w:t>7</w:t>
+            </w:r>
+          </w:p>
+        </w:tc>
+        <w:tc>
+          <w:tcPr>
+            <w:tcW w:type="dxa" w:w="979"/>
+          </w:tcPr>
+          <w:p>
+            <w:r/>
+            <w:r>
+              <w:rPr>
+                <w:rFonts w:ascii="Calibri" w:hAnsi="Calibri"/>
+                <w:b/>
+                <w:color w:val="2B2B2B"/>
+                <w:sz w:val="20"/>
+              </w:rPr>
+              <w:t>G-007</w:t>
+            </w:r>
+          </w:p>
+        </w:tc>
+        <w:tc>
+          <w:tcPr>
+            <w:tcW w:type="dxa" w:w="979"/>
+          </w:tcPr>
+          <w:p>
+            <w:r/>
+            <w:r>
+              <w:rPr>
+                <w:rFonts w:ascii="Calibri" w:hAnsi="Calibri"/>
+                <w:b w:val="0"/>
+                <w:color w:val="2B2B2B"/>
+                <w:sz w:val="20"/>
+              </w:rPr>
+              <w:t>Diagnóstico de madurez digital en pymes</w:t>
+            </w:r>
+          </w:p>
+        </w:tc>
+        <w:tc>
+          <w:tcPr>
+            <w:tcW w:type="dxa" w:w="979"/>
+          </w:tcPr>
+          <w:p>
+            <w:r/>
+            <w:r>
+              <w:rPr>
+                <w:rFonts w:ascii="Calibri" w:hAnsi="Calibri"/>
+                <w:b/>
+                <w:color w:val="2B2B2B"/>
+                <w:sz w:val="20"/>
+              </w:rPr>
+              <w:t>3</w:t>
+            </w:r>
+          </w:p>
+        </w:tc>
+        <w:tc>
+          <w:tcPr>
+            <w:tcW w:type="dxa" w:w="979"/>
+          </w:tcPr>
+          <w:p>
+            <w:r/>
+            <w:r>
+              <w:rPr>
+                <w:rFonts w:ascii="Calibri" w:hAnsi="Calibri"/>
+                <w:b/>
+                <w:color w:val="2B2B2B"/>
+                <w:sz w:val="20"/>
+              </w:rPr>
+              <w:t>2</w:t>
+            </w:r>
+          </w:p>
+        </w:tc>
+        <w:tc>
+          <w:tcPr>
+            <w:tcW w:type="dxa" w:w="979"/>
+          </w:tcPr>
+          <w:p>
+            <w:r/>
+            <w:r>
+              <w:rPr>
+                <w:rFonts w:ascii="Calibri" w:hAnsi="Calibri"/>
+                <w:b/>
+                <w:color w:val="2B2B2B"/>
+                <w:sz w:val="20"/>
+              </w:rPr>
+              <w:t>3</w:t>
+            </w:r>
+          </w:p>
+        </w:tc>
+        <w:tc>
+          <w:tcPr>
+            <w:tcW w:type="dxa" w:w="979"/>
+          </w:tcPr>
+          <w:p>
+            <w:r/>
+            <w:r>
+              <w:rPr>
+                <w:rFonts w:ascii="Calibri" w:hAnsi="Calibri"/>
+                <w:b/>
+                <w:color w:val="2B2B2B"/>
+                <w:sz w:val="20"/>
+              </w:rPr>
+              <w:t>2</w:t>
+            </w:r>
+          </w:p>
+        </w:tc>
+        <w:tc>
+          <w:tcPr>
+            <w:tcW w:type="dxa" w:w="979"/>
+          </w:tcPr>
+          <w:p>
+            <w:r/>
+            <w:r>
+              <w:rPr>
+                <w:rFonts w:ascii="Calibri" w:hAnsi="Calibri"/>
+                <w:b/>
+                <w:color w:val="2B2B2B"/>
+                <w:sz w:val="20"/>
+              </w:rPr>
+              <w:t>4</w:t>
+            </w:r>
+          </w:p>
+        </w:tc>
+        <w:tc>
+          <w:tcPr>
+            <w:tcW w:type="dxa" w:w="979"/>
+          </w:tcPr>
+          <w:p>
+            <w:r/>
+            <w:r>
+              <w:rPr>
+                <w:rFonts w:ascii="Calibri" w:hAnsi="Calibri"/>
+                <w:b/>
+                <w:color w:val="2B2B2B"/>
+                <w:sz w:val="20"/>
+              </w:rPr>
+              <w:t>14</w:t>
+            </w:r>
+          </w:p>
+        </w:tc>
+        <w:tc>
+          <w:tcPr>
+            <w:tcW w:type="dxa" w:w="979"/>
+          </w:tcPr>
+          <w:p>
+            <w:r/>
+            <w:r>
+              <w:rPr>
+                <w:rFonts w:ascii="Calibri" w:hAnsi="Calibri"/>
+                <w:b w:val="0"/>
+                <w:color w:val="2B2B2B"/>
+                <w:sz w:val="20"/>
+              </w:rPr>
+              <w:t>Marco muestral real de 30 pymes nombradas (pp. 33, 44); el coeficiente se imprime como «001» y hay dos clasificaciones incompatibles (pp. 79-80)</w:t>
+            </w:r>
+          </w:p>
+        </w:tc>
+      </w:tr>
+      <w:tr>
+        <w:tc>
+          <w:tcPr>
+            <w:tcW w:type="dxa" w:w="979"/>
+            <w:shd w:val="clear" w:fill="F5F7F5"/>
+            <w:shd w:val="clear" w:fill="F5F7F5"/>
+          </w:tcPr>
+          <w:p>
+            <w:r/>
+            <w:r>
+              <w:rPr>
+                <w:rFonts w:ascii="Calibri" w:hAnsi="Calibri"/>
+                <w:b w:val="0"/>
+                <w:color w:val="2B2B2B"/>
+                <w:sz w:val="20"/>
+              </w:rPr>
+              <w:t>8</w:t>
+            </w:r>
+          </w:p>
+        </w:tc>
+        <w:tc>
+          <w:tcPr>
+            <w:tcW w:type="dxa" w:w="979"/>
+            <w:shd w:val="clear" w:fill="F5F7F5"/>
+            <w:shd w:val="clear" w:fill="F5F7F5"/>
+          </w:tcPr>
+          <w:p>
+            <w:r/>
+            <w:r>
+              <w:rPr>
+                <w:rFonts w:ascii="Calibri" w:hAnsi="Calibri"/>
+                <w:b/>
+                <w:color w:val="2B2B2B"/>
+                <w:sz w:val="20"/>
+              </w:rPr>
+              <w:t>G-008</w:t>
+            </w:r>
+          </w:p>
+        </w:tc>
+        <w:tc>
+          <w:tcPr>
+            <w:tcW w:type="dxa" w:w="979"/>
+            <w:shd w:val="clear" w:fill="F5F7F5"/>
+            <w:shd w:val="clear" w:fill="F5F7F5"/>
+          </w:tcPr>
+          <w:p>
+            <w:r/>
+            <w:r>
+              <w:rPr>
+                <w:rFonts w:ascii="Calibri" w:hAnsi="Calibri"/>
+                <w:b w:val="0"/>
+                <w:color w:val="2B2B2B"/>
+                <w:sz w:val="20"/>
+              </w:rPr>
+              <w:t>Modelo conceptual de energía solar rural</w:t>
+            </w:r>
+          </w:p>
+        </w:tc>
+        <w:tc>
+          <w:tcPr>
+            <w:tcW w:type="dxa" w:w="979"/>
+            <w:shd w:val="clear" w:fill="F5F7F5"/>
+            <w:shd w:val="clear" w:fill="F5F7F5"/>
+          </w:tcPr>
+          <w:p>
+            <w:r/>
+            <w:r>
+              <w:rPr>
+                <w:rFonts w:ascii="Calibri" w:hAnsi="Calibri"/>
+                <w:b/>
+                <w:color w:val="2B2B2B"/>
+                <w:sz w:val="20"/>
+              </w:rPr>
+              <w:t>3</w:t>
+            </w:r>
+          </w:p>
+        </w:tc>
+        <w:tc>
+          <w:tcPr>
+            <w:tcW w:type="dxa" w:w="979"/>
+            <w:shd w:val="clear" w:fill="F5F7F5"/>
+            <w:shd w:val="clear" w:fill="F5F7F5"/>
+          </w:tcPr>
+          <w:p>
+            <w:r/>
+            <w:r>
+              <w:rPr>
+                <w:rFonts w:ascii="Calibri" w:hAnsi="Calibri"/>
+                <w:b/>
+                <w:color w:val="2B2B2B"/>
+                <w:sz w:val="20"/>
+              </w:rPr>
+              <w:t>4</w:t>
+            </w:r>
+          </w:p>
+        </w:tc>
+        <w:tc>
+          <w:tcPr>
+            <w:tcW w:type="dxa" w:w="979"/>
+            <w:shd w:val="clear" w:fill="F5F7F5"/>
+            <w:shd w:val="clear" w:fill="F5F7F5"/>
+          </w:tcPr>
+          <w:p>
+            <w:r/>
+            <w:r>
+              <w:rPr>
+                <w:rFonts w:ascii="Calibri" w:hAnsi="Calibri"/>
+                <w:b/>
+                <w:color w:val="2B2B2B"/>
+                <w:sz w:val="20"/>
+              </w:rPr>
+              <w:t>3</w:t>
+            </w:r>
+          </w:p>
+        </w:tc>
+        <w:tc>
+          <w:tcPr>
+            <w:tcW w:type="dxa" w:w="979"/>
+            <w:shd w:val="clear" w:fill="F5F7F5"/>
+            <w:shd w:val="clear" w:fill="F5F7F5"/>
+          </w:tcPr>
+          <w:p>
+            <w:r/>
+            <w:r>
+              <w:rPr>
+                <w:rFonts w:ascii="Calibri" w:hAnsi="Calibri"/>
+                <w:b/>
+                <w:color w:val="2B2B2B"/>
+                <w:sz w:val="20"/>
+              </w:rPr>
+              <w:t>3</w:t>
+            </w:r>
+          </w:p>
+        </w:tc>
+        <w:tc>
+          <w:tcPr>
+            <w:tcW w:type="dxa" w:w="979"/>
+            <w:shd w:val="clear" w:fill="F5F7F5"/>
+            <w:shd w:val="clear" w:fill="F5F7F5"/>
+          </w:tcPr>
+          <w:p>
+            <w:r/>
+            <w:r>
+              <w:rPr>
+                <w:rFonts w:ascii="Calibri" w:hAnsi="Calibri"/>
+                <w:b/>
+                <w:color w:val="2B2B2B"/>
+                <w:sz w:val="20"/>
+              </w:rPr>
+              <w:t>3</w:t>
+            </w:r>
+          </w:p>
+        </w:tc>
+        <w:tc>
+          <w:tcPr>
+            <w:tcW w:type="dxa" w:w="979"/>
+            <w:shd w:val="clear" w:fill="F5F7F5"/>
+            <w:shd w:val="clear" w:fill="F5F7F5"/>
+          </w:tcPr>
+          <w:p>
+            <w:r/>
+            <w:r>
+              <w:rPr>
+                <w:rFonts w:ascii="Calibri" w:hAnsi="Calibri"/>
+                <w:b/>
+                <w:color w:val="2B2B2B"/>
+                <w:sz w:val="20"/>
+              </w:rPr>
+              <w:t>16</w:t>
+            </w:r>
+          </w:p>
+        </w:tc>
+        <w:tc>
+          <w:tcPr>
+            <w:tcW w:type="dxa" w:w="979"/>
+            <w:shd w:val="clear" w:fill="F5F7F5"/>
+            <w:shd w:val="clear" w:fill="F5F7F5"/>
+          </w:tcPr>
+          <w:p>
+            <w:r/>
+            <w:r>
+              <w:rPr>
+                <w:rFonts w:ascii="Calibri" w:hAnsi="Calibri"/>
+                <w:b w:val="0"/>
+                <w:color w:val="2B2B2B"/>
+                <w:sz w:val="20"/>
+              </w:rPr>
+              <w:t>El corpus documental es su fortaleza (D01-D35, p. 40) con 4 duplicados; el mazo inventa 87 %, 81 % y 76 %, que no están en 129 páginas</w:t>
+            </w:r>
+          </w:p>
+        </w:tc>
+      </w:tr>
+      <w:tr>
+        <w:tc>
+          <w:tcPr>
+            <w:tcW w:type="dxa" w:w="979"/>
+          </w:tcPr>
+          <w:p>
+            <w:r/>
+            <w:r>
+              <w:rPr>
+                <w:rFonts w:ascii="Calibri" w:hAnsi="Calibri"/>
+                <w:b w:val="0"/>
+                <w:color w:val="2B2B2B"/>
+                <w:sz w:val="20"/>
+              </w:rPr>
+              <w:t>9</w:t>
+            </w:r>
+          </w:p>
+        </w:tc>
+        <w:tc>
+          <w:tcPr>
+            <w:tcW w:type="dxa" w:w="979"/>
+          </w:tcPr>
+          <w:p>
+            <w:r/>
+            <w:r>
+              <w:rPr>
+                <w:rFonts w:ascii="Calibri" w:hAnsi="Calibri"/>
+                <w:b/>
+                <w:color w:val="2B2B2B"/>
+                <w:sz w:val="20"/>
+              </w:rPr>
+              <w:t>G-009</w:t>
+            </w:r>
+          </w:p>
+        </w:tc>
+        <w:tc>
+          <w:tcPr>
+            <w:tcW w:type="dxa" w:w="979"/>
+          </w:tcPr>
+          <w:p>
+            <w:r/>
+            <w:r>
+              <w:rPr>
+                <w:rFonts w:ascii="Calibri" w:hAnsi="Calibri"/>
+                <w:b w:val="0"/>
+                <w:color w:val="2B2B2B"/>
+                <w:sz w:val="20"/>
+              </w:rPr>
+              <w:t>Ecosistema digital de RR. HH.</w:t>
+            </w:r>
+          </w:p>
+        </w:tc>
+        <w:tc>
+          <w:tcPr>
+            <w:tcW w:type="dxa" w:w="979"/>
+          </w:tcPr>
+          <w:p>
+            <w:r/>
+            <w:r>
+              <w:rPr>
+                <w:rFonts w:ascii="Calibri" w:hAnsi="Calibri"/>
+                <w:b/>
+                <w:color w:val="2B2B2B"/>
+                <w:sz w:val="20"/>
+              </w:rPr>
+              <w:t>3</w:t>
+            </w:r>
+          </w:p>
+        </w:tc>
+        <w:tc>
+          <w:tcPr>
+            <w:tcW w:type="dxa" w:w="979"/>
+          </w:tcPr>
+          <w:p>
+            <w:r/>
+            <w:r>
+              <w:rPr>
+                <w:rFonts w:ascii="Calibri" w:hAnsi="Calibri"/>
+                <w:b/>
+                <w:color w:val="2B2B2B"/>
+                <w:sz w:val="20"/>
+              </w:rPr>
+              <w:t>2</w:t>
+            </w:r>
+          </w:p>
+        </w:tc>
+        <w:tc>
+          <w:tcPr>
+            <w:tcW w:type="dxa" w:w="979"/>
+          </w:tcPr>
+          <w:p>
+            <w:r/>
+            <w:r>
+              <w:rPr>
+                <w:rFonts w:ascii="Calibri" w:hAnsi="Calibri"/>
+                <w:b/>
+                <w:color w:val="2B2B2B"/>
+                <w:sz w:val="20"/>
+              </w:rPr>
+              <w:t>2</w:t>
+            </w:r>
+          </w:p>
+        </w:tc>
+        <w:tc>
+          <w:tcPr>
+            <w:tcW w:type="dxa" w:w="979"/>
+          </w:tcPr>
+          <w:p>
+            <w:r/>
+            <w:r>
+              <w:rPr>
+                <w:rFonts w:ascii="Calibri" w:hAnsi="Calibri"/>
+                <w:b/>
+                <w:color w:val="2B2B2B"/>
+                <w:sz w:val="20"/>
+              </w:rPr>
+              <w:t>3</w:t>
+            </w:r>
+          </w:p>
+        </w:tc>
+        <w:tc>
+          <w:tcPr>
+            <w:tcW w:type="dxa" w:w="979"/>
+          </w:tcPr>
+          <w:p>
+            <w:r/>
+            <w:r>
+              <w:rPr>
+                <w:rFonts w:ascii="Calibri" w:hAnsi="Calibri"/>
+                <w:b/>
+                <w:color w:val="2B2B2B"/>
+                <w:sz w:val="20"/>
+              </w:rPr>
+              <w:t>4</w:t>
+            </w:r>
+          </w:p>
+        </w:tc>
+        <w:tc>
+          <w:tcPr>
+            <w:tcW w:type="dxa" w:w="979"/>
+          </w:tcPr>
+          <w:p>
+            <w:r/>
+            <w:r>
+              <w:rPr>
+                <w:rFonts w:ascii="Calibri" w:hAnsi="Calibri"/>
+                <w:b/>
+                <w:color w:val="2B2B2B"/>
+                <w:sz w:val="20"/>
+              </w:rPr>
+              <w:t>14</w:t>
+            </w:r>
+          </w:p>
+        </w:tc>
+        <w:tc>
+          <w:tcPr>
+            <w:tcW w:type="dxa" w:w="979"/>
+          </w:tcPr>
+          <w:p>
+            <w:r/>
+            <w:r>
+              <w:rPr>
+                <w:rFonts w:ascii="Calibri" w:hAnsi="Calibri"/>
+                <w:b w:val="0"/>
+                <w:color w:val="2B2B2B"/>
+                <w:sz w:val="20"/>
+              </w:rPr>
+              <w:t>175 participantes reales; muestreo «probabilístico» sin marco ni error (p. 45) y cero menciones de ética en 126 páginas</w:t>
+            </w:r>
+          </w:p>
+        </w:tc>
+      </w:tr>
+      <w:tr>
+        <w:tc>
+          <w:tcPr>
+            <w:tcW w:type="dxa" w:w="979"/>
+            <w:shd w:val="clear" w:fill="F5F7F5"/>
+            <w:shd w:val="clear" w:fill="F5F7F5"/>
+          </w:tcPr>
+          <w:p>
+            <w:r/>
+            <w:r>
+              <w:rPr>
+                <w:rFonts w:ascii="Calibri" w:hAnsi="Calibri"/>
+                <w:b w:val="0"/>
+                <w:color w:val="2B2B2B"/>
+                <w:sz w:val="20"/>
+              </w:rPr>
+              <w:t>10</w:t>
+            </w:r>
+          </w:p>
+        </w:tc>
+        <w:tc>
+          <w:tcPr>
+            <w:tcW w:type="dxa" w:w="979"/>
+            <w:shd w:val="clear" w:fill="F5F7F5"/>
+            <w:shd w:val="clear" w:fill="F5F7F5"/>
+          </w:tcPr>
+          <w:p>
+            <w:r/>
+            <w:r>
+              <w:rPr>
+                <w:rFonts w:ascii="Calibri" w:hAnsi="Calibri"/>
+                <w:b/>
+                <w:color w:val="2B2B2B"/>
+                <w:sz w:val="20"/>
+              </w:rPr>
+              <w:t>G-010</w:t>
+            </w:r>
+          </w:p>
+        </w:tc>
+        <w:tc>
+          <w:tcPr>
+            <w:tcW w:type="dxa" w:w="979"/>
+            <w:shd w:val="clear" w:fill="F5F7F5"/>
+            <w:shd w:val="clear" w:fill="F5F7F5"/>
+          </w:tcPr>
+          <w:p>
+            <w:r/>
+            <w:r>
+              <w:rPr>
+                <w:rFonts w:ascii="Calibri" w:hAnsi="Calibri"/>
+                <w:b w:val="0"/>
+                <w:color w:val="2B2B2B"/>
+                <w:sz w:val="20"/>
+              </w:rPr>
+              <w:t>Plataforma para concursos DIAN</w:t>
+            </w:r>
+          </w:p>
+        </w:tc>
+        <w:tc>
+          <w:tcPr>
+            <w:tcW w:type="dxa" w:w="979"/>
+            <w:shd w:val="clear" w:fill="F5F7F5"/>
+            <w:shd w:val="clear" w:fill="F5F7F5"/>
+          </w:tcPr>
+          <w:p>
+            <w:r/>
+            <w:r>
+              <w:rPr>
+                <w:rFonts w:ascii="Calibri" w:hAnsi="Calibri"/>
+                <w:b/>
+                <w:color w:val="2B2B2B"/>
+                <w:sz w:val="20"/>
+              </w:rPr>
+              <w:t>2</w:t>
+            </w:r>
+          </w:p>
+        </w:tc>
+        <w:tc>
+          <w:tcPr>
+            <w:tcW w:type="dxa" w:w="979"/>
+            <w:shd w:val="clear" w:fill="F5F7F5"/>
+            <w:shd w:val="clear" w:fill="F5F7F5"/>
+          </w:tcPr>
+          <w:p>
+            <w:r/>
+            <w:r>
+              <w:rPr>
+                <w:rFonts w:ascii="Calibri" w:hAnsi="Calibri"/>
+                <w:b/>
+                <w:color w:val="2B2B2B"/>
+                <w:sz w:val="20"/>
+              </w:rPr>
+              <w:t>3</w:t>
+            </w:r>
+          </w:p>
+        </w:tc>
+        <w:tc>
+          <w:tcPr>
+            <w:tcW w:type="dxa" w:w="979"/>
+            <w:shd w:val="clear" w:fill="F5F7F5"/>
+            <w:shd w:val="clear" w:fill="F5F7F5"/>
+          </w:tcPr>
+          <w:p>
+            <w:r/>
+            <w:r>
+              <w:rPr>
+                <w:rFonts w:ascii="Calibri" w:hAnsi="Calibri"/>
+                <w:b/>
+                <w:color w:val="2B2B2B"/>
+                <w:sz w:val="20"/>
+              </w:rPr>
+              <w:t>2</w:t>
+            </w:r>
+          </w:p>
+        </w:tc>
+        <w:tc>
+          <w:tcPr>
+            <w:tcW w:type="dxa" w:w="979"/>
+            <w:shd w:val="clear" w:fill="F5F7F5"/>
+            <w:shd w:val="clear" w:fill="F5F7F5"/>
+          </w:tcPr>
+          <w:p>
+            <w:r/>
+            <w:r>
+              <w:rPr>
+                <w:rFonts w:ascii="Calibri" w:hAnsi="Calibri"/>
+                <w:b/>
+                <w:color w:val="2B2B2B"/>
+                <w:sz w:val="20"/>
+              </w:rPr>
+              <w:t>2</w:t>
+            </w:r>
+          </w:p>
+        </w:tc>
+        <w:tc>
+          <w:tcPr>
+            <w:tcW w:type="dxa" w:w="979"/>
+            <w:shd w:val="clear" w:fill="F5F7F5"/>
+            <w:shd w:val="clear" w:fill="F5F7F5"/>
+          </w:tcPr>
+          <w:p>
+            <w:r/>
+            <w:r>
+              <w:rPr>
+                <w:rFonts w:ascii="Calibri" w:hAnsi="Calibri"/>
+                <w:b/>
+                <w:color w:val="2B2B2B"/>
+                <w:sz w:val="20"/>
+              </w:rPr>
+              <w:t>3</w:t>
+            </w:r>
+          </w:p>
+        </w:tc>
+        <w:tc>
+          <w:tcPr>
+            <w:tcW w:type="dxa" w:w="979"/>
+            <w:shd w:val="clear" w:fill="F5F7F5"/>
+            <w:shd w:val="clear" w:fill="F5F7F5"/>
+          </w:tcPr>
+          <w:p>
+            <w:r/>
+            <w:r>
+              <w:rPr>
+                <w:rFonts w:ascii="Calibri" w:hAnsi="Calibri"/>
+                <w:b/>
+                <w:color w:val="2B2B2B"/>
+                <w:sz w:val="20"/>
+              </w:rPr>
+              <w:t>12</w:t>
+            </w:r>
+          </w:p>
+        </w:tc>
+        <w:tc>
+          <w:tcPr>
+            <w:tcW w:type="dxa" w:w="979"/>
+            <w:shd w:val="clear" w:fill="F5F7F5"/>
+            <w:shd w:val="clear" w:fill="F5F7F5"/>
+          </w:tcPr>
+          <w:p>
+            <w:r/>
+            <w:r>
+              <w:rPr>
+                <w:rFonts w:ascii="Calibri" w:hAnsi="Calibri"/>
+                <w:b w:val="0"/>
+                <w:color w:val="2B2B2B"/>
+                <w:sz w:val="20"/>
+              </w:rPr>
+              <w:t>Marco normativo sólido (pp. 25-26, 37); dos juegos de objetivos, dos arquitecturas y 10 frente a 100 participantes</w:t>
+            </w:r>
+          </w:p>
+        </w:tc>
+      </w:tr>
+      <w:tr>
+        <w:tc>
+          <w:tcPr>
+            <w:tcW w:type="dxa" w:w="979"/>
+          </w:tcPr>
+          <w:p>
+            <w:r/>
+            <w:r>
+              <w:rPr>
+                <w:rFonts w:ascii="Calibri" w:hAnsi="Calibri"/>
+                <w:b w:val="0"/>
+                <w:color w:val="2B2B2B"/>
+                <w:sz w:val="20"/>
+              </w:rPr>
+              <w:t>11</w:t>
+            </w:r>
+          </w:p>
+        </w:tc>
+        <w:tc>
+          <w:tcPr>
+            <w:tcW w:type="dxa" w:w="979"/>
+          </w:tcPr>
+          <w:p>
+            <w:r/>
+            <w:r>
+              <w:rPr>
+                <w:rFonts w:ascii="Calibri" w:hAnsi="Calibri"/>
+                <w:b/>
+                <w:color w:val="2B2B2B"/>
+                <w:sz w:val="20"/>
+              </w:rPr>
+              <w:t>G-011</w:t>
+            </w:r>
+          </w:p>
+        </w:tc>
+        <w:tc>
+          <w:tcPr>
+            <w:tcW w:type="dxa" w:w="979"/>
+          </w:tcPr>
+          <w:p>
+            <w:r/>
+            <w:r>
+              <w:rPr>
+                <w:rFonts w:ascii="Calibri" w:hAnsi="Calibri"/>
+                <w:b w:val="0"/>
+                <w:color w:val="2B2B2B"/>
+                <w:sz w:val="20"/>
+              </w:rPr>
+              <w:t>Intranet CDS</w:t>
+            </w:r>
+          </w:p>
+        </w:tc>
+        <w:tc>
+          <w:tcPr>
+            <w:tcW w:type="dxa" w:w="979"/>
+          </w:tcPr>
+          <w:p>
+            <w:r/>
+            <w:r>
+              <w:rPr>
+                <w:rFonts w:ascii="Calibri" w:hAnsi="Calibri"/>
+                <w:b w:val="0"/>
+                <w:color w:val="2B2B2B"/>
+                <w:sz w:val="20"/>
+              </w:rPr>
+              <w:t>—</w:t>
+            </w:r>
+          </w:p>
+        </w:tc>
+        <w:tc>
+          <w:tcPr>
+            <w:tcW w:type="dxa" w:w="979"/>
+          </w:tcPr>
+          <w:p>
+            <w:r/>
+            <w:r>
+              <w:rPr>
+                <w:rFonts w:ascii="Calibri" w:hAnsi="Calibri"/>
+                <w:b w:val="0"/>
+                <w:color w:val="2B2B2B"/>
+                <w:sz w:val="20"/>
+              </w:rPr>
+              <w:t>—</w:t>
+            </w:r>
+          </w:p>
+        </w:tc>
+        <w:tc>
+          <w:tcPr>
+            <w:tcW w:type="dxa" w:w="979"/>
+          </w:tcPr>
+          <w:p>
+            <w:r/>
+            <w:r>
+              <w:rPr>
+                <w:rFonts w:ascii="Calibri" w:hAnsi="Calibri"/>
+                <w:b w:val="0"/>
+                <w:color w:val="2B2B2B"/>
+                <w:sz w:val="20"/>
+              </w:rPr>
+              <w:t>—</w:t>
+            </w:r>
+          </w:p>
+        </w:tc>
+        <w:tc>
+          <w:tcPr>
+            <w:tcW w:type="dxa" w:w="979"/>
+          </w:tcPr>
+          <w:p>
+            <w:r/>
+            <w:r>
+              <w:rPr>
+                <w:rFonts w:ascii="Calibri" w:hAnsi="Calibri"/>
+                <w:b w:val="0"/>
+                <w:color w:val="2B2B2B"/>
+                <w:sz w:val="20"/>
+              </w:rPr>
+              <w:t>—</w:t>
+            </w:r>
+          </w:p>
+        </w:tc>
+        <w:tc>
+          <w:tcPr>
+            <w:tcW w:type="dxa" w:w="979"/>
+          </w:tcPr>
+          <w:p>
+            <w:r/>
+            <w:r>
+              <w:rPr>
+                <w:rFonts w:ascii="Calibri" w:hAnsi="Calibri"/>
+                <w:b w:val="0"/>
+                <w:color w:val="2B2B2B"/>
+                <w:sz w:val="20"/>
+              </w:rPr>
+              <w:t>—</w:t>
+            </w:r>
+          </w:p>
+        </w:tc>
+        <w:tc>
+          <w:tcPr>
+            <w:tcW w:type="dxa" w:w="979"/>
+          </w:tcPr>
+          <w:p>
+            <w:r/>
+            <w:r>
+              <w:rPr>
+                <w:rFonts w:ascii="Calibri" w:hAnsi="Calibri"/>
+                <w:b/>
+                <w:color w:val="2B2B2B"/>
+                <w:sz w:val="20"/>
+              </w:rPr>
+              <w:t>n/a</w:t>
+            </w:r>
+          </w:p>
+        </w:tc>
+        <w:tc>
+          <w:tcPr>
+            <w:tcW w:type="dxa" w:w="979"/>
+          </w:tcPr>
+          <w:p>
+            <w:r/>
+            <w:r>
+              <w:rPr>
+                <w:rFonts w:ascii="Calibri" w:hAnsi="Calibri"/>
+                <w:b/>
+                <w:color w:val="2B2B2B"/>
+                <w:sz w:val="20"/>
+              </w:rPr>
+              <w:t>Sin documento</w:t>
+            </w:r>
+            <w:r>
+              <w:rPr>
+                <w:rFonts w:ascii="Calibri" w:hAnsi="Calibri"/>
+                <w:b w:val="0"/>
+                <w:color w:val="2B2B2B"/>
+                <w:sz w:val="20"/>
+              </w:rPr>
+              <w:t xml:space="preserve">: cuatro de los cinco criterios no son puntuables. Ver §3 de su </w:t>
+            </w:r>
+            <w:r>
+              <w:rPr>
+                <w:rFonts w:ascii="Consolas" w:hAnsi="Consolas"/>
+                <w:color w:val="111111"/>
+                <w:sz w:val="19"/>
+              </w:rPr>
+              <w:t>4 - Evaluacion.md</w:t>
+            </w:r>
+          </w:p>
+        </w:tc>
+      </w:tr>
+      <w:tr>
+        <w:tc>
+          <w:tcPr>
+            <w:tcW w:type="dxa" w:w="979"/>
+            <w:shd w:val="clear" w:fill="F5F7F5"/>
+            <w:shd w:val="clear" w:fill="F5F7F5"/>
+          </w:tcPr>
+          <w:p>
+            <w:r/>
+            <w:r>
+              <w:rPr>
+                <w:rFonts w:ascii="Calibri" w:hAnsi="Calibri"/>
+                <w:b w:val="0"/>
+                <w:color w:val="2B2B2B"/>
+                <w:sz w:val="20"/>
+              </w:rPr>
+              <w:t>12</w:t>
+            </w:r>
+          </w:p>
+        </w:tc>
+        <w:tc>
+          <w:tcPr>
+            <w:tcW w:type="dxa" w:w="979"/>
+            <w:shd w:val="clear" w:fill="F5F7F5"/>
+            <w:shd w:val="clear" w:fill="F5F7F5"/>
+          </w:tcPr>
+          <w:p>
+            <w:r/>
+            <w:r>
+              <w:rPr>
+                <w:rFonts w:ascii="Calibri" w:hAnsi="Calibri"/>
+                <w:b/>
+                <w:color w:val="2B2B2B"/>
+                <w:sz w:val="20"/>
+              </w:rPr>
+              <w:t>G-012</w:t>
+            </w:r>
+          </w:p>
+        </w:tc>
+        <w:tc>
+          <w:tcPr>
+            <w:tcW w:type="dxa" w:w="979"/>
+            <w:shd w:val="clear" w:fill="F5F7F5"/>
+            <w:shd w:val="clear" w:fill="F5F7F5"/>
+          </w:tcPr>
+          <w:p>
+            <w:r/>
+            <w:r>
+              <w:rPr>
+                <w:rFonts w:ascii="Calibri" w:hAnsi="Calibri"/>
+                <w:b w:val="0"/>
+                <w:color w:val="2B2B2B"/>
+                <w:sz w:val="20"/>
+              </w:rPr>
+              <w:t>Simulador de pauta digital</w:t>
+            </w:r>
+          </w:p>
+        </w:tc>
+        <w:tc>
+          <w:tcPr>
+            <w:tcW w:type="dxa" w:w="979"/>
+            <w:shd w:val="clear" w:fill="F5F7F5"/>
+            <w:shd w:val="clear" w:fill="F5F7F5"/>
+          </w:tcPr>
+          <w:p>
+            <w:r/>
+            <w:r>
+              <w:rPr>
+                <w:rFonts w:ascii="Calibri" w:hAnsi="Calibri"/>
+                <w:b/>
+                <w:color w:val="2B2B2B"/>
+                <w:sz w:val="20"/>
+              </w:rPr>
+              <w:t>4</w:t>
+            </w:r>
+          </w:p>
+        </w:tc>
+        <w:tc>
+          <w:tcPr>
+            <w:tcW w:type="dxa" w:w="979"/>
+            <w:shd w:val="clear" w:fill="F5F7F5"/>
+            <w:shd w:val="clear" w:fill="F5F7F5"/>
+          </w:tcPr>
+          <w:p>
+            <w:r/>
+            <w:r>
+              <w:rPr>
+                <w:rFonts w:ascii="Calibri" w:hAnsi="Calibri"/>
+                <w:b/>
+                <w:color w:val="2B2B2B"/>
+                <w:sz w:val="20"/>
+              </w:rPr>
+              <w:t>3</w:t>
+            </w:r>
+          </w:p>
+        </w:tc>
+        <w:tc>
+          <w:tcPr>
+            <w:tcW w:type="dxa" w:w="979"/>
+            <w:shd w:val="clear" w:fill="F5F7F5"/>
+            <w:shd w:val="clear" w:fill="F5F7F5"/>
+          </w:tcPr>
+          <w:p>
+            <w:r/>
+            <w:r>
+              <w:rPr>
+                <w:rFonts w:ascii="Calibri" w:hAnsi="Calibri"/>
+                <w:b/>
+                <w:color w:val="2B2B2B"/>
+                <w:sz w:val="20"/>
+              </w:rPr>
+              <w:t>4</w:t>
+            </w:r>
+          </w:p>
+        </w:tc>
+        <w:tc>
+          <w:tcPr>
+            <w:tcW w:type="dxa" w:w="979"/>
+            <w:shd w:val="clear" w:fill="F5F7F5"/>
+            <w:shd w:val="clear" w:fill="F5F7F5"/>
+          </w:tcPr>
+          <w:p>
+            <w:r/>
+            <w:r>
+              <w:rPr>
+                <w:rFonts w:ascii="Calibri" w:hAnsi="Calibri"/>
+                <w:b/>
+                <w:color w:val="2B2B2B"/>
+                <w:sz w:val="20"/>
+              </w:rPr>
+              <w:t>4</w:t>
+            </w:r>
+          </w:p>
+        </w:tc>
+        <w:tc>
+          <w:tcPr>
+            <w:tcW w:type="dxa" w:w="979"/>
+            <w:shd w:val="clear" w:fill="F5F7F5"/>
+            <w:shd w:val="clear" w:fill="F5F7F5"/>
+          </w:tcPr>
+          <w:p>
+            <w:r/>
+            <w:r>
+              <w:rPr>
+                <w:rFonts w:ascii="Calibri" w:hAnsi="Calibri"/>
+                <w:b/>
+                <w:color w:val="2B2B2B"/>
+                <w:sz w:val="20"/>
+              </w:rPr>
+              <w:t>4</w:t>
+            </w:r>
+          </w:p>
+        </w:tc>
+        <w:tc>
+          <w:tcPr>
+            <w:tcW w:type="dxa" w:w="979"/>
+            <w:shd w:val="clear" w:fill="F5F7F5"/>
+            <w:shd w:val="clear" w:fill="F5F7F5"/>
+          </w:tcPr>
+          <w:p>
+            <w:r/>
+            <w:r>
+              <w:rPr>
+                <w:rFonts w:ascii="Calibri" w:hAnsi="Calibri"/>
+                <w:b/>
+                <w:color w:val="2B2B2B"/>
+                <w:sz w:val="20"/>
+              </w:rPr>
+              <w:t>19</w:t>
+            </w:r>
+          </w:p>
+        </w:tc>
+        <w:tc>
+          <w:tcPr>
+            <w:tcW w:type="dxa" w:w="979"/>
+            <w:shd w:val="clear" w:fill="F5F7F5"/>
+            <w:shd w:val="clear" w:fill="F5F7F5"/>
+          </w:tcPr>
+          <w:p>
+            <w:r/>
+            <w:r>
+              <w:rPr>
+                <w:rFonts w:ascii="Calibri" w:hAnsi="Calibri"/>
+                <w:b w:val="0"/>
+                <w:color w:val="2B2B2B"/>
+                <w:sz w:val="20"/>
+              </w:rPr>
+              <w:t>12 ecuaciones, semilla fija y trazabilidad encuesta → diseño (pp. 44-45); optimiza el promedio en un trabajo sobre incertidumbre (p. 53)</w:t>
+            </w:r>
+          </w:p>
+        </w:tc>
+      </w:tr>
+      <w:tr>
+        <w:tc>
+          <w:tcPr>
+            <w:tcW w:type="dxa" w:w="979"/>
+          </w:tcPr>
+          <w:p>
+            <w:r/>
+            <w:r>
+              <w:rPr>
+                <w:rFonts w:ascii="Calibri" w:hAnsi="Calibri"/>
+                <w:b w:val="0"/>
+                <w:color w:val="2B2B2B"/>
+                <w:sz w:val="20"/>
+              </w:rPr>
+              <w:t>13</w:t>
+            </w:r>
+          </w:p>
+        </w:tc>
+        <w:tc>
+          <w:tcPr>
+            <w:tcW w:type="dxa" w:w="979"/>
+          </w:tcPr>
+          <w:p>
+            <w:r/>
+            <w:r>
+              <w:rPr>
+                <w:rFonts w:ascii="Calibri" w:hAnsi="Calibri"/>
+                <w:b/>
+                <w:color w:val="2B2B2B"/>
+                <w:sz w:val="20"/>
+              </w:rPr>
+              <w:t>G-013</w:t>
+            </w:r>
+          </w:p>
+        </w:tc>
+        <w:tc>
+          <w:tcPr>
+            <w:tcW w:type="dxa" w:w="979"/>
+          </w:tcPr>
+          <w:p>
+            <w:r/>
+            <w:r>
+              <w:rPr>
+                <w:rFonts w:ascii="Calibri" w:hAnsi="Calibri"/>
+                <w:b w:val="0"/>
+                <w:color w:val="2B2B2B"/>
+                <w:sz w:val="20"/>
+              </w:rPr>
+              <w:t>Tesorería de cooperativas de Bogotá</w:t>
+            </w:r>
+          </w:p>
+        </w:tc>
+        <w:tc>
+          <w:tcPr>
+            <w:tcW w:type="dxa" w:w="979"/>
+          </w:tcPr>
+          <w:p>
+            <w:r/>
+            <w:r>
+              <w:rPr>
+                <w:rFonts w:ascii="Calibri" w:hAnsi="Calibri"/>
+                <w:b/>
+                <w:color w:val="2B2B2B"/>
+                <w:sz w:val="20"/>
+              </w:rPr>
+              <w:t>3</w:t>
+            </w:r>
+          </w:p>
+        </w:tc>
+        <w:tc>
+          <w:tcPr>
+            <w:tcW w:type="dxa" w:w="979"/>
+          </w:tcPr>
+          <w:p>
+            <w:r/>
+            <w:r>
+              <w:rPr>
+                <w:rFonts w:ascii="Calibri" w:hAnsi="Calibri"/>
+                <w:b/>
+                <w:color w:val="2B2B2B"/>
+                <w:sz w:val="20"/>
+              </w:rPr>
+              <w:t>2</w:t>
+            </w:r>
+          </w:p>
+        </w:tc>
+        <w:tc>
+          <w:tcPr>
+            <w:tcW w:type="dxa" w:w="979"/>
+          </w:tcPr>
+          <w:p>
+            <w:r/>
+            <w:r>
+              <w:rPr>
+                <w:rFonts w:ascii="Calibri" w:hAnsi="Calibri"/>
+                <w:b/>
+                <w:color w:val="2B2B2B"/>
+                <w:sz w:val="20"/>
+              </w:rPr>
+              <w:t>2</w:t>
+            </w:r>
+          </w:p>
+        </w:tc>
+        <w:tc>
+          <w:tcPr>
+            <w:tcW w:type="dxa" w:w="979"/>
+          </w:tcPr>
+          <w:p>
+            <w:r/>
+            <w:r>
+              <w:rPr>
+                <w:rFonts w:ascii="Calibri" w:hAnsi="Calibri"/>
+                <w:b/>
+                <w:color w:val="2B2B2B"/>
+                <w:sz w:val="20"/>
+              </w:rPr>
+              <w:t>2</w:t>
+            </w:r>
+          </w:p>
+        </w:tc>
+        <w:tc>
+          <w:tcPr>
+            <w:tcW w:type="dxa" w:w="979"/>
+          </w:tcPr>
+          <w:p>
+            <w:r/>
+            <w:r>
+              <w:rPr>
+                <w:rFonts w:ascii="Calibri" w:hAnsi="Calibri"/>
+                <w:b/>
+                <w:color w:val="2B2B2B"/>
+                <w:sz w:val="20"/>
+              </w:rPr>
+              <w:t>4</w:t>
+            </w:r>
+          </w:p>
+        </w:tc>
+        <w:tc>
+          <w:tcPr>
+            <w:tcW w:type="dxa" w:w="979"/>
+          </w:tcPr>
+          <w:p>
+            <w:r/>
+            <w:r>
+              <w:rPr>
+                <w:rFonts w:ascii="Calibri" w:hAnsi="Calibri"/>
+                <w:b/>
+                <w:color w:val="2B2B2B"/>
+                <w:sz w:val="20"/>
+              </w:rPr>
+              <w:t>13</w:t>
+            </w:r>
+          </w:p>
+        </w:tc>
+        <w:tc>
+          <w:tcPr>
+            <w:tcW w:type="dxa" w:w="979"/>
+          </w:tcPr>
+          <w:p>
+            <w:r/>
+            <w:r>
+              <w:rPr>
+                <w:rFonts w:ascii="Calibri" w:hAnsi="Calibri"/>
+                <w:b w:val="0"/>
+                <w:color w:val="2B2B2B"/>
+                <w:sz w:val="20"/>
+              </w:rPr>
+              <w:t>Encuestas diligenciadas anexadas (pp. 77-85); el método declarado no es el aplicado y el objetivo 3 no tiene resultado</w:t>
+            </w:r>
+          </w:p>
+        </w:tc>
+      </w:tr>
+      <w:tr>
+        <w:tc>
+          <w:tcPr>
+            <w:tcW w:type="dxa" w:w="979"/>
+            <w:shd w:val="clear" w:fill="F5F7F5"/>
+            <w:shd w:val="clear" w:fill="F5F7F5"/>
+          </w:tcPr>
+          <w:p>
+            <w:r/>
+          </w:p>
+        </w:tc>
+        <w:tc>
+          <w:tcPr>
+            <w:tcW w:type="dxa" w:w="979"/>
+            <w:shd w:val="clear" w:fill="F5F7F5"/>
+            <w:shd w:val="clear" w:fill="F5F7F5"/>
+          </w:tcPr>
+          <w:p>
+            <w:r/>
+          </w:p>
+        </w:tc>
+        <w:tc>
+          <w:tcPr>
+            <w:tcW w:type="dxa" w:w="979"/>
+            <w:shd w:val="clear" w:fill="F5F7F5"/>
+            <w:shd w:val="clear" w:fill="F5F7F5"/>
+          </w:tcPr>
+          <w:p>
+            <w:r/>
+            <w:r>
+              <w:rPr>
+                <w:rFonts w:ascii="Calibri" w:hAnsi="Calibri"/>
+                <w:b/>
+                <w:color w:val="2B2B2B"/>
+                <w:sz w:val="20"/>
+              </w:rPr>
+              <w:t>Promedio de los 12 puntuados</w:t>
+            </w:r>
+          </w:p>
+        </w:tc>
+        <w:tc>
+          <w:tcPr>
+            <w:tcW w:type="dxa" w:w="979"/>
+            <w:shd w:val="clear" w:fill="F5F7F5"/>
+            <w:shd w:val="clear" w:fill="F5F7F5"/>
+          </w:tcPr>
+          <w:p>
+            <w:r/>
+            <w:r>
+              <w:rPr>
+                <w:rFonts w:ascii="Calibri" w:hAnsi="Calibri"/>
+                <w:b/>
+                <w:color w:val="2B2B2B"/>
+                <w:sz w:val="20"/>
+              </w:rPr>
+              <w:t>3,4</w:t>
+            </w:r>
+          </w:p>
+        </w:tc>
+        <w:tc>
+          <w:tcPr>
+            <w:tcW w:type="dxa" w:w="979"/>
+            <w:shd w:val="clear" w:fill="F5F7F5"/>
+            <w:shd w:val="clear" w:fill="F5F7F5"/>
+          </w:tcPr>
+          <w:p>
+            <w:r/>
+            <w:r>
+              <w:rPr>
+                <w:rFonts w:ascii="Calibri" w:hAnsi="Calibri"/>
+                <w:b/>
+                <w:color w:val="2B2B2B"/>
+                <w:sz w:val="20"/>
+              </w:rPr>
+              <w:t>2,8</w:t>
+            </w:r>
+          </w:p>
+        </w:tc>
+        <w:tc>
+          <w:tcPr>
+            <w:tcW w:type="dxa" w:w="979"/>
+            <w:shd w:val="clear" w:fill="F5F7F5"/>
+            <w:shd w:val="clear" w:fill="F5F7F5"/>
+          </w:tcPr>
+          <w:p>
+            <w:r/>
+            <w:r>
+              <w:rPr>
+                <w:rFonts w:ascii="Calibri" w:hAnsi="Calibri"/>
+                <w:b/>
+                <w:color w:val="2B2B2B"/>
+                <w:sz w:val="20"/>
+              </w:rPr>
+              <w:t>2,8</w:t>
+            </w:r>
+          </w:p>
+        </w:tc>
+        <w:tc>
+          <w:tcPr>
+            <w:tcW w:type="dxa" w:w="979"/>
+            <w:shd w:val="clear" w:fill="F5F7F5"/>
+            <w:shd w:val="clear" w:fill="F5F7F5"/>
+          </w:tcPr>
+          <w:p>
+            <w:r/>
+            <w:r>
+              <w:rPr>
+                <w:rFonts w:ascii="Calibri" w:hAnsi="Calibri"/>
+                <w:b/>
+                <w:color w:val="2B2B2B"/>
+                <w:sz w:val="20"/>
+              </w:rPr>
+              <w:t>3,0</w:t>
+            </w:r>
+          </w:p>
+        </w:tc>
+        <w:tc>
+          <w:tcPr>
+            <w:tcW w:type="dxa" w:w="979"/>
+            <w:shd w:val="clear" w:fill="F5F7F5"/>
+            <w:shd w:val="clear" w:fill="F5F7F5"/>
+          </w:tcPr>
+          <w:p>
+            <w:r/>
+            <w:r>
+              <w:rPr>
+                <w:rFonts w:ascii="Calibri" w:hAnsi="Calibri"/>
+                <w:b/>
+                <w:color w:val="2B2B2B"/>
+                <w:sz w:val="20"/>
+              </w:rPr>
+              <w:t>4,0</w:t>
+            </w:r>
+          </w:p>
+        </w:tc>
+        <w:tc>
+          <w:tcPr>
+            <w:tcW w:type="dxa" w:w="979"/>
+            <w:shd w:val="clear" w:fill="F5F7F5"/>
+            <w:shd w:val="clear" w:fill="F5F7F5"/>
+          </w:tcPr>
+          <w:p>
+            <w:r/>
+          </w:p>
+        </w:tc>
+        <w:tc>
+          <w:tcPr>
+            <w:tcW w:type="dxa" w:w="979"/>
+            <w:shd w:val="clear" w:fill="F5F7F5"/>
+            <w:shd w:val="clear" w:fill="F5F7F5"/>
+          </w:tcPr>
+          <w:p>
+            <w:r/>
+          </w:p>
+        </w:tc>
+      </w:tr>
+    </w:tbl>
+    <w:p/>
+    <w:p>
+      <w:r>
+        <w:rPr>
+          <w:rFonts w:ascii="Calibri" w:hAnsi="Calibri"/>
+          <w:b/>
+          <w:color w:val="2B2B2B"/>
+          <w:sz w:val="22"/>
+        </w:rPr>
+        <w:t>Lo que se lee en la columna, no en la fila:</w:t>
+      </w:r>
+    </w:p>
+    <w:p>
+      <w:pPr>
+        <w:pStyle w:val="ListBullet"/>
+      </w:pPr>
+      <w:r>
+        <w:rPr>
+          <w:rFonts w:ascii="Calibri" w:hAnsi="Calibri"/>
+          <w:b/>
+          <w:color w:val="2B2B2B"/>
+          <w:sz w:val="22"/>
+        </w:rPr>
+        <w:t>El criterio 2 (marco teórico) es el más bajo de la jornada</w:t>
+      </w:r>
+      <w:r>
+        <w:rPr>
+          <w:rFonts w:ascii="Calibri" w:hAnsi="Calibri"/>
+          <w:b w:val="0"/>
+          <w:color w:val="2B2B2B"/>
+          <w:sz w:val="22"/>
+        </w:rPr>
+        <w:t xml:space="preserve"> y es un asunto del programa, no de</w:t>
+      </w:r>
+    </w:p>
+    <w:p>
+      <w:r>
+        <w:rPr>
+          <w:rFonts w:ascii="Calibri" w:hAnsi="Calibri"/>
+          <w:b w:val="0"/>
+          <w:color w:val="2B2B2B"/>
+          <w:sz w:val="22"/>
+        </w:rPr>
+        <w:t>un grupo: bibliografías con marcadores «[por verificar]» (G-003, pp. 138-140), listas en dos series</w:t>
+      </w:r>
+    </w:p>
+    <w:p>
+      <w:r>
+        <w:rPr>
+          <w:rFonts w:ascii="Calibri" w:hAnsi="Calibri"/>
+          <w:b w:val="0"/>
+          <w:color w:val="2B2B2B"/>
+          <w:sz w:val="22"/>
+        </w:rPr>
+        <w:t>con entradas ajenas al proyecto (G-009), entre seis y diez citas del cuerpo ausentes de la lista</w:t>
+      </w:r>
+    </w:p>
+    <w:p>
+      <w:r>
+        <w:rPr>
+          <w:rFonts w:ascii="Calibri" w:hAnsi="Calibri"/>
+          <w:b w:val="0"/>
+          <w:color w:val="2B2B2B"/>
+          <w:sz w:val="22"/>
+        </w:rPr>
+        <w:t>(G-001, G-004, G-006, G-013) y un producto sin literatura sobre su propia tecnología (G-002, 10</w:t>
+      </w:r>
+    </w:p>
+    <w:p>
+      <w:r>
+        <w:rPr>
+          <w:rFonts w:ascii="Calibri" w:hAnsi="Calibri"/>
+          <w:b w:val="0"/>
+          <w:color w:val="2B2B2B"/>
+          <w:sz w:val="22"/>
+        </w:rPr>
+        <w:t>referencias, ninguna sobre PWA). Va al correo a la Dirección, no a la sala.</w:t>
+      </w:r>
+    </w:p>
+    <w:p>
+      <w:pPr>
+        <w:pStyle w:val="ListBullet"/>
+      </w:pPr>
+      <w:r>
+        <w:rPr>
+          <w:rFonts w:ascii="Calibri" w:hAnsi="Calibri"/>
+          <w:b/>
+          <w:color w:val="2B2B2B"/>
+          <w:sz w:val="22"/>
+        </w:rPr>
+        <w:t>El criterio 5 (pertinencia disciplinar) es el más alto</w:t>
+      </w:r>
+      <w:r>
+        <w:rPr>
+          <w:rFonts w:ascii="Calibri" w:hAnsi="Calibri"/>
+          <w:b w:val="0"/>
+          <w:color w:val="2B2B2B"/>
+          <w:sz w:val="22"/>
+        </w:rPr>
+        <w:t>: los trece temas encajan en la</w:t>
+      </w:r>
+    </w:p>
+    <w:p>
+      <w:r>
+        <w:rPr>
+          <w:rFonts w:ascii="Calibri" w:hAnsi="Calibri"/>
+          <w:b w:val="0"/>
+          <w:color w:val="2B2B2B"/>
+          <w:sz w:val="22"/>
+        </w:rPr>
+        <w:t>especialización. Nadie está fuera de campo; lo que falla es cómo se sostiene lo que se afirma.</w:t>
+      </w:r>
+    </w:p>
+    <w:p>
+      <w:pPr>
+        <w:pStyle w:val="ListBullet"/>
+      </w:pPr>
+      <w:r>
+        <w:rPr>
+          <w:rFonts w:ascii="Calibri" w:hAnsi="Calibri"/>
+          <w:b/>
+          <w:color w:val="2B2B2B"/>
+          <w:sz w:val="22"/>
+        </w:rPr>
+        <w:t>El criterio 4 (resultados) es el que más se mueve en sala</w:t>
+      </w:r>
+      <w:r>
+        <w:rPr>
+          <w:rFonts w:ascii="Calibri" w:hAnsi="Calibri"/>
+          <w:b w:val="0"/>
+          <w:color w:val="2B2B2B"/>
+          <w:sz w:val="22"/>
+        </w:rPr>
+        <w:t>, porque siete de los trece tienen el</w:t>
+      </w:r>
+    </w:p>
+    <w:p>
+      <w:r>
+        <w:rPr>
+          <w:rFonts w:ascii="Calibri" w:hAnsi="Calibri"/>
+          <w:b w:val="0"/>
+          <w:color w:val="2B2B2B"/>
+          <w:sz w:val="22"/>
+        </w:rPr>
+        <w:t>cuarto objetivo parcial o sin ejecutar. Ahí está casi siempre la mejor pregunta.</w:t>
+      </w:r>
+    </w:p>
+    <w:p>
+      <w:pPr>
+        <w:pStyle w:val="ListBullet"/>
+      </w:pPr>
+      <w:r>
+        <w:rPr>
+          <w:rFonts w:ascii="Calibri" w:hAnsi="Calibri"/>
+          <w:b/>
+          <w:color w:val="2B2B2B"/>
+          <w:sz w:val="22"/>
+        </w:rPr>
+        <w:t>Ojo con leer la suma como un ranking de mérito.</w:t>
+      </w:r>
+      <w:r>
+        <w:rPr>
+          <w:rFonts w:ascii="Calibri" w:hAnsi="Calibri"/>
+          <w:b w:val="0"/>
+          <w:color w:val="2B2B2B"/>
+          <w:sz w:val="22"/>
+        </w:rPr>
+        <w:t xml:space="preserve"> No incluye dominio del tema ni capacidad de</w:t>
+      </w:r>
+    </w:p>
+    <w:p>
+      <w:r>
+        <w:rPr>
+          <w:rFonts w:ascii="Calibri" w:hAnsi="Calibri"/>
+          <w:b w:val="0"/>
+          <w:color w:val="2B2B2B"/>
+          <w:sz w:val="22"/>
+        </w:rPr>
+        <w:t>defensa, que son la mitad de lo que se juega el martes: G-005 puntúa alto aquí por lo cuidadoso de</w:t>
+      </w:r>
+    </w:p>
+    <w:p>
+      <w:r>
+        <w:rPr>
+          <w:rFonts w:ascii="Calibri" w:hAnsi="Calibri"/>
+          <w:b w:val="0"/>
+          <w:color w:val="2B2B2B"/>
+          <w:sz w:val="22"/>
+        </w:rPr>
+        <w:t>su diseño y su §8 anticipa 4,0-4,4, mientras G-004 puntúa bajo con una §8 de 4,0-4,5. **La nota del</w:t>
+      </w:r>
+    </w:p>
+    <w:p>
+      <w:r>
+        <w:rPr>
+          <w:rFonts w:ascii="Calibri" w:hAnsi="Calibri"/>
+          <w:b w:val="0"/>
+          <w:color w:val="2B2B2B"/>
+          <w:sz w:val="22"/>
+        </w:rPr>
+        <w:t>acta sale de la §8 de cada ficha, no de esta tabla.**</w:t>
       </w:r>
     </w:p>
     <w:p>
@@ -8180,7 +11538,7 @@
           <w:color w:val="2B2B2B"/>
           <w:sz w:val="22"/>
         </w:rPr>
-        <w:t>una sola estudiante</w:t>
+        <w:t>una sola persona</w:t>
       </w:r>
       <w:r>
         <w:rPr>
@@ -8358,7 +11716,7 @@
           <w:color w:val="2B2B2B"/>
           <w:sz w:val="22"/>
         </w:rPr>
-        <w:t xml:space="preserve"> en G-006 (proveedores y estados financieros), G-007 (30 empresas con razón social y debilidades de ciberseguridad), G-010 (encuesta a 100 funcionarios sin evidencia de autorización) y G-013 (nombre manuscrito visible en un anexo). Cada uno está detallado con página en la §8 de la ficha del grupo.</w:t>
+        <w:t xml:space="preserve"> en G-006 (proveedores y estados financieros), G-007 (30 empresas con razón social y debilidades de ciberseguridad), G-010 (encuesta a 100 funcionarios sin evidencia de autorización) y G-013 (nombre manuscrito visible en un anexo). Cada uno está detallado con página en la §9 de la ficha del grupo.</w:t>
       </w:r>
     </w:p>
     <w:p>
@@ -8412,7 +11770,7 @@
           <w:color w:val="2B2B2B"/>
           <w:sz w:val="22"/>
         </w:rPr>
-        <w:t xml:space="preserve"> solo las secciones 1 y 4: cinco minutos de resumen y los huecos con página.</w:t>
+        <w:t xml:space="preserve"> solo las secciones 1, 4 y 5: cinco minutos de resumen, los huecos del documento y —en una pasada rápida— lo que hay que mirar en pantalla mientras proyectan.</w:t>
       </w:r>
     </w:p>
     <w:p>
@@ -8562,7 +11920,7 @@
           <w:color w:val="2B2B2B"/>
           <w:sz w:val="22"/>
         </w:rPr>
-        <w:t xml:space="preserve">, rodear el rango de cada criterio en la §D con los umbrales de la §7, no con la impresión general, y </w:t>
+        <w:t xml:space="preserve">, rodear el rango de cada criterio en la §D con los umbrales de la §8, no con la impresión general, y </w:t>
       </w:r>
       <w:r>
         <w:rPr>
@@ -8764,28 +12122,11 @@
       <w:r>
         <w:rPr>
           <w:rFonts w:ascii="Calibri" w:hAnsi="Calibri"/>
-          <w:b w:val="0"/>
+          <w:i/>
           <w:color w:val="2B2B2B"/>
           <w:sz w:val="22"/>
         </w:rPr>
-        <w:t xml:space="preserve">*Índice preparado por Julián Andrés Castaño Espinosa (Jurado 2) el 15 de agosto de 2026. Carpetas de Drive, número de integrantes y correos reverificados ese día contra la hoja </w:t>
-      </w:r>
-      <w:r>
-        <w:rPr>
-          <w:rFonts w:ascii="Consolas" w:hAnsi="Consolas"/>
-          <w:color w:val="111111"/>
-          <w:sz w:val="21"/>
-        </w:rPr>
-        <w:t>MARIA-ESPTD</w:t>
-      </w:r>
-      <w:r>
-        <w:rPr>
-          <w:rFonts w:ascii="Calibri" w:hAnsi="Calibri"/>
-          <w:b w:val="0"/>
-          <w:color w:val="2B2B2B"/>
-          <w:sz w:val="22"/>
-        </w:rPr>
-        <w:t xml:space="preserve"> del cronograma 26ET2 y contra el sistema de archivos.*</w:t>
+        <w:t>Índice preparado por Julián Andrés Castaño Espinosa (Jurado 2) el 15 de agosto de 2026. Carpetas de Drive, número de integrantes y correos reverificados ese día contra la hoja `MARIA-ESPTD` del cronograma 26ET2 y contra el sistema de archivos.</w:t>
       </w:r>
     </w:p>
     <w:sectPr>
